--- a/24022956_Nguyen Hong Dang_Report Machine Learning for Design.docx
+++ b/24022956_Nguyen Hong Dang_Report Machine Learning for Design.docx
@@ -171,7 +171,7 @@
           <w:noProof/>
         </w:rPr>
         <w:drawing>
-          <wp:inline distT="0" distB="0" distL="0" distR="0" wp14:anchorId="39423D23" wp14:editId="6CF394C1">
+          <wp:inline distT="0" distB="0" distL="0" distR="0" wp14:anchorId="39423D23" wp14:editId="505FC4BA">
             <wp:extent cx="1201615" cy="1201615"/>
             <wp:effectExtent l="0" t="0" r="0" b="5715"/>
             <wp:docPr id="41098514" name="Picture 1"/>
@@ -1388,7 +1388,31 @@
           <w:szCs w:val="26"/>
           <w:lang w:val="en-US"/>
         </w:rPr>
-        <w:t>Trong quá trình triển khai đề tài, tôi có sử dụng các công cụ Trí tuệ nhân tạo (AI) như một trợ lý công nghệ để hỗ trợ tối ưu hóa cấu trúc câu chữ trong văn bản, đồng thời hỗ trợ tra cứu, tối ưu hóa và sửa lỗi (debug) một số phân đoạn mã nguồn (source code). Tuy nhiên, tôi xin khẳng định sự hỗ trợ này hoàn toàn không làm ảnh hưởng đến tính độc lập và trung thực của nghiên cứu. Toàn bộ ý tưởng thiết kế hệ thống, kiến trúc pipeline trích xuất đặc trưng lai (Hybrid Feature Extraction), quy trình cấu hình huấn luyện và kiểm thử các mô hình (Gradient Boosting, Random Forest, SVR), cũng như việc phân tích các số liệu thực nghiệm cốt lõi hoàn toàn do chính tôi chủ động định hướng, kiểm soát và trực tiếp làm chủ triển khai.</w:t>
+        <w:t xml:space="preserve">Trong quá trình triển khai đề tài, tôi có sử dụng các công cụ Trí tuệ nhân tạo (AI) như một trợ lý công nghệ để hỗ trợ tối ưu hóa cấu trúc câu chữ trong văn bản, đồng thời hỗ trợ tra </w:t>
+      </w:r>
+      <w:r>
+        <w:rPr>
+          <w:sz w:val="26"/>
+          <w:szCs w:val="26"/>
+          <w:lang w:val="en-US"/>
+        </w:rPr>
+        <w:t>cứu</w:t>
+      </w:r>
+      <w:r>
+        <w:rPr>
+          <w:sz w:val="26"/>
+          <w:szCs w:val="26"/>
+          <w:lang w:val="vi-VN"/>
+        </w:rPr>
+        <w:t>, trực quan hóa dữ liệu</w:t>
+      </w:r>
+      <w:r>
+        <w:rPr>
+          <w:sz w:val="26"/>
+          <w:szCs w:val="26"/>
+          <w:lang w:val="en-US"/>
+        </w:rPr>
+        <w:t>, tối ưu hóa và sửa lỗi (debug) một số phân đoạn mã nguồn (source code). Tuy nhiên, tôi xin khẳng định sự hỗ trợ này hoàn toàn không làm ảnh hưởng đến tính độc lập và trung thực của nghiên cứu. Toàn bộ ý tưởng thiết kế hệ thống, kiến trúc pipeline trích xuất đặc trưng lai (Hybrid Feature Extraction), quy trình cấu hình huấn luyện và kiểm thử các mô hình (Gradient Boosting, Random Forest, SVR), cũng như việc phân tích các số liệu thực nghiệm cốt lõi hoàn toàn do chính tôi chủ động định hướng, kiểm soát và làm chủ triển khai.</w:t>
       </w:r>
     </w:p>
     <w:p>
@@ -1715,7 +1739,7 @@
           <w:tab w:val="left" w:pos="567"/>
         </w:tabs>
         <w:spacing w:line="360" w:lineRule="auto"/>
-        <w:ind w:right="152" w:firstLine="720"/>
+        <w:ind w:right="152" w:firstLine="567"/>
         <w:rPr>
           <w:sz w:val="26"/>
           <w:szCs w:val="26"/>
@@ -2392,10 +2416,10 @@
                   <v:path o:extrusionok="f" gradientshapeok="t" o:connecttype="rect"/>
                   <o:lock v:ext="edit" aspectratio="t"/>
                 </v:shapetype>
-                <v:shape id="_x0000_i1115" type="#_x0000_t75" style="width:11.55pt;height:9.8pt" o:ole="">
+                <v:shape id="_x0000_i1112" type="#_x0000_t75" style="width:11.5pt;height:9.7pt" o:ole="">
                   <v:imagedata r:id="rId11" o:title=""/>
                 </v:shape>
-                <o:OLEObject Type="Embed" ProgID="Equation.DSMT4" ShapeID="_x0000_i1115" DrawAspect="Content" ObjectID="_1842030787" r:id="rId12"/>
+                <o:OLEObject Type="Embed" ProgID="Equation.DSMT4" ShapeID="_x0000_i1112" DrawAspect="Content" ObjectID="_1842047841" r:id="rId12"/>
               </w:object>
             </w:r>
           </w:p>
@@ -2451,10 +2475,10 @@
                 <w:szCs w:val="26"/>
               </w:rPr>
               <w:object w:dxaOrig="200" w:dyaOrig="300" w14:anchorId="2705770A">
-                <v:shape id="_x0000_i1116" type="#_x0000_t75" style="width:9.8pt;height:13.35pt" o:ole="">
+                <v:shape id="_x0000_i1113" type="#_x0000_t75" style="width:9.7pt;height:13.3pt" o:ole="">
                   <v:imagedata r:id="rId13" o:title=""/>
                 </v:shape>
-                <o:OLEObject Type="Embed" ProgID="Equation.DSMT4" ShapeID="_x0000_i1116" DrawAspect="Content" ObjectID="_1842030788" r:id="rId14"/>
+                <o:OLEObject Type="Embed" ProgID="Equation.DSMT4" ShapeID="_x0000_i1113" DrawAspect="Content" ObjectID="_1842047842" r:id="rId14"/>
               </w:object>
             </w:r>
           </w:p>
@@ -3161,10 +3185,7 @@
         <w:t>.1</w:t>
       </w:r>
       <w:r>
-        <w:t xml:space="preserve">. </w:t>
-      </w:r>
-      <w:r>
-        <w:t>Sự phụ thuộc vào cảm tính chủ quan:</w:t>
+        <w:t>. Sự phụ thuộc vào cảm tính chủ quan:</w:t>
       </w:r>
     </w:p>
     <w:p>
@@ -4212,15 +4233,7 @@
           <w:bCs/>
           <w:lang w:val="vi-VN"/>
         </w:rPr>
-        <w:t>4</w:t>
-      </w:r>
-      <w:r>
-        <w:rPr>
-          <w:b/>
-          <w:bCs/>
-          <w:lang w:val="vi-VN"/>
-        </w:rPr>
-        <w:t xml:space="preserve">.1. </w:t>
+        <w:t xml:space="preserve">4.1. </w:t>
       </w:r>
       <w:r>
         <w:rPr>
@@ -4302,15 +4315,7 @@
           <w:bCs/>
           <w:lang w:val="vi-VN"/>
         </w:rPr>
-        <w:t>4</w:t>
-      </w:r>
-      <w:r>
-        <w:rPr>
-          <w:b/>
-          <w:bCs/>
-          <w:lang w:val="vi-VN"/>
-        </w:rPr>
-        <w:t xml:space="preserve">.2. </w:t>
+        <w:t xml:space="preserve">4.2. </w:t>
       </w:r>
       <w:r>
         <w:rPr>
@@ -4821,7 +4826,7 @@
       <w:pPr>
         <w:pStyle w:val="Heading1"/>
         <w:rPr>
-          <w:spacing w:val="-3"/>
+          <w:lang w:val="vi-VN"/>
         </w:rPr>
       </w:pPr>
       <w:r>
@@ -4831,7 +4836,15 @@
       <w:bookmarkEnd w:id="18"/>
       <w:bookmarkEnd w:id="19"/>
     </w:p>
-    <w:bookmarkEnd w:id="0"/>
+    <w:p>
+      <w:pPr>
+        <w:pStyle w:val="Heading1"/>
+        <w:rPr>
+          <w:spacing w:val="-3"/>
+          <w:lang w:val="vi-VN"/>
+        </w:rPr>
+      </w:pPr>
+    </w:p>
     <w:p>
       <w:pPr>
         <w:pStyle w:val="Heading2"/>
@@ -4841,27 +4854,5605 @@
         </w:numPr>
         <w:spacing w:line="360" w:lineRule="auto"/>
         <w:rPr>
-          <w:lang w:val="en-US"/>
-        </w:rPr>
-      </w:pPr>
-      <w:r>
-        <w:rPr>
-          <w:lang w:val="en-US"/>
-        </w:rPr>
+          <w:lang w:val="vi-VN"/>
+        </w:rPr>
+      </w:pPr>
+      <w:r>
+        <w:t>Phân tích bài toán</w:t>
+      </w:r>
+    </w:p>
+    <w:p>
+      <w:pPr>
+        <w:rPr>
+          <w:lang w:val="vi-VN"/>
+        </w:rPr>
+      </w:pPr>
+      <w:r>
+        <w:rPr>
+          <w:lang w:val="vi-VN"/>
+        </w:rPr>
+        <w:t>6.1. Mô tả bài toán</w:t>
+      </w:r>
+    </w:p>
+    <w:p>
+      <w:pPr>
+        <w:rPr>
+          <w:b/>
+          <w:bCs/>
+          <w:lang w:val="en-US"/>
+        </w:rPr>
+      </w:pPr>
+      <w:r>
+        <w:rPr>
+          <w:b/>
+          <w:bCs/>
+          <w:lang w:val="en-US"/>
+        </w:rPr>
+        <w:t>2.1.1. Mô tả bài toán</w:t>
+      </w:r>
+    </w:p>
+    <w:p>
+      <w:pPr>
+        <w:rPr>
+          <w:lang w:val="en-US"/>
+        </w:rPr>
+      </w:pPr>
+      <w:r>
+        <w:rPr>
+          <w:lang w:val="en-US"/>
+        </w:rPr>
+        <w:t xml:space="preserve">Mục tiêu của đề tài là xây dựng một hệ thống </w:t>
+      </w:r>
+      <w:r>
+        <w:rPr>
+          <w:b/>
+          <w:bCs/>
+          <w:lang w:val="en-US"/>
+        </w:rPr>
+        <w:t>tự động đánh giá chất lượng thiết kế đồ họa</w:t>
+      </w:r>
+      <w:r>
+        <w:rPr>
+          <w:lang w:val="en-US"/>
+        </w:rPr>
+        <w:t xml:space="preserve"> dựa trên các kỹ thuật </w:t>
+      </w:r>
+      <w:r>
+        <w:rPr>
+          <w:b/>
+          <w:bCs/>
+          <w:lang w:val="en-US"/>
+        </w:rPr>
+        <w:t>Machine Learning</w:t>
+      </w:r>
+      <w:r>
+        <w:rPr>
+          <w:lang w:val="en-US"/>
+        </w:rPr>
+        <w:t xml:space="preserve"> và </w:t>
+      </w:r>
+      <w:r>
+        <w:rPr>
+          <w:b/>
+          <w:bCs/>
+          <w:lang w:val="en-US"/>
+        </w:rPr>
+        <w:t>Deep Learning</w:t>
+      </w:r>
+      <w:r>
+        <w:rPr>
+          <w:lang w:val="en-US"/>
+        </w:rPr>
+        <w:t xml:space="preserve">, nhằm hỗ trợ quá trình phân tích tính thẩm mỹ và mức độ hợp lý của bố cục thiết kế. Thay vì phụ thuộc hoàn toàn vào đánh giá chủ quan của con người, hệ thống hướng đến khả năng dự đoán một </w:t>
+      </w:r>
+      <w:r>
+        <w:rPr>
+          <w:b/>
+          <w:bCs/>
+          <w:lang w:val="en-US"/>
+        </w:rPr>
+        <w:t>điểm chất lượng tổng thể (quality score)</w:t>
+      </w:r>
+      <w:r>
+        <w:rPr>
+          <w:lang w:val="en-US"/>
+        </w:rPr>
+        <w:t xml:space="preserve"> dựa trên cả thông tin hình ảnh và cấu trúc bố cục của thiết kế.</w:t>
+      </w:r>
+    </w:p>
+    <w:p>
+      <w:pPr>
+        <w:rPr>
+          <w:lang w:val="en-US"/>
+        </w:rPr>
+      </w:pPr>
+      <w:r>
+        <w:rPr>
+          <w:lang w:val="en-US"/>
+        </w:rPr>
+        <w:t>Trong phạm vi nghiên cứu, dữ liệu đầu vào của hệ thống bao gồm:</w:t>
+      </w:r>
+    </w:p>
+    <w:p>
+      <w:pPr>
+        <w:numPr>
+          <w:ilvl w:val="0"/>
+          <w:numId w:val="22"/>
+        </w:numPr>
+        <w:rPr>
+          <w:lang w:val="en-US"/>
+        </w:rPr>
+      </w:pPr>
+      <w:r>
+        <w:rPr>
+          <w:b/>
+          <w:bCs/>
+          <w:lang w:val="en-US"/>
+        </w:rPr>
+        <w:t>Ảnh thiết kế đồ họa dạng RGB</w:t>
+      </w:r>
+      <w:r>
+        <w:rPr>
+          <w:lang w:val="en-US"/>
+        </w:rPr>
+        <w:t xml:space="preserve">, bao gồm các loại sản phẩm trực quan như </w:t>
+      </w:r>
+      <w:r>
+        <w:rPr>
+          <w:b/>
+          <w:bCs/>
+          <w:lang w:val="en-US"/>
+        </w:rPr>
+        <w:t>poster, banner, infographic, social media post</w:t>
+      </w:r>
+      <w:r>
+        <w:rPr>
+          <w:lang w:val="en-US"/>
+        </w:rPr>
+        <w:t xml:space="preserve"> hoặc các bố cục truyền thông thị giác tương tự.</w:t>
+      </w:r>
+    </w:p>
+    <w:p>
+      <w:pPr>
+        <w:numPr>
+          <w:ilvl w:val="0"/>
+          <w:numId w:val="22"/>
+        </w:numPr>
+        <w:rPr>
+          <w:lang w:val="en-US"/>
+        </w:rPr>
+      </w:pPr>
+      <w:r>
+        <w:rPr>
+          <w:b/>
+          <w:bCs/>
+          <w:lang w:val="en-US"/>
+        </w:rPr>
+        <w:t>Thông tin bố cục (layout information)</w:t>
+      </w:r>
+      <w:r>
+        <w:rPr>
+          <w:lang w:val="en-US"/>
+        </w:rPr>
+        <w:t xml:space="preserve"> được trích xuất thông qua hệ thống </w:t>
+      </w:r>
+      <w:r>
+        <w:rPr>
+          <w:b/>
+          <w:bCs/>
+          <w:lang w:val="en-US"/>
+        </w:rPr>
+        <w:t>Optical Character Recognition (OCR)</w:t>
+      </w:r>
+      <w:r>
+        <w:rPr>
+          <w:lang w:val="en-US"/>
+        </w:rPr>
+        <w:t xml:space="preserve"> sử dụng </w:t>
+      </w:r>
+      <w:r>
+        <w:rPr>
+          <w:b/>
+          <w:bCs/>
+          <w:lang w:val="en-US"/>
+        </w:rPr>
+        <w:t>Tesseract (pytesseract)</w:t>
+      </w:r>
+      <w:r>
+        <w:rPr>
+          <w:lang w:val="en-US"/>
+        </w:rPr>
+        <w:t xml:space="preserve">, trong đó mỗi thành phần văn bản được biểu diễn dưới dạng </w:t>
+      </w:r>
+      <w:r>
+        <w:rPr>
+          <w:b/>
+          <w:bCs/>
+          <w:lang w:val="en-US"/>
+        </w:rPr>
+        <w:t>bounding box</w:t>
+      </w:r>
+      <w:r>
+        <w:rPr>
+          <w:lang w:val="en-US"/>
+        </w:rPr>
+        <w:t xml:space="preserve"> tương ứng với tọa độ vị trí trong ảnh.</w:t>
+      </w:r>
+    </w:p>
+    <w:p>
+      <w:pPr>
+        <w:numPr>
+          <w:ilvl w:val="0"/>
+          <w:numId w:val="22"/>
+        </w:numPr>
+        <w:rPr>
+          <w:lang w:val="en-US"/>
+        </w:rPr>
+      </w:pPr>
+      <w:r>
+        <w:rPr>
+          <w:lang w:val="en-US"/>
+        </w:rPr>
+        <w:t xml:space="preserve">Các </w:t>
+      </w:r>
+      <w:r>
+        <w:rPr>
+          <w:b/>
+          <w:bCs/>
+          <w:lang w:val="en-US"/>
+        </w:rPr>
+        <w:t>bounding boxes</w:t>
+      </w:r>
+      <w:r>
+        <w:rPr>
+          <w:lang w:val="en-US"/>
+        </w:rPr>
+        <w:t xml:space="preserve"> được chuẩn hóa về cùng một không gian tọa độ theo chuẩn của </w:t>
+      </w:r>
+      <w:r>
+        <w:rPr>
+          <w:b/>
+          <w:bCs/>
+          <w:lang w:val="en-US"/>
+        </w:rPr>
+        <w:t>LayoutLMv3</w:t>
+      </w:r>
+      <w:r>
+        <w:rPr>
+          <w:lang w:val="en-US"/>
+        </w:rPr>
+        <w:t xml:space="preserve">, với miền giá trị </w:t>
+      </w:r>
+      <w:r>
+        <w:rPr>
+          <w:b/>
+          <w:bCs/>
+          <w:lang w:val="en-US"/>
+        </w:rPr>
+        <w:t>0–1000</w:t>
+      </w:r>
+      <w:r>
+        <w:rPr>
+          <w:lang w:val="en-US"/>
+        </w:rPr>
+        <w:t>, nhằm đảm bảo tính nhất quán khi xử lý dữ liệu có kích thước ảnh khác nhau.</w:t>
+      </w:r>
+    </w:p>
+    <w:p>
+      <w:pPr>
+        <w:rPr>
+          <w:lang w:val="en-US"/>
+        </w:rPr>
+      </w:pPr>
+      <w:r>
+        <w:rPr>
+          <w:lang w:val="en-US"/>
+        </w:rPr>
+        <w:t>Đầu ra của hệ thống là:</w:t>
+      </w:r>
+    </w:p>
+    <w:p>
+      <w:pPr>
+        <w:numPr>
+          <w:ilvl w:val="0"/>
+          <w:numId w:val="23"/>
+        </w:numPr>
+        <w:rPr>
+          <w:lang w:val="en-US"/>
+        </w:rPr>
+      </w:pPr>
+      <w:r>
+        <w:rPr>
+          <w:lang w:val="en-US"/>
+        </w:rPr>
+        <w:t xml:space="preserve">Một </w:t>
+      </w:r>
+      <w:r>
+        <w:rPr>
+          <w:b/>
+          <w:bCs/>
+          <w:lang w:val="en-US"/>
+        </w:rPr>
+        <w:t>điểm chất lượng thiết kế liên tục</w:t>
+      </w:r>
+      <w:r>
+        <w:rPr>
+          <w:lang w:val="en-US"/>
+        </w:rPr>
+        <w:t xml:space="preserve"> trong khoảng </w:t>
+      </w:r>
+      <w:r>
+        <w:rPr>
+          <w:b/>
+          <w:bCs/>
+          <w:lang w:val="en-US"/>
+        </w:rPr>
+        <w:t>[0, 10]</w:t>
+      </w:r>
+      <w:r>
+        <w:rPr>
+          <w:lang w:val="en-US"/>
+        </w:rPr>
+        <w:t>, phản ánh mức độ hợp lý về bố cục và chất lượng thị giác tổng thể của thiết kế.</w:t>
+      </w:r>
+    </w:p>
+    <w:p>
+      <w:pPr>
+        <w:numPr>
+          <w:ilvl w:val="0"/>
+          <w:numId w:val="23"/>
+        </w:numPr>
+        <w:rPr>
+          <w:lang w:val="en-US"/>
+        </w:rPr>
+      </w:pPr>
+      <w:r>
+        <w:rPr>
+          <w:b/>
+          <w:bCs/>
+          <w:lang w:val="en-US"/>
+        </w:rPr>
+        <w:t>Ground-truth label</w:t>
+      </w:r>
+      <w:r>
+        <w:rPr>
+          <w:lang w:val="en-US"/>
+        </w:rPr>
+        <w:t xml:space="preserve"> được lấy từ cột </w:t>
+      </w:r>
+      <w:r>
+        <w:rPr>
+          <w:b/>
+          <w:bCs/>
+          <w:lang w:val="en-US"/>
+        </w:rPr>
+        <w:t>avg</w:t>
+      </w:r>
+      <w:r>
+        <w:rPr>
+          <w:lang w:val="en-US"/>
+        </w:rPr>
+        <w:t xml:space="preserve"> trong bộ dữ liệu </w:t>
+      </w:r>
+      <w:r>
+        <w:rPr>
+          <w:i/>
+          <w:iCs/>
+          <w:lang w:val="en-US"/>
+        </w:rPr>
+        <w:t>GraphicDesignEvaluation</w:t>
+      </w:r>
+      <w:r>
+        <w:rPr>
+          <w:lang w:val="en-US"/>
+        </w:rPr>
+        <w:t xml:space="preserve">, được tạo ra thông qua quá trình </w:t>
+      </w:r>
+      <w:r>
+        <w:rPr>
+          <w:b/>
+          <w:bCs/>
+          <w:lang w:val="en-US"/>
+        </w:rPr>
+        <w:t>automatic annotation bằng mô hình GPT</w:t>
+      </w:r>
+      <w:r>
+        <w:rPr>
+          <w:lang w:val="en-US"/>
+        </w:rPr>
+        <w:t>, đóng vai trò là nhãn tham chiếu cho quá trình huấn luyện.</w:t>
+      </w:r>
+    </w:p>
+    <w:p>
+      <w:pPr>
+        <w:rPr>
+          <w:lang w:val="en-US"/>
+        </w:rPr>
+      </w:pPr>
+      <w:r>
+        <w:rPr>
+          <w:lang w:val="en-US"/>
+        </w:rPr>
+        <w:t xml:space="preserve">Về bản chất, đây là </w:t>
+      </w:r>
+      <w:r>
+        <w:rPr>
+          <w:b/>
+          <w:bCs/>
+          <w:lang w:val="en-US"/>
+        </w:rPr>
+        <w:t>bài toán hồi quy (Regression)</w:t>
+      </w:r>
+      <w:r>
+        <w:rPr>
+          <w:lang w:val="en-US"/>
+        </w:rPr>
+        <w:t>, trong đó hệ thống học một hàm ánh xạ:</w:t>
+      </w:r>
+    </w:p>
+    <w:p>
+      <w:pPr>
+        <w:rPr>
+          <w:lang w:val="en-US"/>
+        </w:rPr>
+      </w:pPr>
+      <w:r>
+        <w:rPr>
+          <w:lang w:val="en-US"/>
+        </w:rPr>
+        <w:t>[</w:t>
+      </w:r>
+      <w:r>
+        <w:rPr>
+          <w:lang w:val="en-US"/>
+        </w:rPr>
+        <w:br/>
+        <w:t>f(\text{image}, \text{layout}) \rightarrow \text{score}, \quad score \in [0,10]</w:t>
+      </w:r>
+      <w:r>
+        <w:rPr>
+          <w:lang w:val="en-US"/>
+        </w:rPr>
+        <w:br/>
+        <w:t>]</w:t>
+      </w:r>
+    </w:p>
+    <w:p>
+      <w:pPr>
+        <w:rPr>
+          <w:lang w:val="en-US"/>
+        </w:rPr>
+      </w:pPr>
+      <w:r>
+        <w:rPr>
+          <w:lang w:val="en-US"/>
+        </w:rPr>
+        <w:t xml:space="preserve">Khác với </w:t>
+      </w:r>
+      <w:r>
+        <w:rPr>
+          <w:b/>
+          <w:bCs/>
+          <w:lang w:val="en-US"/>
+        </w:rPr>
+        <w:t>bài toán phân loại (Classification)</w:t>
+      </w:r>
+      <w:r>
+        <w:rPr>
+          <w:lang w:val="en-US"/>
+        </w:rPr>
+        <w:t xml:space="preserve">, mục tiêu không phải gán thiết kế vào một nhóm rời rạc (ví dụ: tốt/xấu), mà là dự đoán một </w:t>
+      </w:r>
+      <w:r>
+        <w:rPr>
+          <w:b/>
+          <w:bCs/>
+          <w:lang w:val="en-US"/>
+        </w:rPr>
+        <w:t>giá trị liên tục</w:t>
+      </w:r>
+      <w:r>
+        <w:rPr>
+          <w:lang w:val="en-US"/>
+        </w:rPr>
+        <w:t>, cho phép phản ánh chi tiết hơn mức độ chất lượng của từng thiết kế.</w:t>
+      </w:r>
+    </w:p>
+    <w:p>
+      <w:pPr>
+        <w:rPr>
+          <w:lang w:val="vi-VN"/>
+        </w:rPr>
+      </w:pPr>
+    </w:p>
+    <w:p>
+      <w:pPr>
+        <w:rPr>
+          <w:lang w:val="vi-VN"/>
+        </w:rPr>
+      </w:pPr>
+    </w:p>
+    <w:p>
+      <w:pPr>
+        <w:rPr>
+          <w:lang w:val="vi-VN"/>
+        </w:rPr>
+      </w:pPr>
+      <w:r>
+        <w:rPr>
+          <w:lang w:val="vi-VN"/>
+        </w:rPr>
+        <w:lastRenderedPageBreak/>
+        <w:t>6.2. Đặc thù bài toán</w:t>
+      </w:r>
+    </w:p>
+    <w:p>
+      <w:pPr>
+        <w:rPr>
+          <w:b/>
+          <w:bCs/>
+          <w:lang w:val="en-US"/>
+        </w:rPr>
+      </w:pPr>
+      <w:r>
+        <w:rPr>
+          <w:b/>
+          <w:bCs/>
+          <w:lang w:val="en-US"/>
+        </w:rPr>
+        <w:t>2.1.2. Đặc thù bài toán</w:t>
+      </w:r>
+    </w:p>
+    <w:p>
+      <w:pPr>
+        <w:rPr>
+          <w:lang w:val="en-US"/>
+        </w:rPr>
+      </w:pPr>
+      <w:r>
+        <w:rPr>
+          <w:lang w:val="en-US"/>
+        </w:rPr>
+        <w:t xml:space="preserve">Bài toán đánh giá chất lượng thiết kế đồ họa trong phạm vi nghiên cứu được định nghĩa là </w:t>
+      </w:r>
+      <w:r>
+        <w:rPr>
+          <w:b/>
+          <w:bCs/>
+          <w:lang w:val="en-US"/>
+        </w:rPr>
+        <w:t>bài toán hồi quy (Regression)</w:t>
+      </w:r>
+      <w:r>
+        <w:rPr>
+          <w:lang w:val="en-US"/>
+        </w:rPr>
+        <w:t xml:space="preserve">, trong đó mô hình học một hàm ánh xạ từ thông tin hình ảnh và bố cục sang một </w:t>
+      </w:r>
+      <w:r>
+        <w:rPr>
+          <w:b/>
+          <w:bCs/>
+          <w:lang w:val="en-US"/>
+        </w:rPr>
+        <w:t>điểm chất lượng liên tục</w:t>
+      </w:r>
+      <w:r>
+        <w:rPr>
+          <w:lang w:val="en-US"/>
+        </w:rPr>
+        <w:t xml:space="preserve"> trong khoảng </w:t>
+      </w:r>
+      <w:r>
+        <w:rPr>
+          <w:b/>
+          <w:bCs/>
+          <w:lang w:val="en-US"/>
+        </w:rPr>
+        <w:t>[0, 10]</w:t>
+      </w:r>
+      <w:r>
+        <w:rPr>
+          <w:lang w:val="en-US"/>
+        </w:rPr>
+        <w:t xml:space="preserve">. Cụ thể, đầu ra của hệ thống không phải là một nhãn rời rạc như </w:t>
+      </w:r>
+      <w:r>
+        <w:rPr>
+          <w:i/>
+          <w:iCs/>
+          <w:lang w:val="en-US"/>
+        </w:rPr>
+        <w:t>“đẹp/xấu”</w:t>
+      </w:r>
+      <w:r>
+        <w:rPr>
+          <w:lang w:val="en-US"/>
+        </w:rPr>
+        <w:t xml:space="preserve"> hoặc </w:t>
+      </w:r>
+      <w:r>
+        <w:rPr>
+          <w:i/>
+          <w:iCs/>
+          <w:lang w:val="en-US"/>
+        </w:rPr>
+        <w:t>“tốt/trung bình”</w:t>
+      </w:r>
+      <w:r>
+        <w:rPr>
+          <w:lang w:val="en-US"/>
+        </w:rPr>
+        <w:t xml:space="preserve">, mà là một giá trị số phản ánh mức độ chất lượng của thiết kế trên thang điểm chi tiết hơn. Do nhãn mục tiêu được lưu dưới dạng </w:t>
+      </w:r>
+      <w:r>
+        <w:rPr>
+          <w:b/>
+          <w:bCs/>
+          <w:lang w:val="en-US"/>
+        </w:rPr>
+        <w:t>giá trị thực (float) tại cột avg</w:t>
+      </w:r>
+      <w:r>
+        <w:rPr>
+          <w:lang w:val="en-US"/>
+        </w:rPr>
+        <w:t xml:space="preserve"> trong bộ dữ liệu </w:t>
+      </w:r>
+      <w:r>
+        <w:rPr>
+          <w:i/>
+          <w:iCs/>
+          <w:lang w:val="en-US"/>
+        </w:rPr>
+        <w:t>GraphicDesignEvaluation</w:t>
+      </w:r>
+      <w:r>
+        <w:rPr>
+          <w:lang w:val="en-US"/>
+        </w:rPr>
+        <w:t xml:space="preserve">, việc mô hình hóa dưới dạng hồi quy phù hợp hơn so với </w:t>
+      </w:r>
+      <w:r>
+        <w:rPr>
+          <w:b/>
+          <w:bCs/>
+          <w:lang w:val="en-US"/>
+        </w:rPr>
+        <w:t>bài toán phân loại (Classification)</w:t>
+      </w:r>
+      <w:r>
+        <w:rPr>
+          <w:lang w:val="en-US"/>
+        </w:rPr>
+        <w:t>, vốn chỉ dự đoán các nhóm nhãn cố định và làm mất đi tính liên tục của mức độ thẩm mỹ.</w:t>
+      </w:r>
+    </w:p>
+    <w:p>
+      <w:pPr>
+        <w:rPr>
+          <w:lang w:val="en-US"/>
+        </w:rPr>
+      </w:pPr>
+      <w:r>
+        <w:rPr>
+          <w:lang w:val="en-US"/>
+        </w:rPr>
+        <w:t xml:space="preserve">Một đặc điểm quan trọng của bài toán là </w:t>
+      </w:r>
+      <w:r>
+        <w:rPr>
+          <w:b/>
+          <w:bCs/>
+          <w:lang w:val="en-US"/>
+        </w:rPr>
+        <w:t>tính chủ quan trong đánh giá thẩm mỹ (aesthetic quality)</w:t>
+      </w:r>
+      <w:r>
+        <w:rPr>
+          <w:lang w:val="en-US"/>
+        </w:rPr>
+        <w:t xml:space="preserve">. Chất lượng thiết kế đồ họa thường phụ thuộc vào cảm nhận thị giác và kinh nghiệm cá nhân của người đánh giá, dẫn đến sự thiếu nhất quán giữa các chuyên gia hoặc người dùng khác nhau. Để giảm thiểu sai lệch chủ quan này, bộ dữ liệu sử dụng phương pháp </w:t>
+      </w:r>
+      <w:r>
+        <w:rPr>
+          <w:b/>
+          <w:bCs/>
+          <w:lang w:val="en-US"/>
+        </w:rPr>
+        <w:t>automatic annotation</w:t>
+      </w:r>
+      <w:r>
+        <w:rPr>
+          <w:lang w:val="en-US"/>
+        </w:rPr>
+        <w:t xml:space="preserve">, trong đó nhãn </w:t>
+      </w:r>
+      <w:r>
+        <w:rPr>
+          <w:b/>
+          <w:bCs/>
+          <w:lang w:val="en-US"/>
+        </w:rPr>
+        <w:t>ground-truth</w:t>
+      </w:r>
+      <w:r>
+        <w:rPr>
+          <w:lang w:val="en-US"/>
+        </w:rPr>
+        <w:t xml:space="preserve"> được sinh bởi mô hình </w:t>
+      </w:r>
+      <w:r>
+        <w:rPr>
+          <w:b/>
+          <w:bCs/>
+          <w:lang w:val="en-US"/>
+        </w:rPr>
+        <w:t>GPT</w:t>
+      </w:r>
+      <w:r>
+        <w:rPr>
+          <w:lang w:val="en-US"/>
+        </w:rPr>
+        <w:t xml:space="preserve"> đóng vai trò như một </w:t>
+      </w:r>
+      <w:r>
+        <w:rPr>
+          <w:i/>
+          <w:iCs/>
+          <w:lang w:val="en-US"/>
+        </w:rPr>
+        <w:t>“judge”</w:t>
+      </w:r>
+      <w:r>
+        <w:rPr>
+          <w:lang w:val="en-US"/>
+        </w:rPr>
+        <w:t xml:space="preserve"> nhất quán. So với đánh giá thủ công (human annotation), phương pháp này có ưu điểm về </w:t>
+      </w:r>
+      <w:r>
+        <w:rPr>
+          <w:b/>
+          <w:bCs/>
+          <w:lang w:val="en-US"/>
+        </w:rPr>
+        <w:t>tính nhất quán, khả năng mở rộng quy mô (scalability)</w:t>
+      </w:r>
+      <w:r>
+        <w:rPr>
+          <w:lang w:val="en-US"/>
+        </w:rPr>
+        <w:t xml:space="preserve"> và không chịu ảnh hưởng bởi mệt mỏi hoặc thiên lệch cảm xúc của người đánh giá.</w:t>
+      </w:r>
+    </w:p>
+    <w:p>
+      <w:pPr>
+        <w:rPr>
+          <w:lang w:val="en-US"/>
+        </w:rPr>
+      </w:pPr>
+      <w:r>
+        <w:rPr>
+          <w:lang w:val="en-US"/>
+        </w:rPr>
+        <w:t xml:space="preserve">Bài toán cũng đặt ra ba thách thức kỹ thuật chính. Thứ nhất, </w:t>
+      </w:r>
+      <w:r>
+        <w:rPr>
+          <w:b/>
+          <w:bCs/>
+          <w:lang w:val="en-US"/>
+        </w:rPr>
+        <w:t>bố cục thiết kế có tính phức tạp cao</w:t>
+      </w:r>
+      <w:r>
+        <w:rPr>
+          <w:lang w:val="en-US"/>
+        </w:rPr>
+        <w:t xml:space="preserve">, bao gồm nhiều thành phần như văn bản, hình ảnh, biểu tượng hoặc shape có thể chồng chéo và phân bố không đồng đều trong không gian. Thứ hai, việc đánh giá thiết kế đòi hỏi </w:t>
+      </w:r>
+      <w:r>
+        <w:rPr>
+          <w:b/>
+          <w:bCs/>
+          <w:lang w:val="en-US"/>
+        </w:rPr>
+        <w:t>kết hợp đồng thời thông tin ngữ nghĩa (semantic) và hình học không gian (geometry)</w:t>
+      </w:r>
+      <w:r>
+        <w:rPr>
+          <w:lang w:val="en-US"/>
+        </w:rPr>
+        <w:t xml:space="preserve">; hệ thống không chỉ cần “nhìn” nội dung hình ảnh mà còn phải hiểu cách các phần tử được sắp xếp trong bố cục. Thứ ba, các nguyên lý thiết kế như </w:t>
+      </w:r>
+      <w:r>
+        <w:rPr>
+          <w:b/>
+          <w:bCs/>
+          <w:lang w:val="en-US"/>
+        </w:rPr>
+        <w:t>căn chỉnh (alignment), cân bằng (balance), khoảng trắng (whitespace)</w:t>
+      </w:r>
+      <w:r>
+        <w:rPr>
+          <w:lang w:val="en-US"/>
+        </w:rPr>
+        <w:t xml:space="preserve"> hoặc mức độ chồng lấp là các yếu tố khó lượng hóa và cần được chuyển đổi thành đặc trưng số học có thể học được bởi mô hình Machine Learning.</w:t>
+      </w:r>
+    </w:p>
+    <w:p>
+      <w:pPr>
+        <w:rPr>
+          <w:lang w:val="en-US"/>
+        </w:rPr>
+      </w:pPr>
+      <w:r>
+        <w:rPr>
+          <w:lang w:val="en-US"/>
+        </w:rPr>
+        <w:t xml:space="preserve">Do đó, việc chỉ sử dụng </w:t>
+      </w:r>
+      <w:r>
+        <w:rPr>
+          <w:b/>
+          <w:bCs/>
+          <w:lang w:val="en-US"/>
+        </w:rPr>
+        <w:t>deep features</w:t>
+      </w:r>
+      <w:r>
+        <w:rPr>
+          <w:lang w:val="en-US"/>
+        </w:rPr>
+        <w:t xml:space="preserve"> từ mô hình học sâu như </w:t>
+      </w:r>
+      <w:r>
+        <w:rPr>
+          <w:b/>
+          <w:bCs/>
+          <w:lang w:val="en-US"/>
+        </w:rPr>
+        <w:t>LayoutLMv3</w:t>
+      </w:r>
+      <w:r>
+        <w:rPr>
+          <w:lang w:val="en-US"/>
+        </w:rPr>
+        <w:t xml:space="preserve"> là chưa đủ vì các biểu diễn này mang tính “hộp đen” và khó diễn giải. Ngược lại, các phương pháp </w:t>
+      </w:r>
+      <w:r>
+        <w:rPr>
+          <w:b/>
+          <w:bCs/>
+          <w:lang w:val="en-US"/>
+        </w:rPr>
+        <w:t>rule-based</w:t>
+      </w:r>
+      <w:r>
+        <w:rPr>
+          <w:lang w:val="en-US"/>
+        </w:rPr>
+        <w:t xml:space="preserve"> thuần túy dựa trên quy tắc hình học tuy có khả năng giải thích cao nhưng thường hạn chế về khả năng khái quát hóa. Vì vậy, nghiên cứu lựa chọn phương pháp </w:t>
+      </w:r>
+      <w:r>
+        <w:rPr>
+          <w:b/>
+          <w:bCs/>
+          <w:lang w:val="en-US"/>
+        </w:rPr>
+        <w:t>Hybrid Feature Extraction</w:t>
+      </w:r>
+      <w:r>
+        <w:rPr>
+          <w:lang w:val="en-US"/>
+        </w:rPr>
+        <w:t xml:space="preserve">, kết hợp giữa </w:t>
+      </w:r>
+      <w:r>
+        <w:rPr>
+          <w:b/>
+          <w:bCs/>
+          <w:lang w:val="en-US"/>
+        </w:rPr>
+        <w:t>deep semantic features</w:t>
+      </w:r>
+      <w:r>
+        <w:rPr>
+          <w:lang w:val="en-US"/>
+        </w:rPr>
+        <w:t xml:space="preserve"> và </w:t>
+      </w:r>
+      <w:r>
+        <w:rPr>
+          <w:b/>
+          <w:bCs/>
+          <w:lang w:val="en-US"/>
+        </w:rPr>
+        <w:t>geometric features</w:t>
+      </w:r>
+      <w:r>
+        <w:rPr>
+          <w:lang w:val="en-US"/>
+        </w:rPr>
+        <w:t>, nhằm tận dụng đồng thời khả năng biểu diễn mạnh của mô hình học sâu và tính giải thích của các nguyên lý thiết kế đồ họa.</w:t>
+      </w:r>
+    </w:p>
+    <w:p>
+      <w:pPr>
+        <w:rPr>
+          <w:lang w:val="vi-VN"/>
+        </w:rPr>
+      </w:pPr>
+    </w:p>
+    <w:p>
+      <w:pPr>
+        <w:rPr>
+          <w:lang w:val="vi-VN"/>
+        </w:rPr>
+      </w:pPr>
+    </w:p>
+    <w:p>
+      <w:pPr>
+        <w:rPr>
+          <w:lang w:val="vi-VN"/>
+        </w:rPr>
+      </w:pPr>
+    </w:p>
+    <w:p>
+      <w:pPr>
+        <w:rPr>
+          <w:lang w:val="vi-VN"/>
+        </w:rPr>
+      </w:pPr>
+    </w:p>
+    <w:bookmarkEnd w:id="0"/>
+    <w:p>
+      <w:pPr>
+        <w:pStyle w:val="Heading2"/>
+        <w:numPr>
+          <w:ilvl w:val="0"/>
+          <w:numId w:val="6"/>
+        </w:numPr>
+        <w:spacing w:line="360" w:lineRule="auto"/>
+        <w:rPr>
+          <w:lang w:val="vi-VN"/>
+        </w:rPr>
+      </w:pPr>
+      <w:r>
+        <w:rPr>
+          <w:lang w:val="en-US"/>
+        </w:rPr>
+        <w:lastRenderedPageBreak/>
         <w:t>Đ</w:t>
       </w:r>
       <w:r>
         <w:rPr>
           <w:lang w:val="en-US"/>
         </w:rPr>
-        <w:t>ề xuất thuật toán sử dụng,</w:t>
-      </w:r>
-      <w:r>
-        <w:rPr>
-          <w:lang w:val="en-US"/>
-        </w:rPr>
-        <w:t xml:space="preserve"> mô tả và trình bày thuật toán</w:t>
-      </w:r>
+        <w:t>ề xuất thuật toán sử dụng</w:t>
+      </w:r>
+    </w:p>
+    <w:p>
+      <w:pPr>
+        <w:rPr>
+          <w:lang w:val="vi-VN"/>
+        </w:rPr>
+      </w:pPr>
+      <w:r>
+        <w:rPr>
+          <w:lang w:val="vi-VN"/>
+        </w:rPr>
+        <w:t xml:space="preserve">7.1. </w:t>
+      </w:r>
+      <w:r>
+        <w:t>Kiến trúc tổng thể của hệ thống đề xuất</w:t>
+      </w:r>
+    </w:p>
+    <w:p>
+      <w:pPr>
+        <w:jc w:val="center"/>
+        <w:rPr>
+          <w:lang w:val="vi-VN"/>
+        </w:rPr>
+      </w:pPr>
+      <w:r>
+        <w:rPr>
+          <w:noProof/>
+          <w:lang w:val="vi-VN"/>
+        </w:rPr>
+        <w:drawing>
+          <wp:inline distT="0" distB="0" distL="0" distR="0" wp14:anchorId="4248C3F1" wp14:editId="138EC0BB">
+            <wp:extent cx="2725920" cy="4817889"/>
+            <wp:effectExtent l="0" t="0" r="0" b="1905"/>
+            <wp:docPr id="7" name="Picture 7"/>
+            <wp:cNvGraphicFramePr>
+              <a:graphicFrameLocks xmlns:a="http://schemas.openxmlformats.org/drawingml/2006/main" noChangeAspect="1"/>
+            </wp:cNvGraphicFramePr>
+            <a:graphic xmlns:a="http://schemas.openxmlformats.org/drawingml/2006/main">
+              <a:graphicData uri="http://schemas.openxmlformats.org/drawingml/2006/picture">
+                <pic:pic xmlns:pic="http://schemas.openxmlformats.org/drawingml/2006/picture">
+                  <pic:nvPicPr>
+                    <pic:cNvPr id="0" name="Picture 36"/>
+                    <pic:cNvPicPr>
+                      <a:picLocks noChangeAspect="1" noChangeArrowheads="1"/>
+                    </pic:cNvPicPr>
+                  </pic:nvPicPr>
+                  <pic:blipFill>
+                    <a:blip r:embed="rId15" cstate="print">
+                      <a:extLst>
+                        <a:ext uri="{28A0092B-C50C-407E-A947-70E740481C1C}">
+                          <a14:useLocalDpi xmlns:a14="http://schemas.microsoft.com/office/drawing/2010/main" val="0"/>
+                        </a:ext>
+                      </a:extLst>
+                    </a:blip>
+                    <a:srcRect/>
+                    <a:stretch>
+                      <a:fillRect/>
+                    </a:stretch>
+                  </pic:blipFill>
+                  <pic:spPr bwMode="auto">
+                    <a:xfrm>
+                      <a:off x="0" y="0"/>
+                      <a:ext cx="2740938" cy="4844432"/>
+                    </a:xfrm>
+                    <a:prstGeom prst="rect">
+                      <a:avLst/>
+                    </a:prstGeom>
+                    <a:noFill/>
+                    <a:ln>
+                      <a:noFill/>
+                    </a:ln>
+                  </pic:spPr>
+                </pic:pic>
+              </a:graphicData>
+            </a:graphic>
+          </wp:inline>
+        </w:drawing>
+      </w:r>
+    </w:p>
+    <w:p>
+      <w:pPr>
+        <w:rPr>
+          <w:lang w:val="vi-VN"/>
+        </w:rPr>
+      </w:pPr>
+      <w:r>
+        <w:rPr>
+          <w:lang w:val="vi-VN"/>
+        </w:rPr>
+        <w:t>7.2. Thuật toán trích xuất đặc trưng hình học</w:t>
+      </w:r>
+    </w:p>
+    <w:p>
+      <w:pPr>
+        <w:rPr>
+          <w:lang w:val="en-US"/>
+        </w:rPr>
+      </w:pPr>
+      <w:r>
+        <w:rPr>
+          <w:lang w:val="en-US"/>
+        </w:rPr>
+        <w:t>Trong hệ thống đánh giá chất lượng thiết kế đồ họa, đặc trưng hình học (</w:t>
+      </w:r>
+      <w:r>
+        <w:rPr>
+          <w:b/>
+          <w:bCs/>
+          <w:lang w:val="en-US"/>
+        </w:rPr>
+        <w:t>Geometric Features</w:t>
+      </w:r>
+      <w:r>
+        <w:rPr>
+          <w:lang w:val="en-US"/>
+        </w:rPr>
+        <w:t xml:space="preserve">) được xây dựng nhằm lượng hóa các nguyên lý bố cục thị giác từ vị trí không gian của các thành phần trong thiết kế. Đầu vào của thuật toán là </w:t>
+      </w:r>
+      <w:r>
+        <w:rPr>
+          <w:b/>
+          <w:bCs/>
+          <w:lang w:val="en-US"/>
+        </w:rPr>
+        <w:t>ma trận bounding boxes</w:t>
+      </w:r>
+      <w:r>
+        <w:rPr>
+          <w:lang w:val="en-US"/>
+        </w:rPr>
+        <w:t xml:space="preserve"> kích thước </w:t>
+      </w:r>
+      <w:r>
+        <w:rPr>
+          <w:b/>
+          <w:bCs/>
+          <w:lang w:val="en-US"/>
+        </w:rPr>
+        <w:t>[N×4]</w:t>
+      </w:r>
+      <w:r>
+        <w:rPr>
+          <w:lang w:val="en-US"/>
+        </w:rPr>
+        <w:t>, trong đó mỗi phần tử được biểu diễn dưới dạng:</w:t>
+      </w:r>
+    </w:p>
+    <w:p>
+      <w:pPr>
+        <w:ind w:firstLine="0"/>
+        <w:rPr>
+          <w:lang w:val="vi-VN"/>
+        </w:rPr>
+      </w:pPr>
+      <m:oMathPara>
+        <m:oMath>
+          <m:d>
+            <m:dPr>
+              <m:begChr m:val="["/>
+              <m:endChr m:val="]"/>
+              <m:ctrlPr>
+                <w:rPr>
+                  <w:rFonts w:ascii="Cambria Math" w:hAnsi="Cambria Math"/>
+                  <w:i/>
+                  <w:lang w:val="en-US"/>
+                </w:rPr>
+              </m:ctrlPr>
+            </m:dPr>
+            <m:e>
+              <m:sSub>
+                <m:sSubPr>
+                  <m:ctrlPr>
+                    <w:rPr>
+                      <w:rFonts w:ascii="Cambria Math" w:hAnsi="Cambria Math"/>
+                      <w:i/>
+                      <w:lang w:val="en-US"/>
+                    </w:rPr>
+                  </m:ctrlPr>
+                </m:sSubPr>
+                <m:e>
+                  <m:r>
+                    <w:rPr>
+                      <w:rFonts w:ascii="Cambria Math" w:hAnsi="Cambria Math"/>
+                      <w:lang w:val="en-US"/>
+                    </w:rPr>
+                    <m:t>x</m:t>
+                  </m:r>
+                </m:e>
+                <m:sub>
+                  <m:r>
+                    <w:rPr>
+                      <w:rFonts w:ascii="Cambria Math" w:hAnsi="Cambria Math"/>
+                      <w:lang w:val="en-US"/>
+                    </w:rPr>
+                    <m:t>0</m:t>
+                  </m:r>
+                </m:sub>
+              </m:sSub>
+              <m:r>
+                <w:rPr>
+                  <w:rFonts w:ascii="Cambria Math" w:hAnsi="Cambria Math"/>
+                  <w:lang w:val="en-US"/>
+                </w:rPr>
+                <m:t>,</m:t>
+              </m:r>
+              <m:sSub>
+                <m:sSubPr>
+                  <m:ctrlPr>
+                    <w:rPr>
+                      <w:rFonts w:ascii="Cambria Math" w:hAnsi="Cambria Math"/>
+                      <w:i/>
+                      <w:lang w:val="en-US"/>
+                    </w:rPr>
+                  </m:ctrlPr>
+                </m:sSubPr>
+                <m:e>
+                  <m:r>
+                    <w:rPr>
+                      <w:rFonts w:ascii="Cambria Math" w:hAnsi="Cambria Math"/>
+                      <w:lang w:val="en-US"/>
+                    </w:rPr>
+                    <m:t>y</m:t>
+                  </m:r>
+                </m:e>
+                <m:sub>
+                  <m:r>
+                    <w:rPr>
+                      <w:rFonts w:ascii="Cambria Math" w:hAnsi="Cambria Math"/>
+                      <w:lang w:val="en-US"/>
+                    </w:rPr>
+                    <m:t>0</m:t>
+                  </m:r>
+                </m:sub>
+              </m:sSub>
+              <m:r>
+                <w:rPr>
+                  <w:rFonts w:ascii="Cambria Math" w:hAnsi="Cambria Math"/>
+                  <w:lang w:val="en-US"/>
+                </w:rPr>
+                <m:t>,</m:t>
+              </m:r>
+              <m:sSub>
+                <m:sSubPr>
+                  <m:ctrlPr>
+                    <w:rPr>
+                      <w:rFonts w:ascii="Cambria Math" w:hAnsi="Cambria Math"/>
+                      <w:i/>
+                      <w:lang w:val="en-US"/>
+                    </w:rPr>
+                  </m:ctrlPr>
+                </m:sSubPr>
+                <m:e>
+                  <m:r>
+                    <w:rPr>
+                      <w:rFonts w:ascii="Cambria Math" w:hAnsi="Cambria Math"/>
+                      <w:lang w:val="en-US"/>
+                    </w:rPr>
+                    <m:t>x</m:t>
+                  </m:r>
+                </m:e>
+                <m:sub>
+                  <m:r>
+                    <w:rPr>
+                      <w:rFonts w:ascii="Cambria Math" w:hAnsi="Cambria Math"/>
+                      <w:lang w:val="en-US"/>
+                    </w:rPr>
+                    <m:t>1</m:t>
+                  </m:r>
+                </m:sub>
+              </m:sSub>
+              <m:r>
+                <w:rPr>
+                  <w:rFonts w:ascii="Cambria Math" w:hAnsi="Cambria Math"/>
+                  <w:lang w:val="en-US"/>
+                </w:rPr>
+                <m:t>,</m:t>
+              </m:r>
+              <m:sSub>
+                <m:sSubPr>
+                  <m:ctrlPr>
+                    <w:rPr>
+                      <w:rFonts w:ascii="Cambria Math" w:hAnsi="Cambria Math"/>
+                      <w:i/>
+                      <w:lang w:val="en-US"/>
+                    </w:rPr>
+                  </m:ctrlPr>
+                </m:sSubPr>
+                <m:e>
+                  <m:r>
+                    <w:rPr>
+                      <w:rFonts w:ascii="Cambria Math" w:hAnsi="Cambria Math"/>
+                      <w:lang w:val="en-US"/>
+                    </w:rPr>
+                    <m:t>y</m:t>
+                  </m:r>
+                </m:e>
+                <m:sub>
+                  <m:r>
+                    <w:rPr>
+                      <w:rFonts w:ascii="Cambria Math" w:hAnsi="Cambria Math"/>
+                      <w:lang w:val="en-US"/>
+                    </w:rPr>
+                    <m:t>1</m:t>
+                  </m:r>
+                </m:sub>
+              </m:sSub>
+            </m:e>
+          </m:d>
+        </m:oMath>
+      </m:oMathPara>
+    </w:p>
+    <w:p>
+      <w:pPr>
+        <w:rPr>
+          <w:lang w:val="en-US"/>
+        </w:rPr>
+      </w:pPr>
+      <w:r>
+        <w:rPr>
+          <w:lang w:val="en-US"/>
+        </w:rPr>
+        <w:t>với (</w:t>
+      </w:r>
+      <m:oMath>
+        <m:sSub>
+          <m:sSubPr>
+            <m:ctrlPr>
+              <w:rPr>
+                <w:rFonts w:ascii="Cambria Math" w:hAnsi="Cambria Math"/>
+                <w:i/>
+                <w:lang w:val="en-US"/>
+              </w:rPr>
+            </m:ctrlPr>
+          </m:sSubPr>
+          <m:e>
+            <m:r>
+              <w:rPr>
+                <w:rFonts w:ascii="Cambria Math" w:hAnsi="Cambria Math"/>
+                <w:lang w:val="en-US"/>
+              </w:rPr>
+              <m:t>x</m:t>
+            </m:r>
+          </m:e>
+          <m:sub>
+            <m:r>
+              <w:rPr>
+                <w:rFonts w:ascii="Cambria Math" w:hAnsi="Cambria Math"/>
+                <w:lang w:val="en-US"/>
+              </w:rPr>
+              <m:t>0</m:t>
+            </m:r>
+          </m:sub>
+        </m:sSub>
+        <m:r>
+          <w:rPr>
+            <w:rFonts w:ascii="Cambria Math" w:hAnsi="Cambria Math"/>
+            <w:lang w:val="en-US"/>
+          </w:rPr>
+          <m:t>,</m:t>
+        </m:r>
+        <m:sSub>
+          <m:sSubPr>
+            <m:ctrlPr>
+              <w:rPr>
+                <w:rFonts w:ascii="Cambria Math" w:hAnsi="Cambria Math"/>
+                <w:i/>
+                <w:lang w:val="en-US"/>
+              </w:rPr>
+            </m:ctrlPr>
+          </m:sSubPr>
+          <m:e>
+            <m:r>
+              <w:rPr>
+                <w:rFonts w:ascii="Cambria Math" w:hAnsi="Cambria Math"/>
+                <w:lang w:val="en-US"/>
+              </w:rPr>
+              <m:t>y</m:t>
+            </m:r>
+          </m:e>
+          <m:sub>
+            <m:r>
+              <w:rPr>
+                <w:rFonts w:ascii="Cambria Math" w:hAnsi="Cambria Math"/>
+                <w:lang w:val="en-US"/>
+              </w:rPr>
+              <m:t>0</m:t>
+            </m:r>
+          </m:sub>
+        </m:sSub>
+      </m:oMath>
+      <w:r>
+        <w:rPr>
+          <w:lang w:val="en-US"/>
+        </w:rPr>
+        <w:t>) lần lượt là tọa độ góc trên bên trái và (</w:t>
+      </w:r>
+      <m:oMath>
+        <m:sSub>
+          <m:sSubPr>
+            <m:ctrlPr>
+              <w:rPr>
+                <w:rFonts w:ascii="Cambria Math" w:hAnsi="Cambria Math"/>
+                <w:i/>
+                <w:lang w:val="en-US"/>
+              </w:rPr>
+            </m:ctrlPr>
+          </m:sSubPr>
+          <m:e>
+            <m:r>
+              <w:rPr>
+                <w:rFonts w:ascii="Cambria Math" w:hAnsi="Cambria Math"/>
+                <w:lang w:val="en-US"/>
+              </w:rPr>
+              <m:t>x</m:t>
+            </m:r>
+          </m:e>
+          <m:sub>
+            <m:r>
+              <w:rPr>
+                <w:rFonts w:ascii="Cambria Math" w:hAnsi="Cambria Math"/>
+                <w:lang w:val="en-US"/>
+              </w:rPr>
+              <m:t>1</m:t>
+            </m:r>
+          </m:sub>
+        </m:sSub>
+        <m:r>
+          <w:rPr>
+            <w:rFonts w:ascii="Cambria Math" w:hAnsi="Cambria Math"/>
+            <w:lang w:val="en-US"/>
+          </w:rPr>
+          <m:t>,</m:t>
+        </m:r>
+        <m:sSub>
+          <m:sSubPr>
+            <m:ctrlPr>
+              <w:rPr>
+                <w:rFonts w:ascii="Cambria Math" w:hAnsi="Cambria Math"/>
+                <w:i/>
+                <w:lang w:val="en-US"/>
+              </w:rPr>
+            </m:ctrlPr>
+          </m:sSubPr>
+          <m:e>
+            <m:r>
+              <w:rPr>
+                <w:rFonts w:ascii="Cambria Math" w:hAnsi="Cambria Math"/>
+                <w:lang w:val="en-US"/>
+              </w:rPr>
+              <m:t>y</m:t>
+            </m:r>
+          </m:e>
+          <m:sub>
+            <m:r>
+              <w:rPr>
+                <w:rFonts w:ascii="Cambria Math" w:hAnsi="Cambria Math"/>
+                <w:lang w:val="en-US"/>
+              </w:rPr>
+              <m:t>1</m:t>
+            </m:r>
+          </m:sub>
+        </m:sSub>
+      </m:oMath>
+      <w:r>
+        <w:rPr>
+          <w:lang w:val="en-US"/>
+        </w:rPr>
+        <w:t xml:space="preserve">) là tọa độ góc dưới bên phải của phần tử. Các tọa độ này được trích xuất bằng hệ thống </w:t>
+      </w:r>
+      <w:r>
+        <w:rPr>
+          <w:b/>
+          <w:bCs/>
+          <w:lang w:val="en-US"/>
+        </w:rPr>
+        <w:t>OCR Tesseract (pytesseract)</w:t>
+      </w:r>
+      <w:r>
+        <w:rPr>
+          <w:lang w:val="en-US"/>
+        </w:rPr>
+        <w:t xml:space="preserve"> và chuẩn hóa về miền giá trị </w:t>
+      </w:r>
+      <w:r>
+        <w:rPr>
+          <w:b/>
+          <w:bCs/>
+          <w:lang w:val="en-US"/>
+        </w:rPr>
+        <w:t>0–1000</w:t>
+      </w:r>
+      <w:r>
+        <w:rPr>
+          <w:lang w:val="en-US"/>
+        </w:rPr>
+        <w:t xml:space="preserve"> theo quy chuẩn của </w:t>
+      </w:r>
+      <w:r>
+        <w:rPr>
+          <w:b/>
+          <w:bCs/>
+          <w:lang w:val="en-US"/>
+        </w:rPr>
+        <w:t>LayoutLMv3</w:t>
+      </w:r>
+      <w:r>
+        <w:rPr>
+          <w:lang w:val="en-US"/>
+        </w:rPr>
+        <w:t xml:space="preserve">, nhằm đảm bảo tính nhất quán giữa các ảnh có kích thước khác nhau. Đầu ra của quá trình là một </w:t>
+      </w:r>
+      <w:r>
+        <w:rPr>
+          <w:b/>
+          <w:bCs/>
+          <w:lang w:val="en-US"/>
+        </w:rPr>
+        <w:t>vector đặc trưng hình học 12 chiều</w:t>
+      </w:r>
+      <w:r>
+        <w:rPr>
+          <w:lang w:val="en-US"/>
+        </w:rPr>
+        <w:t xml:space="preserve">, phản ánh chất lượng bố cục thiết kế dựa trên ba nhóm nguyên lý thị giác: </w:t>
+      </w:r>
+      <w:r>
+        <w:rPr>
+          <w:b/>
+          <w:bCs/>
+          <w:lang w:val="en-US"/>
+        </w:rPr>
+        <w:t>Alignment, Overlap và Whitespace</w:t>
+      </w:r>
+      <w:r>
+        <w:rPr>
+          <w:lang w:val="en-US"/>
+        </w:rPr>
+        <w:t>.</w:t>
+      </w:r>
+    </w:p>
+    <w:p>
+      <w:pPr>
+        <w:rPr>
+          <w:b/>
+          <w:bCs/>
+          <w:lang w:val="en-US"/>
+        </w:rPr>
+      </w:pPr>
+      <w:r>
+        <w:rPr>
+          <w:b/>
+          <w:bCs/>
+          <w:lang w:val="en-US"/>
+        </w:rPr>
+        <w:t>a) Nhóm đặc trưng Alignment (4 chiều)</w:t>
+      </w:r>
+    </w:p>
+    <w:p>
+      <w:pPr>
+        <w:jc w:val="center"/>
+        <w:rPr>
+          <w:lang w:val="en-US"/>
+        </w:rPr>
+      </w:pPr>
+      <w:r>
+        <w:rPr>
+          <w:lang w:val="en-US"/>
+        </w:rPr>
+        <w:lastRenderedPageBreak/>
+        <w:t xml:space="preserve">Nhóm đặc trưng này đánh giá mức độ </w:t>
+      </w:r>
+      <w:r>
+        <w:rPr>
+          <w:b/>
+          <w:bCs/>
+          <w:lang w:val="en-US"/>
+        </w:rPr>
+        <w:t>căn chỉnh bố cục (grid alignment)</w:t>
+      </w:r>
+      <w:r>
+        <w:rPr>
+          <w:lang w:val="en-US"/>
+        </w:rPr>
+        <w:t xml:space="preserve"> giữa các phần tử:</w:t>
+      </w:r>
+      <w:r>
+        <w:rPr>
+          <w:lang w:val="en-US"/>
+        </w:rPr>
+        <w:br/>
+        <w:t xml:space="preserve">geo_left_edge_std = </w:t>
+      </w:r>
+      <m:oMath>
+        <m:f>
+          <m:fPr>
+            <m:ctrlPr>
+              <w:rPr>
+                <w:rFonts w:ascii="Cambria Math" w:hAnsi="Cambria Math"/>
+                <w:lang w:val="en-US"/>
+              </w:rPr>
+            </m:ctrlPr>
+          </m:fPr>
+          <m:num>
+            <m:r>
+              <w:rPr>
+                <w:rFonts w:ascii="Cambria Math" w:hAnsi="Cambria Math"/>
+                <w:lang w:val="en-US"/>
+              </w:rPr>
+              <m:t>std</m:t>
+            </m:r>
+            <m:d>
+              <m:dPr>
+                <m:ctrlPr>
+                  <w:rPr>
+                    <w:rFonts w:ascii="Cambria Math" w:hAnsi="Cambria Math"/>
+                    <w:i/>
+                    <w:lang w:val="en-US"/>
+                  </w:rPr>
+                </m:ctrlPr>
+              </m:dPr>
+              <m:e>
+                <m:sSub>
+                  <m:sSubPr>
+                    <m:ctrlPr>
+                      <w:rPr>
+                        <w:rFonts w:ascii="Cambria Math" w:hAnsi="Cambria Math"/>
+                        <w:i/>
+                        <w:lang w:val="en-US"/>
+                      </w:rPr>
+                    </m:ctrlPr>
+                  </m:sSubPr>
+                  <m:e>
+                    <m:r>
+                      <w:rPr>
+                        <w:rFonts w:ascii="Cambria Math" w:hAnsi="Cambria Math"/>
+                        <w:lang w:val="en-US"/>
+                      </w:rPr>
+                      <m:t>x</m:t>
+                    </m:r>
+                  </m:e>
+                  <m:sub>
+                    <m:r>
+                      <w:rPr>
+                        <w:rFonts w:ascii="Cambria Math" w:hAnsi="Cambria Math"/>
+                        <w:lang w:val="en-US"/>
+                      </w:rPr>
+                      <m:t>0</m:t>
+                    </m:r>
+                  </m:sub>
+                </m:sSub>
+              </m:e>
+            </m:d>
+            <m:ctrlPr>
+              <w:rPr>
+                <w:rFonts w:ascii="Cambria Math" w:hAnsi="Cambria Math"/>
+                <w:i/>
+                <w:lang w:val="en-US"/>
+              </w:rPr>
+            </m:ctrlPr>
+          </m:num>
+          <m:den>
+            <m:r>
+              <w:rPr>
+                <w:rFonts w:ascii="Cambria Math" w:hAnsi="Cambria Math"/>
+                <w:lang w:val="en-US"/>
+              </w:rPr>
+              <m:t>range</m:t>
+            </m:r>
+            <m:d>
+              <m:dPr>
+                <m:ctrlPr>
+                  <w:rPr>
+                    <w:rFonts w:ascii="Cambria Math" w:hAnsi="Cambria Math"/>
+                    <w:i/>
+                    <w:lang w:val="en-US"/>
+                  </w:rPr>
+                </m:ctrlPr>
+              </m:dPr>
+              <m:e>
+                <m:sSub>
+                  <m:sSubPr>
+                    <m:ctrlPr>
+                      <w:rPr>
+                        <w:rFonts w:ascii="Cambria Math" w:hAnsi="Cambria Math"/>
+                        <w:i/>
+                        <w:lang w:val="en-US"/>
+                      </w:rPr>
+                    </m:ctrlPr>
+                  </m:sSubPr>
+                  <m:e>
+                    <m:r>
+                      <w:rPr>
+                        <w:rFonts w:ascii="Cambria Math" w:hAnsi="Cambria Math"/>
+                        <w:lang w:val="en-US"/>
+                      </w:rPr>
+                      <m:t>x</m:t>
+                    </m:r>
+                  </m:e>
+                  <m:sub>
+                    <m:r>
+                      <w:rPr>
+                        <w:rFonts w:ascii="Cambria Math" w:hAnsi="Cambria Math"/>
+                        <w:lang w:val="en-US"/>
+                      </w:rPr>
+                      <m:t>0</m:t>
+                    </m:r>
+                  </m:sub>
+                </m:sSub>
+              </m:e>
+            </m:d>
+            <m:ctrlPr>
+              <w:rPr>
+                <w:rFonts w:ascii="Cambria Math" w:hAnsi="Cambria Math"/>
+                <w:i/>
+                <w:lang w:val="en-US"/>
+              </w:rPr>
+            </m:ctrlPr>
+          </m:den>
+        </m:f>
+      </m:oMath>
+    </w:p>
+    <w:p>
+      <w:pPr>
+        <w:jc w:val="center"/>
+        <w:rPr>
+          <w:lang w:val="vi-VN"/>
+        </w:rPr>
+      </w:pPr>
+      <w:r>
+        <w:rPr>
+          <w:lang w:val="en-US"/>
+        </w:rPr>
+        <w:t>đo độ lệch chuẩn của cạnh trái; giá trị nhỏ phản ánh sự căn lề trái đồng đều.</w:t>
+      </w:r>
+      <w:r>
+        <w:rPr>
+          <w:lang w:val="en-US"/>
+        </w:rPr>
+        <w:br/>
+        <w:t xml:space="preserve">geo_right_edge_std = </w:t>
+      </w:r>
+      <m:oMath>
+        <m:f>
+          <m:fPr>
+            <m:ctrlPr>
+              <w:rPr>
+                <w:rFonts w:ascii="Cambria Math" w:hAnsi="Cambria Math"/>
+                <w:lang w:val="en-US"/>
+              </w:rPr>
+            </m:ctrlPr>
+          </m:fPr>
+          <m:num>
+            <m:r>
+              <w:rPr>
+                <w:rFonts w:ascii="Cambria Math" w:hAnsi="Cambria Math"/>
+                <w:lang w:val="en-US"/>
+              </w:rPr>
+              <m:t>std</m:t>
+            </m:r>
+            <m:d>
+              <m:dPr>
+                <m:ctrlPr>
+                  <w:rPr>
+                    <w:rFonts w:ascii="Cambria Math" w:hAnsi="Cambria Math"/>
+                    <w:i/>
+                    <w:lang w:val="en-US"/>
+                  </w:rPr>
+                </m:ctrlPr>
+              </m:dPr>
+              <m:e>
+                <m:sSub>
+                  <m:sSubPr>
+                    <m:ctrlPr>
+                      <w:rPr>
+                        <w:rFonts w:ascii="Cambria Math" w:hAnsi="Cambria Math"/>
+                        <w:i/>
+                        <w:lang w:val="en-US"/>
+                      </w:rPr>
+                    </m:ctrlPr>
+                  </m:sSubPr>
+                  <m:e>
+                    <m:r>
+                      <w:rPr>
+                        <w:rFonts w:ascii="Cambria Math" w:hAnsi="Cambria Math"/>
+                        <w:lang w:val="en-US"/>
+                      </w:rPr>
+                      <m:t>x</m:t>
+                    </m:r>
+                  </m:e>
+                  <m:sub>
+                    <m:r>
+                      <w:rPr>
+                        <w:rFonts w:ascii="Cambria Math" w:hAnsi="Cambria Math"/>
+                        <w:lang w:val="en-US"/>
+                      </w:rPr>
+                      <m:t>1</m:t>
+                    </m:r>
+                  </m:sub>
+                </m:sSub>
+              </m:e>
+            </m:d>
+            <m:ctrlPr>
+              <w:rPr>
+                <w:rFonts w:ascii="Cambria Math" w:hAnsi="Cambria Math"/>
+                <w:i/>
+                <w:lang w:val="en-US"/>
+              </w:rPr>
+            </m:ctrlPr>
+          </m:num>
+          <m:den>
+            <m:r>
+              <w:rPr>
+                <w:rFonts w:ascii="Cambria Math" w:hAnsi="Cambria Math"/>
+                <w:lang w:val="en-US"/>
+              </w:rPr>
+              <m:t>range</m:t>
+            </m:r>
+            <m:d>
+              <m:dPr>
+                <m:ctrlPr>
+                  <w:rPr>
+                    <w:rFonts w:ascii="Cambria Math" w:hAnsi="Cambria Math"/>
+                    <w:i/>
+                    <w:lang w:val="en-US"/>
+                  </w:rPr>
+                </m:ctrlPr>
+              </m:dPr>
+              <m:e>
+                <m:sSub>
+                  <m:sSubPr>
+                    <m:ctrlPr>
+                      <w:rPr>
+                        <w:rFonts w:ascii="Cambria Math" w:hAnsi="Cambria Math"/>
+                        <w:i/>
+                        <w:lang w:val="en-US"/>
+                      </w:rPr>
+                    </m:ctrlPr>
+                  </m:sSubPr>
+                  <m:e>
+                    <m:r>
+                      <w:rPr>
+                        <w:rFonts w:ascii="Cambria Math" w:hAnsi="Cambria Math"/>
+                        <w:lang w:val="en-US"/>
+                      </w:rPr>
+                      <m:t>x</m:t>
+                    </m:r>
+                  </m:e>
+                  <m:sub>
+                    <m:r>
+                      <w:rPr>
+                        <w:rFonts w:ascii="Cambria Math" w:hAnsi="Cambria Math"/>
+                        <w:lang w:val="en-US"/>
+                      </w:rPr>
+                      <m:t>1</m:t>
+                    </m:r>
+                  </m:sub>
+                </m:sSub>
+              </m:e>
+            </m:d>
+            <m:ctrlPr>
+              <w:rPr>
+                <w:rFonts w:ascii="Cambria Math" w:hAnsi="Cambria Math"/>
+                <w:i/>
+                <w:lang w:val="en-US"/>
+              </w:rPr>
+            </m:ctrlPr>
+          </m:den>
+        </m:f>
+      </m:oMath>
+    </w:p>
+    <w:p>
+      <w:pPr>
+        <w:rPr>
+          <w:lang w:val="vi-VN"/>
+        </w:rPr>
+      </w:pPr>
+    </w:p>
+    <w:p>
+      <w:pPr>
+        <w:rPr>
+          <w:lang w:val="vi-VN"/>
+        </w:rPr>
+      </w:pPr>
+      <w:r>
+        <w:rPr>
+          <w:lang w:val="en-US"/>
+        </w:rPr>
+        <w:t>đánh giá tính nhất quán của cạnh phải.</w:t>
+      </w:r>
+    </w:p>
+    <w:p>
+      <w:pPr>
+        <w:jc w:val="center"/>
+        <w:rPr>
+          <w:lang w:val="en-US"/>
+        </w:rPr>
+      </w:pPr>
+      <w:r>
+        <w:rPr>
+          <w:lang w:val="en-US"/>
+        </w:rPr>
+        <w:t xml:space="preserve">geo_center_x_std = </w:t>
+      </w:r>
+      <m:oMath>
+        <m:f>
+          <m:fPr>
+            <m:ctrlPr>
+              <w:rPr>
+                <w:rFonts w:ascii="Cambria Math" w:hAnsi="Cambria Math"/>
+                <w:lang w:val="en-US"/>
+              </w:rPr>
+            </m:ctrlPr>
+          </m:fPr>
+          <m:num>
+            <m:r>
+              <w:rPr>
+                <w:rFonts w:ascii="Cambria Math" w:hAnsi="Cambria Math"/>
+                <w:lang w:val="en-US"/>
+              </w:rPr>
+              <m:t>std</m:t>
+            </m:r>
+            <m:d>
+              <m:dPr>
+                <m:ctrlPr>
+                  <w:rPr>
+                    <w:rFonts w:ascii="Cambria Math" w:hAnsi="Cambria Math"/>
+                    <w:i/>
+                    <w:lang w:val="en-US"/>
+                  </w:rPr>
+                </m:ctrlPr>
+              </m:dPr>
+              <m:e>
+                <m:sSub>
+                  <m:sSubPr>
+                    <m:ctrlPr>
+                      <w:rPr>
+                        <w:rFonts w:ascii="Cambria Math" w:hAnsi="Cambria Math"/>
+                        <w:i/>
+                        <w:lang w:val="en-US"/>
+                      </w:rPr>
+                    </m:ctrlPr>
+                  </m:sSubPr>
+                  <m:e>
+                    <m:r>
+                      <w:rPr>
+                        <w:rFonts w:ascii="Cambria Math" w:hAnsi="Cambria Math"/>
+                        <w:lang w:val="en-US"/>
+                      </w:rPr>
+                      <m:t>c</m:t>
+                    </m:r>
+                  </m:e>
+                  <m:sub>
+                    <m:r>
+                      <w:rPr>
+                        <w:rFonts w:ascii="Cambria Math" w:hAnsi="Cambria Math"/>
+                        <w:lang w:val="en-US"/>
+                      </w:rPr>
+                      <m:t>x</m:t>
+                    </m:r>
+                  </m:sub>
+                </m:sSub>
+              </m:e>
+            </m:d>
+            <m:ctrlPr>
+              <w:rPr>
+                <w:rFonts w:ascii="Cambria Math" w:hAnsi="Cambria Math"/>
+                <w:i/>
+                <w:lang w:val="en-US"/>
+              </w:rPr>
+            </m:ctrlPr>
+          </m:num>
+          <m:den>
+            <m:r>
+              <w:rPr>
+                <w:rFonts w:ascii="Cambria Math" w:hAnsi="Cambria Math"/>
+                <w:lang w:val="en-US"/>
+              </w:rPr>
+              <m:t>range</m:t>
+            </m:r>
+            <m:d>
+              <m:dPr>
+                <m:ctrlPr>
+                  <w:rPr>
+                    <w:rFonts w:ascii="Cambria Math" w:hAnsi="Cambria Math"/>
+                    <w:i/>
+                    <w:lang w:val="en-US"/>
+                  </w:rPr>
+                </m:ctrlPr>
+              </m:dPr>
+              <m:e>
+                <m:sSub>
+                  <m:sSubPr>
+                    <m:ctrlPr>
+                      <w:rPr>
+                        <w:rFonts w:ascii="Cambria Math" w:hAnsi="Cambria Math"/>
+                        <w:i/>
+                        <w:lang w:val="en-US"/>
+                      </w:rPr>
+                    </m:ctrlPr>
+                  </m:sSubPr>
+                  <m:e>
+                    <m:r>
+                      <w:rPr>
+                        <w:rFonts w:ascii="Cambria Math" w:hAnsi="Cambria Math"/>
+                        <w:lang w:val="en-US"/>
+                      </w:rPr>
+                      <m:t>c</m:t>
+                    </m:r>
+                  </m:e>
+                  <m:sub>
+                    <m:r>
+                      <w:rPr>
+                        <w:rFonts w:ascii="Cambria Math" w:hAnsi="Cambria Math"/>
+                        <w:lang w:val="en-US"/>
+                      </w:rPr>
+                      <m:t>x</m:t>
+                    </m:r>
+                  </m:sub>
+                </m:sSub>
+              </m:e>
+            </m:d>
+            <m:ctrlPr>
+              <w:rPr>
+                <w:rFonts w:ascii="Cambria Math" w:hAnsi="Cambria Math"/>
+                <w:i/>
+                <w:lang w:val="en-US"/>
+              </w:rPr>
+            </m:ctrlPr>
+          </m:den>
+        </m:f>
+      </m:oMath>
+    </w:p>
+    <w:p>
+      <w:pPr>
+        <w:rPr>
+          <w:lang w:val="en-US"/>
+        </w:rPr>
+      </w:pPr>
+      <w:r>
+        <w:rPr>
+          <w:lang w:val="en-US"/>
+        </w:rPr>
+        <w:t>đo độ lệch chuẩn của tâm ngang, trong đó:</w:t>
+      </w:r>
+    </w:p>
+    <w:p>
+      <w:pPr>
+        <w:ind w:firstLine="0"/>
+        <w:rPr>
+          <w:lang w:val="vi-VN"/>
+        </w:rPr>
+      </w:pPr>
+      <w:r>
+        <w:rPr>
+          <w:lang w:val="en-US"/>
+        </w:rPr>
+        <w:br/>
+      </w:r>
+      <m:oMathPara>
+        <m:oMath>
+          <m:sSub>
+            <m:sSubPr>
+              <m:ctrlPr>
+                <w:rPr>
+                  <w:rFonts w:ascii="Cambria Math" w:hAnsi="Cambria Math"/>
+                  <w:i/>
+                  <w:lang w:val="en-US"/>
+                </w:rPr>
+              </m:ctrlPr>
+            </m:sSubPr>
+            <m:e>
+              <m:r>
+                <w:rPr>
+                  <w:rFonts w:ascii="Cambria Math" w:hAnsi="Cambria Math"/>
+                  <w:lang w:val="en-US"/>
+                </w:rPr>
+                <m:t>c</m:t>
+              </m:r>
+            </m:e>
+            <m:sub>
+              <m:r>
+                <w:rPr>
+                  <w:rFonts w:ascii="Cambria Math" w:hAnsi="Cambria Math"/>
+                  <w:lang w:val="en-US"/>
+                </w:rPr>
+                <m:t>x</m:t>
+              </m:r>
+            </m:sub>
+          </m:sSub>
+          <m:r>
+            <w:rPr>
+              <w:rFonts w:ascii="Cambria Math" w:hAnsi="Cambria Math"/>
+              <w:lang w:val="en-US"/>
+            </w:rPr>
+            <m:t>=</m:t>
+          </m:r>
+          <m:f>
+            <m:fPr>
+              <m:ctrlPr>
+                <w:rPr>
+                  <w:rFonts w:ascii="Cambria Math" w:hAnsi="Cambria Math"/>
+                  <w:lang w:val="en-US"/>
+                </w:rPr>
+              </m:ctrlPr>
+            </m:fPr>
+            <m:num>
+              <m:sSub>
+                <m:sSubPr>
+                  <m:ctrlPr>
+                    <w:rPr>
+                      <w:rFonts w:ascii="Cambria Math" w:hAnsi="Cambria Math"/>
+                      <w:i/>
+                      <w:lang w:val="en-US"/>
+                    </w:rPr>
+                  </m:ctrlPr>
+                </m:sSubPr>
+                <m:e>
+                  <m:r>
+                    <w:rPr>
+                      <w:rFonts w:ascii="Cambria Math" w:hAnsi="Cambria Math"/>
+                      <w:lang w:val="en-US"/>
+                    </w:rPr>
+                    <m:t>x</m:t>
+                  </m:r>
+                </m:e>
+                <m:sub>
+                  <m:r>
+                    <w:rPr>
+                      <w:rFonts w:ascii="Cambria Math" w:hAnsi="Cambria Math"/>
+                      <w:lang w:val="en-US"/>
+                    </w:rPr>
+                    <m:t>0</m:t>
+                  </m:r>
+                </m:sub>
+              </m:sSub>
+              <m:r>
+                <w:rPr>
+                  <w:rFonts w:ascii="Cambria Math" w:hAnsi="Cambria Math"/>
+                  <w:lang w:val="en-US"/>
+                </w:rPr>
+                <m:t>+</m:t>
+              </m:r>
+              <m:sSub>
+                <m:sSubPr>
+                  <m:ctrlPr>
+                    <w:rPr>
+                      <w:rFonts w:ascii="Cambria Math" w:hAnsi="Cambria Math"/>
+                      <w:i/>
+                      <w:lang w:val="en-US"/>
+                    </w:rPr>
+                  </m:ctrlPr>
+                </m:sSubPr>
+                <m:e>
+                  <m:r>
+                    <w:rPr>
+                      <w:rFonts w:ascii="Cambria Math" w:hAnsi="Cambria Math"/>
+                      <w:lang w:val="en-US"/>
+                    </w:rPr>
+                    <m:t>x</m:t>
+                  </m:r>
+                </m:e>
+                <m:sub>
+                  <m:r>
+                    <w:rPr>
+                      <w:rFonts w:ascii="Cambria Math" w:hAnsi="Cambria Math"/>
+                      <w:lang w:val="en-US"/>
+                    </w:rPr>
+                    <m:t>1</m:t>
+                  </m:r>
+                </m:sub>
+              </m:sSub>
+              <m:ctrlPr>
+                <w:rPr>
+                  <w:rFonts w:ascii="Cambria Math" w:hAnsi="Cambria Math"/>
+                  <w:i/>
+                  <w:lang w:val="en-US"/>
+                </w:rPr>
+              </m:ctrlPr>
+            </m:num>
+            <m:den>
+              <m:r>
+                <w:rPr>
+                  <w:rFonts w:ascii="Cambria Math" w:hAnsi="Cambria Math"/>
+                  <w:lang w:val="en-US"/>
+                </w:rPr>
+                <m:t>2</m:t>
+              </m:r>
+              <m:ctrlPr>
+                <w:rPr>
+                  <w:rFonts w:ascii="Cambria Math" w:hAnsi="Cambria Math"/>
+                  <w:i/>
+                  <w:lang w:val="en-US"/>
+                </w:rPr>
+              </m:ctrlPr>
+            </m:den>
+          </m:f>
+        </m:oMath>
+      </m:oMathPara>
+    </w:p>
+    <w:p>
+      <w:pPr>
+        <w:rPr>
+          <w:lang w:val="en-US"/>
+        </w:rPr>
+      </w:pPr>
+      <w:r>
+        <w:rPr>
+          <w:lang w:val="en-US"/>
+        </w:rPr>
+        <w:t>Giá trị nhỏ biểu thị mức độ canh giữa tốt hơn.</w:t>
+      </w:r>
+    </w:p>
+    <w:p>
+      <w:pPr>
+        <w:rPr>
+          <w:lang w:val="vi-VN"/>
+        </w:rPr>
+      </w:pPr>
+      <m:oMathPara>
+        <m:oMath>
+          <m:r>
+            <w:rPr>
+              <w:rFonts w:ascii="Cambria Math" w:hAnsi="Cambria Math"/>
+              <w:lang w:val="en-US"/>
+            </w:rPr>
+            <m:t>1-</m:t>
+          </m:r>
+          <m:f>
+            <m:fPr>
+              <m:ctrlPr>
+                <w:rPr>
+                  <w:rFonts w:ascii="Cambria Math" w:hAnsi="Cambria Math"/>
+                  <w:lang w:val="en-US"/>
+                </w:rPr>
+              </m:ctrlPr>
+            </m:fPr>
+            <m:num>
+              <m:r>
+                <w:rPr>
+                  <w:rFonts w:ascii="Cambria Math" w:hAnsi="Cambria Math"/>
+                  <w:lang w:val="en-US"/>
+                </w:rPr>
+                <m:t>std</m:t>
+              </m:r>
+              <m:d>
+                <m:dPr>
+                  <m:ctrlPr>
+                    <w:rPr>
+                      <w:rFonts w:ascii="Cambria Math" w:hAnsi="Cambria Math"/>
+                      <w:i/>
+                      <w:lang w:val="en-US"/>
+                    </w:rPr>
+                  </m:ctrlPr>
+                </m:dPr>
+                <m:e>
+                  <m:r>
+                    <w:rPr>
+                      <w:rFonts w:ascii="Cambria Math" w:hAnsi="Cambria Math"/>
+                      <w:lang w:val="en-US"/>
+                    </w:rPr>
+                    <m:t>gaps</m:t>
+                  </m:r>
+                </m:e>
+              </m:d>
+              <m:ctrlPr>
+                <w:rPr>
+                  <w:rFonts w:ascii="Cambria Math" w:hAnsi="Cambria Math"/>
+                  <w:i/>
+                  <w:lang w:val="en-US"/>
+                </w:rPr>
+              </m:ctrlPr>
+            </m:num>
+            <m:den>
+              <m:r>
+                <w:rPr>
+                  <w:rFonts w:ascii="Cambria Math" w:hAnsi="Cambria Math"/>
+                  <w:lang w:val="en-US"/>
+                </w:rPr>
+                <m:t>mean</m:t>
+              </m:r>
+              <m:d>
+                <m:dPr>
+                  <m:ctrlPr>
+                    <w:rPr>
+                      <w:rFonts w:ascii="Cambria Math" w:hAnsi="Cambria Math"/>
+                      <w:i/>
+                      <w:lang w:val="en-US"/>
+                    </w:rPr>
+                  </m:ctrlPr>
+                </m:dPr>
+                <m:e>
+                  <m:r>
+                    <w:rPr>
+                      <w:rFonts w:ascii="Cambria Math" w:hAnsi="Cambria Math"/>
+                      <w:lang w:val="en-US"/>
+                    </w:rPr>
+                    <m:t>gaps</m:t>
+                  </m:r>
+                </m:e>
+              </m:d>
+              <m:ctrlPr>
+                <w:rPr>
+                  <w:rFonts w:ascii="Cambria Math" w:hAnsi="Cambria Math"/>
+                  <w:i/>
+                  <w:lang w:val="en-US"/>
+                </w:rPr>
+              </m:ctrlPr>
+            </m:den>
+          </m:f>
+          <m:r>
+            <w:rPr>
+              <w:rFonts w:ascii="Cambria Math" w:hAnsi="Cambria Math"/>
+              <w:lang w:val="en-US"/>
+            </w:rPr>
+            <w:br/>
+          </m:r>
+        </m:oMath>
+      </m:oMathPara>
+    </w:p>
+    <w:p>
+      <w:pPr>
+        <w:rPr>
+          <w:lang w:val="en-US"/>
+        </w:rPr>
+      </w:pPr>
+      <w:r>
+        <w:rPr>
+          <w:lang w:val="en-US"/>
+        </w:rPr>
+        <w:t>đo mức độ đều đặn của khoảng cách theo phương dọc giữa các hàng nội dung, phản ánh nhịp điệu thị giác.</w:t>
+      </w:r>
+    </w:p>
+    <w:p>
+      <w:pPr>
+        <w:rPr>
+          <w:b/>
+          <w:bCs/>
+          <w:lang w:val="en-US"/>
+        </w:rPr>
+      </w:pPr>
+      <w:r>
+        <w:rPr>
+          <w:b/>
+          <w:bCs/>
+          <w:lang w:val="en-US"/>
+        </w:rPr>
+        <w:t>b) Nhóm đặc trưng Overlap (3 chiều)</w:t>
+      </w:r>
+    </w:p>
+    <w:p>
+      <w:pPr>
+        <w:rPr>
+          <w:lang w:val="en-US"/>
+        </w:rPr>
+      </w:pPr>
+      <w:r>
+        <w:rPr>
+          <w:lang w:val="en-US"/>
+        </w:rPr>
+        <w:t xml:space="preserve">Nhóm đặc trưng này đo mức độ </w:t>
+      </w:r>
+      <w:r>
+        <w:rPr>
+          <w:b/>
+          <w:bCs/>
+          <w:lang w:val="en-US"/>
+        </w:rPr>
+        <w:t>chồng lấp không gian</w:t>
+      </w:r>
+      <w:r>
+        <w:rPr>
+          <w:lang w:val="en-US"/>
+        </w:rPr>
+        <w:t xml:space="preserve"> giữa các phần tử:</w:t>
+      </w:r>
+    </w:p>
+    <w:p>
+      <w:pPr>
+        <w:numPr>
+          <w:ilvl w:val="0"/>
+          <w:numId w:val="24"/>
+        </w:numPr>
+        <w:rPr>
+          <w:lang w:val="en-US"/>
+        </w:rPr>
+      </w:pPr>
+      <w:r>
+        <w:rPr>
+          <w:b/>
+          <w:bCs/>
+          <w:lang w:val="en-US"/>
+        </w:rPr>
+        <w:t>geo_overlap_ratio</w:t>
+      </w:r>
+      <w:r>
+        <w:rPr>
+          <w:lang w:val="en-US"/>
+        </w:rPr>
+        <w:t>: tỷ lệ tổng diện tích giao nhau trên toàn canvas:</w:t>
+      </w:r>
+      <w:r>
+        <w:rPr>
+          <w:lang w:val="en-US"/>
+        </w:rPr>
+        <w:br/>
+      </w:r>
+      <m:oMathPara>
+        <m:oMath>
+          <m:f>
+            <m:fPr>
+              <m:ctrlPr>
+                <w:rPr>
+                  <w:rFonts w:ascii="Cambria Math" w:hAnsi="Cambria Math"/>
+                  <w:lang w:val="en-US"/>
+                </w:rPr>
+              </m:ctrlPr>
+            </m:fPr>
+            <m:num>
+              <m:nary>
+                <m:naryPr>
+                  <m:chr m:val="∑"/>
+                  <m:subHide m:val="1"/>
+                  <m:supHide m:val="1"/>
+                  <m:ctrlPr>
+                    <w:rPr>
+                      <w:rFonts w:ascii="Cambria Math" w:hAnsi="Cambria Math"/>
+                      <w:lang w:val="en-US"/>
+                    </w:rPr>
+                  </m:ctrlPr>
+                </m:naryPr>
+                <m:sub>
+                  <m:ctrlPr>
+                    <w:rPr>
+                      <w:rFonts w:ascii="Cambria Math" w:hAnsi="Cambria Math"/>
+                      <w:i/>
+                      <w:lang w:val="en-US"/>
+                    </w:rPr>
+                  </m:ctrlPr>
+                </m:sub>
+                <m:sup>
+                  <m:ctrlPr>
+                    <w:rPr>
+                      <w:rFonts w:ascii="Cambria Math" w:hAnsi="Cambria Math"/>
+                      <w:i/>
+                      <w:lang w:val="en-US"/>
+                    </w:rPr>
+                  </m:ctrlPr>
+                </m:sup>
+                <m:e>
+                  <m:r>
+                    <w:rPr>
+                      <w:rFonts w:ascii="Cambria Math" w:hAnsi="Cambria Math"/>
+                      <w:lang w:val="en-US"/>
+                    </w:rPr>
+                    <m:t>overl</m:t>
+                  </m:r>
+                  <m:sSub>
+                    <m:sSubPr>
+                      <m:ctrlPr>
+                        <w:rPr>
+                          <w:rFonts w:ascii="Cambria Math" w:hAnsi="Cambria Math"/>
+                          <w:i/>
+                          <w:lang w:val="en-US"/>
+                        </w:rPr>
+                      </m:ctrlPr>
+                    </m:sSubPr>
+                    <m:e>
+                      <m:r>
+                        <w:rPr>
+                          <w:rFonts w:ascii="Cambria Math" w:hAnsi="Cambria Math"/>
+                          <w:lang w:val="en-US"/>
+                        </w:rPr>
+                        <m:t>a</m:t>
+                      </m:r>
+                      <m:r>
+                        <w:rPr>
+                          <w:rFonts w:ascii="Cambria Math" w:hAnsi="Cambria Math"/>
+                          <w:lang w:val="en-US"/>
+                        </w:rPr>
+                        <m:t>p</m:t>
+                      </m:r>
+                    </m:e>
+                    <m:sub>
+                      <m:r>
+                        <w:rPr>
+                          <w:rFonts w:ascii="Cambria Math" w:hAnsi="Cambria Math"/>
+                          <w:lang w:val="en-US"/>
+                        </w:rPr>
+                        <m:t>-</m:t>
+                      </m:r>
+                    </m:sub>
+                  </m:sSub>
+                  <m:r>
+                    <w:rPr>
+                      <w:rFonts w:ascii="Cambria Math" w:hAnsi="Cambria Math"/>
+                      <w:lang w:val="en-US"/>
+                    </w:rPr>
+                    <m:t>a</m:t>
+                  </m:r>
+                  <m:r>
+                    <w:rPr>
+                      <w:rFonts w:ascii="Cambria Math" w:hAnsi="Cambria Math"/>
+                      <w:lang w:val="en-US"/>
+                    </w:rPr>
+                    <m:t>rea</m:t>
+                  </m:r>
+                  <m:ctrlPr>
+                    <w:rPr>
+                      <w:rFonts w:ascii="Cambria Math" w:hAnsi="Cambria Math"/>
+                      <w:i/>
+                      <w:lang w:val="en-US"/>
+                    </w:rPr>
+                  </m:ctrlPr>
+                </m:e>
+              </m:nary>
+              <m:ctrlPr>
+                <w:rPr>
+                  <w:rFonts w:ascii="Cambria Math" w:hAnsi="Cambria Math"/>
+                  <w:i/>
+                  <w:lang w:val="en-US"/>
+                </w:rPr>
+              </m:ctrlPr>
+            </m:num>
+            <m:den>
+              <m:r>
+                <w:rPr>
+                  <w:rFonts w:ascii="Cambria Math" w:hAnsi="Cambria Math"/>
+                  <w:lang w:val="en-US"/>
+                </w:rPr>
+                <m:t>1000</m:t>
+              </m:r>
+              <m:r>
+                <m:rPr>
+                  <m:sty m:val="p"/>
+                </m:rPr>
+                <w:rPr>
+                  <w:rFonts w:ascii="Cambria Math" w:hAnsi="Cambria Math"/>
+                  <w:lang w:val="en-US"/>
+                </w:rPr>
+                <m:t>×</m:t>
+              </m:r>
+              <m:r>
+                <w:rPr>
+                  <w:rFonts w:ascii="Cambria Math" w:hAnsi="Cambria Math"/>
+                  <w:lang w:val="en-US"/>
+                </w:rPr>
+                <m:t>1000</m:t>
+              </m:r>
+              <m:ctrlPr>
+                <w:rPr>
+                  <w:rFonts w:ascii="Cambria Math" w:hAnsi="Cambria Math"/>
+                  <w:i/>
+                  <w:lang w:val="en-US"/>
+                </w:rPr>
+              </m:ctrlPr>
+            </m:den>
+          </m:f>
+        </m:oMath>
+      </m:oMathPara>
+    </w:p>
+    <w:p>
+      <w:pPr>
+        <w:numPr>
+          <w:ilvl w:val="0"/>
+          <w:numId w:val="25"/>
+        </w:numPr>
+        <w:rPr>
+          <w:lang w:val="en-US"/>
+        </w:rPr>
+      </w:pPr>
+      <w:r>
+        <w:rPr>
+          <w:b/>
+          <w:bCs/>
+          <w:lang w:val="en-US"/>
+        </w:rPr>
+        <w:t>geo_max_iou</w:t>
+      </w:r>
+      <w:r>
+        <w:rPr>
+          <w:lang w:val="en-US"/>
+        </w:rPr>
+        <w:t xml:space="preserve">: giá trị </w:t>
+      </w:r>
+      <w:r>
+        <w:rPr>
+          <w:b/>
+          <w:bCs/>
+          <w:lang w:val="en-US"/>
+        </w:rPr>
+        <w:t>Intersection over Union (IoU)</w:t>
+      </w:r>
+      <w:r>
+        <w:rPr>
+          <w:lang w:val="en-US"/>
+        </w:rPr>
+        <w:t xml:space="preserve"> lớn nhất giữa bất kỳ hai phần tử; để tránh độ phức tạp </w:t>
+      </w:r>
+      <w:r>
+        <w:rPr>
+          <w:lang w:val="en-US"/>
+        </w:rPr>
+        <w:t>tính</w:t>
+      </w:r>
+      <w:r>
+        <w:rPr>
+          <w:lang w:val="en-US"/>
+        </w:rPr>
+        <w:t xml:space="preserve"> toán</w:t>
+      </w:r>
+      <w:r>
+        <w:rPr>
+          <w:lang w:val="vi-VN"/>
+        </w:rPr>
+        <w:t xml:space="preserve"> </w:t>
+      </w:r>
+      <m:oMath>
+        <m:d>
+          <m:dPr>
+            <m:ctrlPr>
+              <w:rPr>
+                <w:rFonts w:ascii="Cambria Math" w:hAnsi="Cambria Math"/>
+                <w:i/>
+                <w:lang w:val="en-US"/>
+              </w:rPr>
+            </m:ctrlPr>
+          </m:dPr>
+          <m:e>
+            <m:r>
+              <w:rPr>
+                <w:rFonts w:ascii="Cambria Math" w:hAnsi="Cambria Math"/>
+                <w:lang w:val="en-US"/>
+              </w:rPr>
+              <m:t>O</m:t>
+            </m:r>
+            <m:d>
+              <m:dPr>
+                <m:ctrlPr>
+                  <w:rPr>
+                    <w:rFonts w:ascii="Cambria Math" w:hAnsi="Cambria Math"/>
+                    <w:i/>
+                    <w:lang w:val="en-US"/>
+                  </w:rPr>
+                </m:ctrlPr>
+              </m:dPr>
+              <m:e>
+                <m:sSup>
+                  <m:sSupPr>
+                    <m:ctrlPr>
+                      <w:rPr>
+                        <w:rFonts w:ascii="Cambria Math" w:hAnsi="Cambria Math"/>
+                        <w:i/>
+                        <w:lang w:val="en-US"/>
+                      </w:rPr>
+                    </m:ctrlPr>
+                  </m:sSupPr>
+                  <m:e>
+                    <m:r>
+                      <w:rPr>
+                        <w:rFonts w:ascii="Cambria Math" w:hAnsi="Cambria Math"/>
+                        <w:lang w:val="en-US"/>
+                      </w:rPr>
+                      <m:t>n</m:t>
+                    </m:r>
+                  </m:e>
+                  <m:sup>
+                    <m:r>
+                      <w:rPr>
+                        <w:rFonts w:ascii="Cambria Math" w:hAnsi="Cambria Math"/>
+                        <w:lang w:val="en-US"/>
+                      </w:rPr>
+                      <m:t>2</m:t>
+                    </m:r>
+                  </m:sup>
+                </m:sSup>
+              </m:e>
+            </m:d>
+          </m:e>
+        </m:d>
+      </m:oMath>
+      <w:r>
+        <w:rPr>
+          <w:lang w:val="en-US"/>
+        </w:rPr>
+        <w:t xml:space="preserve">quá lớn, thuật toán giới hạn tối đa </w:t>
+      </w:r>
+      <w:r>
+        <w:rPr>
+          <w:b/>
+          <w:bCs/>
+          <w:lang w:val="en-US"/>
+        </w:rPr>
+        <w:t>60 phần tử</w:t>
+      </w:r>
+      <w:r>
+        <w:rPr>
+          <w:lang w:val="en-US"/>
+        </w:rPr>
+        <w:t>.</w:t>
+      </w:r>
+    </w:p>
+    <w:p>
+      <w:pPr>
+        <w:numPr>
+          <w:ilvl w:val="0"/>
+          <w:numId w:val="25"/>
+        </w:numPr>
+        <w:rPr>
+          <w:lang w:val="en-US"/>
+        </w:rPr>
+      </w:pPr>
+      <w:r>
+        <w:rPr>
+          <w:b/>
+          <w:bCs/>
+          <w:lang w:val="en-US"/>
+        </w:rPr>
+        <w:t>geo_overlap_pair_ratio</w:t>
+      </w:r>
+      <w:r>
+        <w:rPr>
+          <w:lang w:val="en-US"/>
+        </w:rPr>
+        <w:t xml:space="preserve">: tỷ lệ phần trăm số cặp phần tử có </w:t>
+      </w:r>
+      <w:r>
+        <w:rPr>
+          <w:b/>
+          <w:bCs/>
+          <w:lang w:val="en-US"/>
+        </w:rPr>
+        <w:t>IoU &gt; 0</w:t>
+      </w:r>
+      <w:r>
+        <w:rPr>
+          <w:lang w:val="en-US"/>
+        </w:rPr>
+        <w:t>.</w:t>
+      </w:r>
+    </w:p>
+    <w:p>
+      <w:pPr>
+        <w:rPr>
+          <w:lang w:val="en-US"/>
+        </w:rPr>
+      </w:pPr>
+      <w:r>
+        <w:rPr>
+          <w:lang w:val="en-US"/>
+        </w:rPr>
+        <w:t xml:space="preserve">Thiết kế có chất lượng tốt thường có </w:t>
+      </w:r>
+      <w:r>
+        <w:rPr>
+          <w:b/>
+          <w:bCs/>
+          <w:lang w:val="en-US"/>
+        </w:rPr>
+        <w:t>overlap ratio thấp</w:t>
+      </w:r>
+      <w:r>
+        <w:rPr>
+          <w:lang w:val="en-US"/>
+        </w:rPr>
+        <w:t xml:space="preserve"> và </w:t>
+      </w:r>
+      <w:r>
+        <w:rPr>
+          <w:b/>
+          <w:bCs/>
+          <w:lang w:val="en-US"/>
+        </w:rPr>
+        <w:t>max IoU nhỏ</w:t>
+      </w:r>
+      <w:r>
+        <w:rPr>
+          <w:lang w:val="en-US"/>
+        </w:rPr>
+        <w:t>, hạn chế hiện tượng che khuất nội dung.</w:t>
+      </w:r>
+    </w:p>
+    <w:p>
+      <w:pPr>
+        <w:rPr>
+          <w:b/>
+          <w:bCs/>
+          <w:lang w:val="en-US"/>
+        </w:rPr>
+      </w:pPr>
+      <w:r>
+        <w:rPr>
+          <w:b/>
+          <w:bCs/>
+          <w:lang w:val="en-US"/>
+        </w:rPr>
+        <w:t>c) Nhóm đặc trưng Whitespace (5 chiều)</w:t>
+      </w:r>
+    </w:p>
+    <w:p>
+      <w:pPr>
+        <w:rPr>
+          <w:lang w:val="en-US"/>
+        </w:rPr>
+      </w:pPr>
+      <w:r>
+        <w:rPr>
+          <w:lang w:val="en-US"/>
+        </w:rPr>
+        <w:t xml:space="preserve">Nhóm này phản ánh mức độ sử dụng </w:t>
+      </w:r>
+      <w:r>
+        <w:rPr>
+          <w:b/>
+          <w:bCs/>
+          <w:lang w:val="en-US"/>
+        </w:rPr>
+        <w:t>không gian trắng (whitespace)</w:t>
+      </w:r>
+      <w:r>
+        <w:rPr>
+          <w:lang w:val="en-US"/>
+        </w:rPr>
+        <w:t xml:space="preserve"> và cân bằng bố cục:</w:t>
+      </w:r>
+    </w:p>
+    <w:p>
+      <w:pPr>
+        <w:rPr>
+          <w:lang w:val="vi-VN"/>
+        </w:rPr>
+      </w:pPr>
+      <m:oMathPara>
+        <m:oMath>
+          <m:r>
+            <w:rPr>
+              <w:rFonts w:ascii="Cambria Math" w:hAnsi="Cambria Math"/>
+              <w:lang w:val="en-US"/>
+            </w:rPr>
+            <m:t>1-</m:t>
+          </m:r>
+          <m:f>
+            <m:fPr>
+              <m:ctrlPr>
+                <w:rPr>
+                  <w:rFonts w:ascii="Cambria Math" w:hAnsi="Cambria Math"/>
+                  <w:lang w:val="en-US"/>
+                </w:rPr>
+              </m:ctrlPr>
+            </m:fPr>
+            <m:num>
+              <m:nary>
+                <m:naryPr>
+                  <m:chr m:val="∑"/>
+                  <m:subHide m:val="1"/>
+                  <m:supHide m:val="1"/>
+                  <m:ctrlPr>
+                    <w:rPr>
+                      <w:rFonts w:ascii="Cambria Math" w:hAnsi="Cambria Math"/>
+                      <w:lang w:val="en-US"/>
+                    </w:rPr>
+                  </m:ctrlPr>
+                </m:naryPr>
+                <m:sub>
+                  <m:ctrlPr>
+                    <w:rPr>
+                      <w:rFonts w:ascii="Cambria Math" w:hAnsi="Cambria Math"/>
+                      <w:i/>
+                      <w:lang w:val="en-US"/>
+                    </w:rPr>
+                  </m:ctrlPr>
+                </m:sub>
+                <m:sup>
+                  <m:ctrlPr>
+                    <w:rPr>
+                      <w:rFonts w:ascii="Cambria Math" w:hAnsi="Cambria Math"/>
+                      <w:i/>
+                      <w:lang w:val="en-US"/>
+                    </w:rPr>
+                  </m:ctrlPr>
+                </m:sup>
+                <m:e>
+                  <m:r>
+                    <w:rPr>
+                      <w:rFonts w:ascii="Cambria Math" w:hAnsi="Cambria Math"/>
+                      <w:lang w:val="en-US"/>
+                    </w:rPr>
+                    <m:t>are</m:t>
+                  </m:r>
+                  <m:sSub>
+                    <m:sSubPr>
+                      <m:ctrlPr>
+                        <w:rPr>
+                          <w:rFonts w:ascii="Cambria Math" w:hAnsi="Cambria Math"/>
+                          <w:i/>
+                          <w:lang w:val="en-US"/>
+                        </w:rPr>
+                      </m:ctrlPr>
+                    </m:sSubPr>
+                    <m:e>
+                      <m:r>
+                        <w:rPr>
+                          <w:rFonts w:ascii="Cambria Math" w:hAnsi="Cambria Math"/>
+                          <w:lang w:val="en-US"/>
+                        </w:rPr>
+                        <m:t>a</m:t>
+                      </m:r>
+                    </m:e>
+                    <m:sub>
+                      <m:r>
+                        <w:rPr>
+                          <w:rFonts w:ascii="Cambria Math" w:hAnsi="Cambria Math"/>
+                          <w:lang w:val="en-US"/>
+                        </w:rPr>
+                        <m:t>elements</m:t>
+                      </m:r>
+                    </m:sub>
+                  </m:sSub>
+                  <m:ctrlPr>
+                    <w:rPr>
+                      <w:rFonts w:ascii="Cambria Math" w:hAnsi="Cambria Math"/>
+                      <w:i/>
+                      <w:lang w:val="en-US"/>
+                    </w:rPr>
+                  </m:ctrlPr>
+                </m:e>
+              </m:nary>
+              <m:ctrlPr>
+                <w:rPr>
+                  <w:rFonts w:ascii="Cambria Math" w:hAnsi="Cambria Math"/>
+                  <w:i/>
+                  <w:lang w:val="en-US"/>
+                </w:rPr>
+              </m:ctrlPr>
+            </m:num>
+            <m:den>
+              <m:r>
+                <w:rPr>
+                  <w:rFonts w:ascii="Cambria Math" w:hAnsi="Cambria Math"/>
+                  <w:lang w:val="en-US"/>
+                </w:rPr>
+                <m:t>1000</m:t>
+              </m:r>
+              <m:r>
+                <m:rPr>
+                  <m:sty m:val="p"/>
+                </m:rPr>
+                <w:rPr>
+                  <w:rFonts w:ascii="Cambria Math" w:hAnsi="Cambria Math"/>
+                  <w:lang w:val="en-US"/>
+                </w:rPr>
+                <m:t>×</m:t>
+              </m:r>
+              <m:r>
+                <w:rPr>
+                  <w:rFonts w:ascii="Cambria Math" w:hAnsi="Cambria Math"/>
+                  <w:lang w:val="en-US"/>
+                </w:rPr>
+                <m:t>1000</m:t>
+              </m:r>
+              <m:ctrlPr>
+                <w:rPr>
+                  <w:rFonts w:ascii="Cambria Math" w:hAnsi="Cambria Math"/>
+                  <w:i/>
+                  <w:lang w:val="en-US"/>
+                </w:rPr>
+              </m:ctrlPr>
+            </m:den>
+          </m:f>
+        </m:oMath>
+      </m:oMathPara>
+    </w:p>
+    <w:p>
+      <w:pPr>
+        <w:rPr>
+          <w:lang w:val="en-US"/>
+        </w:rPr>
+      </w:pPr>
+      <w:r>
+        <w:rPr>
+          <w:lang w:val="en-US"/>
+        </w:rPr>
+        <w:t>đo tỷ lệ diện tích trống trên toàn canvas.</w:t>
+      </w:r>
+    </w:p>
+    <w:p>
+      <w:pPr>
+        <w:rPr>
+          <w:lang w:val="en-US"/>
+        </w:rPr>
+      </w:pPr>
+      <w:r>
+        <w:rPr>
+          <w:lang w:val="en-US"/>
+        </w:rPr>
+        <w:lastRenderedPageBreak/>
+        <w:t xml:space="preserve">Ba đặc trưng </w:t>
+      </w:r>
+      <w:r>
+        <w:rPr>
+          <w:b/>
+          <w:bCs/>
+          <w:lang w:val="en-US"/>
+        </w:rPr>
+        <w:t>geo_margin_left</w:t>
+      </w:r>
+      <w:r>
+        <w:rPr>
+          <w:lang w:val="en-US"/>
+        </w:rPr>
+        <w:t xml:space="preserve">, </w:t>
+      </w:r>
+      <w:r>
+        <w:rPr>
+          <w:b/>
+          <w:bCs/>
+          <w:lang w:val="en-US"/>
+        </w:rPr>
+        <w:t>geo_margin_right</w:t>
+      </w:r>
+      <w:r>
+        <w:rPr>
+          <w:lang w:val="en-US"/>
+        </w:rPr>
+        <w:t xml:space="preserve"> và </w:t>
+      </w:r>
+      <w:r>
+        <w:rPr>
+          <w:b/>
+          <w:bCs/>
+          <w:lang w:val="en-US"/>
+        </w:rPr>
+        <w:t>geo_margin_top</w:t>
+      </w:r>
+      <w:r>
+        <w:rPr>
+          <w:lang w:val="en-US"/>
+        </w:rPr>
+        <w:t xml:space="preserve"> biểu diễn khoảng cách tối thiểu từ các phần tử đến lề trái, phải và trên của bố cục (đã chuẩn hóa). Ngoài ra, </w:t>
+      </w:r>
+      <w:r>
+        <w:rPr>
+          <w:b/>
+          <w:bCs/>
+          <w:lang w:val="en-US"/>
+        </w:rPr>
+        <w:t>geo_density_variance</w:t>
+      </w:r>
+      <w:r>
+        <w:rPr>
+          <w:lang w:val="en-US"/>
+        </w:rPr>
+        <w:t xml:space="preserve"> được tính bằng phương sai mật độ phân bố phần tử trên lưới </w:t>
+      </w:r>
+      <w:r>
+        <w:rPr>
+          <w:b/>
+          <w:bCs/>
+          <w:lang w:val="en-US"/>
+        </w:rPr>
+        <w:t>4×4</w:t>
+      </w:r>
+      <w:r>
+        <w:rPr>
+          <w:lang w:val="en-US"/>
+        </w:rPr>
+        <w:t>, nhằm đánh giá mức độ tập trung hoặc phân tán không gian.</w:t>
+      </w:r>
+    </w:p>
+    <w:p>
+      <w:pPr>
+        <w:rPr>
+          <w:lang w:val="en-US"/>
+        </w:rPr>
+      </w:pPr>
+      <w:r>
+        <w:rPr>
+          <w:lang w:val="en-US"/>
+        </w:rPr>
+        <w:t xml:space="preserve">Khác với các đặc trưng sâu từ mô hình học sâu, </w:t>
+      </w:r>
+      <w:r>
+        <w:rPr>
+          <w:b/>
+          <w:bCs/>
+          <w:lang w:val="en-US"/>
+        </w:rPr>
+        <w:t>12 đặc trưng hình học được giữ nguyên và không áp dụng PCA</w:t>
+      </w:r>
+      <w:r>
+        <w:rPr>
+          <w:lang w:val="en-US"/>
+        </w:rPr>
+        <w:t xml:space="preserve">, mặc dù toàn bộ vector đặc trưng đã trải qua bước </w:t>
+      </w:r>
+      <w:r>
+        <w:rPr>
+          <w:b/>
+          <w:bCs/>
+          <w:lang w:val="en-US"/>
+        </w:rPr>
+        <w:t>StandardScaler</w:t>
+      </w:r>
+      <w:r>
+        <w:rPr>
+          <w:lang w:val="en-US"/>
+        </w:rPr>
+        <w:t xml:space="preserve">. Quyết định này nhằm duy trì </w:t>
+      </w:r>
+      <w:r>
+        <w:rPr>
+          <w:b/>
+          <w:bCs/>
+          <w:lang w:val="en-US"/>
+        </w:rPr>
+        <w:t>khả năng diễn giải (interpretability)</w:t>
+      </w:r>
+      <w:r>
+        <w:rPr>
+          <w:lang w:val="en-US"/>
+        </w:rPr>
+        <w:t xml:space="preserve"> của mô hình, trong đó mỗi đặc trưng có thể ánh xạ trực tiếp đến một nguyên lý thiết kế cụ thể như căn chỉnh, khoảng trắng hoặc mức độ chồng lấp, qua đó hỗ trợ giải thích kết quả dự đoán của hệ thống một cách minh bạch hơn.</w:t>
+      </w:r>
+    </w:p>
+    <w:p>
+      <w:pPr>
+        <w:rPr>
+          <w:lang w:val="vi-VN"/>
+        </w:rPr>
+      </w:pPr>
+    </w:p>
+    <w:p>
+      <w:pPr>
+        <w:rPr>
+          <w:lang w:val="vi-VN"/>
+        </w:rPr>
+      </w:pPr>
+      <w:r>
+        <w:rPr>
+          <w:lang w:val="vi-VN"/>
+        </w:rPr>
+        <w:t>7.3. Thuật toán trích xuất đặc trưng sâu bằng LayoutLMv3</w:t>
+      </w:r>
+    </w:p>
+    <w:p>
+      <w:pPr>
+        <w:rPr>
+          <w:lang w:val="en-US"/>
+        </w:rPr>
+      </w:pPr>
+      <w:r>
+        <w:rPr>
+          <w:lang w:val="en-US"/>
+        </w:rPr>
+        <w:t>Trong nghiên cứu này, quá trình trích xuất đặc trưng sâu (</w:t>
+      </w:r>
+      <w:r>
+        <w:rPr>
+          <w:b/>
+          <w:bCs/>
+          <w:lang w:val="en-US"/>
+        </w:rPr>
+        <w:t>Deep Feature Extraction</w:t>
+      </w:r>
+      <w:r>
+        <w:rPr>
+          <w:lang w:val="en-US"/>
+        </w:rPr>
+        <w:t xml:space="preserve">) được thực hiện bằng mô hình </w:t>
+      </w:r>
+      <w:r>
+        <w:rPr>
+          <w:b/>
+          <w:bCs/>
+          <w:lang w:val="en-US"/>
+        </w:rPr>
+        <w:t>LayoutLMv3 (microsoft/layoutlmv3-base)</w:t>
+      </w:r>
+      <w:r>
+        <w:rPr>
+          <w:lang w:val="en-US"/>
+        </w:rPr>
+        <w:t xml:space="preserve"> nhằm khai thác đồng thời thông tin </w:t>
+      </w:r>
+      <w:r>
+        <w:rPr>
+          <w:b/>
+          <w:bCs/>
+          <w:lang w:val="en-US"/>
+        </w:rPr>
+        <w:t>ngữ nghĩa văn bản (text semantics)</w:t>
+      </w:r>
+      <w:r>
+        <w:rPr>
+          <w:lang w:val="en-US"/>
+        </w:rPr>
+        <w:t xml:space="preserve">, </w:t>
+      </w:r>
+      <w:r>
+        <w:rPr>
+          <w:b/>
+          <w:bCs/>
+          <w:lang w:val="en-US"/>
+        </w:rPr>
+        <w:t>đặc trưng thị giác (visual features)</w:t>
+      </w:r>
+      <w:r>
+        <w:rPr>
+          <w:lang w:val="en-US"/>
+        </w:rPr>
+        <w:t xml:space="preserve"> và </w:t>
+      </w:r>
+      <w:r>
+        <w:rPr>
+          <w:b/>
+          <w:bCs/>
+          <w:lang w:val="en-US"/>
+        </w:rPr>
+        <w:t>cấu trúc bố cục không gian (layout information)</w:t>
+      </w:r>
+      <w:r>
+        <w:rPr>
+          <w:lang w:val="en-US"/>
+        </w:rPr>
+        <w:t xml:space="preserve"> của thiết kế đồ họa. Khác với các kiến trúc đơn phương thức như </w:t>
+      </w:r>
+      <w:r>
+        <w:rPr>
+          <w:b/>
+          <w:bCs/>
+          <w:lang w:val="en-US"/>
+        </w:rPr>
+        <w:t>BERT</w:t>
+      </w:r>
+      <w:r>
+        <w:rPr>
+          <w:lang w:val="en-US"/>
+        </w:rPr>
+        <w:t xml:space="preserve">, vốn chỉ xử lý văn bản, hoặc </w:t>
+      </w:r>
+      <w:r>
+        <w:rPr>
+          <w:b/>
+          <w:bCs/>
+          <w:lang w:val="en-US"/>
+        </w:rPr>
+        <w:t>Vision Transformer (ViT)</w:t>
+      </w:r>
+      <w:r>
+        <w:rPr>
+          <w:lang w:val="en-US"/>
+        </w:rPr>
+        <w:t xml:space="preserve">, vốn chỉ học từ hình ảnh, </w:t>
+      </w:r>
+      <w:r>
+        <w:rPr>
+          <w:b/>
+          <w:bCs/>
+          <w:lang w:val="en-US"/>
+        </w:rPr>
+        <w:t>LayoutLMv3</w:t>
+      </w:r>
+      <w:r>
+        <w:rPr>
+          <w:lang w:val="en-US"/>
+        </w:rPr>
+        <w:t xml:space="preserve"> là một </w:t>
+      </w:r>
+      <w:r>
+        <w:rPr>
+          <w:b/>
+          <w:bCs/>
+          <w:lang w:val="en-US"/>
+        </w:rPr>
+        <w:t>Transformer đa phương thức (multimodal Transformer)</w:t>
+      </w:r>
+      <w:r>
+        <w:rPr>
+          <w:lang w:val="en-US"/>
+        </w:rPr>
+        <w:t xml:space="preserve"> được thiết kế chuyên biệt cho các bài toán </w:t>
+      </w:r>
+      <w:r>
+        <w:rPr>
+          <w:b/>
+          <w:bCs/>
+          <w:lang w:val="en-US"/>
+        </w:rPr>
+        <w:t>document understanding</w:t>
+      </w:r>
+      <w:r>
+        <w:rPr>
+          <w:lang w:val="en-US"/>
+        </w:rPr>
+        <w:t xml:space="preserve"> và được tiền huấn luyện (</w:t>
+      </w:r>
+      <w:r>
+        <w:rPr>
+          <w:b/>
+          <w:bCs/>
+          <w:lang w:val="en-US"/>
+        </w:rPr>
+        <w:t>pretrained</w:t>
+      </w:r>
+      <w:r>
+        <w:rPr>
+          <w:lang w:val="en-US"/>
+        </w:rPr>
+        <w:t>) trên quy mô dữ liệu lớn. Điều này đặc biệt phù hợp với bài toán đánh giá thiết kế đồ họa, nơi một sản phẩm trực quan không chỉ bao gồm hình ảnh mà còn chứa văn bản và quan hệ bố cục giữa các thành phần.</w:t>
+      </w:r>
+    </w:p>
+    <w:p>
+      <w:pPr>
+        <w:rPr>
+          <w:lang w:val="en-US"/>
+        </w:rPr>
+      </w:pPr>
+      <w:r>
+        <w:rPr>
+          <w:lang w:val="en-US"/>
+        </w:rPr>
+        <w:t xml:space="preserve">Đầu vào của mô hình bao gồm ba thành phần: </w:t>
+      </w:r>
+      <w:r>
+        <w:rPr>
+          <w:b/>
+          <w:bCs/>
+          <w:lang w:val="en-US"/>
+        </w:rPr>
+        <w:t>ảnh RGB của thiết kế</w:t>
+      </w:r>
+      <w:r>
+        <w:rPr>
+          <w:lang w:val="en-US"/>
+        </w:rPr>
+        <w:t xml:space="preserve">, </w:t>
+      </w:r>
+      <w:r>
+        <w:rPr>
+          <w:b/>
+          <w:bCs/>
+          <w:lang w:val="en-US"/>
+        </w:rPr>
+        <w:t>OCR tokens</w:t>
+      </w:r>
+      <w:r>
+        <w:rPr>
+          <w:lang w:val="en-US"/>
+        </w:rPr>
+        <w:t xml:space="preserve"> được trích xuất bằng </w:t>
+      </w:r>
+      <w:r>
+        <w:rPr>
+          <w:b/>
+          <w:bCs/>
+          <w:lang w:val="en-US"/>
+        </w:rPr>
+        <w:t>Tesseract (pytesseract)</w:t>
+      </w:r>
+      <w:r>
+        <w:rPr>
+          <w:lang w:val="en-US"/>
+        </w:rPr>
+        <w:t xml:space="preserve"> và </w:t>
+      </w:r>
+      <w:r>
+        <w:rPr>
+          <w:b/>
+          <w:bCs/>
+          <w:lang w:val="en-US"/>
+        </w:rPr>
+        <w:t>bounding boxes</w:t>
+      </w:r>
+      <w:r>
+        <w:rPr>
+          <w:lang w:val="en-US"/>
+        </w:rPr>
+        <w:t xml:space="preserve"> tương ứng đã được chuẩn hóa về miền tọa độ </w:t>
+      </w:r>
+      <w:r>
+        <w:rPr>
+          <w:b/>
+          <w:bCs/>
+          <w:lang w:val="en-US"/>
+        </w:rPr>
+        <w:t>0–1000</w:t>
+      </w:r>
+      <w:r>
+        <w:rPr>
+          <w:lang w:val="en-US"/>
+        </w:rPr>
+        <w:t xml:space="preserve"> theo quy chuẩn của LayoutLMv3. Toàn bộ dữ liệu được xử lý thông qua </w:t>
+      </w:r>
+      <w:r>
+        <w:rPr>
+          <w:b/>
+          <w:bCs/>
+          <w:lang w:val="en-US"/>
+        </w:rPr>
+        <w:t>LayoutLMv3Processor</w:t>
+      </w:r>
+      <w:r>
+        <w:rPr>
+          <w:lang w:val="en-US"/>
+        </w:rPr>
+        <w:t>, cho phép đồng bộ hóa thông tin hình ảnh, văn bản và vị trí không gian trước khi đưa vào mô hình Transformer.</w:t>
+      </w:r>
+    </w:p>
+    <w:p>
+      <w:pPr>
+        <w:rPr>
+          <w:lang w:val="vi-VN"/>
+        </w:rPr>
+      </w:pPr>
+      <w:r>
+        <w:rPr>
+          <w:lang w:val="en-US"/>
+        </w:rPr>
+        <w:t>Sau quá trình suy luận, mô hình sinh ra tensor đặc trưng:</w:t>
+      </w:r>
+    </w:p>
+    <w:p>
+      <w:pPr>
+        <w:jc w:val="center"/>
+        <w:rPr>
+          <w:lang w:val="vi-VN"/>
+        </w:rPr>
+      </w:pPr>
+      <w:r>
+        <w:rPr>
+          <w:lang w:val="en-US"/>
+        </w:rPr>
+        <w:br/>
+        <w:t>last_hidden_state</w:t>
+      </w:r>
+      <w:r>
+        <w:rPr>
+          <w:lang w:val="vi-VN"/>
+        </w:rPr>
+        <w:t xml:space="preserve"> </w:t>
+      </w:r>
+      <m:oMath>
+        <m:r>
+          <m:rPr>
+            <m:sty m:val="p"/>
+          </m:rPr>
+          <w:rPr>
+            <w:rFonts w:ascii="Cambria Math" w:hAnsi="Cambria Math"/>
+            <w:lang w:val="en-US"/>
+          </w:rPr>
+          <m:t>∈</m:t>
+        </m:r>
+        <m:sSup>
+          <m:sSupPr>
+            <m:ctrlPr>
+              <w:rPr>
+                <w:rFonts w:ascii="Cambria Math" w:hAnsi="Cambria Math"/>
+                <w:i/>
+                <w:lang w:val="en-US"/>
+              </w:rPr>
+            </m:ctrlPr>
+          </m:sSupPr>
+          <m:e>
+            <m:r>
+              <w:rPr>
+                <w:rFonts w:ascii="Cambria Math" w:hAnsi="Cambria Math"/>
+                <w:lang w:val="en-US"/>
+              </w:rPr>
+              <m:t>R</m:t>
+            </m:r>
+            <m:ctrlPr>
+              <w:rPr>
+                <w:rFonts w:ascii="Cambria Math" w:hAnsi="Cambria Math"/>
+                <w:lang w:val="en-US"/>
+              </w:rPr>
+            </m:ctrlPr>
+          </m:e>
+          <m:sup>
+            <m:d>
+              <m:dPr>
+                <m:begChr m:val="["/>
+                <m:endChr m:val="]"/>
+                <m:ctrlPr>
+                  <w:rPr>
+                    <w:rFonts w:ascii="Cambria Math" w:hAnsi="Cambria Math"/>
+                    <w:i/>
+                    <w:lang w:val="en-US"/>
+                  </w:rPr>
+                </m:ctrlPr>
+              </m:dPr>
+              <m:e>
+                <m:r>
+                  <w:rPr>
+                    <w:rFonts w:ascii="Cambria Math" w:hAnsi="Cambria Math"/>
+                    <w:lang w:val="en-US"/>
+                  </w:rPr>
+                  <m:t>B,se</m:t>
+                </m:r>
+                <m:sSub>
+                  <m:sSubPr>
+                    <m:ctrlPr>
+                      <w:rPr>
+                        <w:rFonts w:ascii="Cambria Math" w:hAnsi="Cambria Math"/>
+                        <w:i/>
+                        <w:lang w:val="en-US"/>
+                      </w:rPr>
+                    </m:ctrlPr>
+                  </m:sSubPr>
+                  <m:e>
+                    <m:r>
+                      <w:rPr>
+                        <w:rFonts w:ascii="Cambria Math" w:hAnsi="Cambria Math"/>
+                        <w:lang w:val="en-US"/>
+                      </w:rPr>
+                      <m:t>q</m:t>
+                    </m:r>
+                  </m:e>
+                  <m:sub>
+                    <m:r>
+                      <w:rPr>
+                        <w:rFonts w:ascii="Cambria Math" w:hAnsi="Cambria Math"/>
+                        <w:lang w:val="en-US"/>
+                      </w:rPr>
+                      <m:t>l</m:t>
+                    </m:r>
+                  </m:sub>
+                </m:sSub>
+                <m:r>
+                  <w:rPr>
+                    <w:rFonts w:ascii="Cambria Math" w:hAnsi="Cambria Math"/>
+                    <w:lang w:val="en-US"/>
+                  </w:rPr>
+                  <m:t>en,768</m:t>
+                </m:r>
+              </m:e>
+            </m:d>
+          </m:sup>
+        </m:sSup>
+      </m:oMath>
+    </w:p>
+    <w:p>
+      <w:pPr>
+        <w:rPr>
+          <w:lang w:val="vi-VN"/>
+        </w:rPr>
+      </w:pPr>
+      <w:r>
+        <w:rPr>
+          <w:lang w:val="en-US"/>
+        </w:rPr>
+        <w:t xml:space="preserve">trong đó (B) là kích thước batch, (seq_len) là chiều dài chuỗi và </w:t>
+      </w:r>
+      <w:r>
+        <w:rPr>
+          <w:b/>
+          <w:bCs/>
+          <w:lang w:val="en-US"/>
+        </w:rPr>
+        <w:t>768</w:t>
+      </w:r>
+      <w:r>
+        <w:rPr>
+          <w:lang w:val="en-US"/>
+        </w:rPr>
+        <w:t xml:space="preserve"> là kích thước embedding</w:t>
+      </w:r>
+      <w:r>
+        <w:rPr>
+          <w:lang w:val="vi-VN"/>
+        </w:rPr>
+        <w:t xml:space="preserve"> </w:t>
+      </w:r>
+      <w:r>
+        <w:rPr>
+          <w:lang w:val="en-US"/>
+        </w:rPr>
+        <w:t>của mô hình. Cấu trúc chuỗi đầu ra bao gồm:</w:t>
+      </w:r>
+    </w:p>
+    <w:p>
+      <w:pPr>
+        <w:jc w:val="center"/>
+        <w:rPr>
+          <w:lang w:val="vi-VN"/>
+        </w:rPr>
+      </w:pPr>
+      <w:r>
+        <w:rPr>
+          <w:noProof/>
+        </w:rPr>
+        <w:drawing>
+          <wp:inline distT="0" distB="0" distL="0" distR="0" wp14:anchorId="25E00D14" wp14:editId="4D56367E">
+            <wp:extent cx="2835510" cy="146225"/>
+            <wp:effectExtent l="0" t="0" r="3175" b="6350"/>
+            <wp:docPr id="8" name="Picture 8"/>
+            <wp:cNvGraphicFramePr>
+              <a:graphicFrameLocks xmlns:a="http://schemas.openxmlformats.org/drawingml/2006/main" noChangeAspect="1"/>
+            </wp:cNvGraphicFramePr>
+            <a:graphic xmlns:a="http://schemas.openxmlformats.org/drawingml/2006/main">
+              <a:graphicData uri="http://schemas.openxmlformats.org/drawingml/2006/picture">
+                <pic:pic xmlns:pic="http://schemas.openxmlformats.org/drawingml/2006/picture">
+                  <pic:nvPicPr>
+                    <pic:cNvPr id="0" name="Picture 41"/>
+                    <pic:cNvPicPr>
+                      <a:picLocks noChangeAspect="1" noChangeArrowheads="1"/>
+                    </pic:cNvPicPr>
+                  </pic:nvPicPr>
+                  <pic:blipFill>
+                    <a:blip r:embed="rId16">
+                      <a:extLst>
+                        <a:ext uri="{28A0092B-C50C-407E-A947-70E740481C1C}">
+                          <a14:useLocalDpi xmlns:a14="http://schemas.microsoft.com/office/drawing/2010/main" val="0"/>
+                        </a:ext>
+                      </a:extLst>
+                    </a:blip>
+                    <a:srcRect/>
+                    <a:stretch>
+                      <a:fillRect/>
+                    </a:stretch>
+                  </pic:blipFill>
+                  <pic:spPr bwMode="auto">
+                    <a:xfrm>
+                      <a:off x="0" y="0"/>
+                      <a:ext cx="2835510" cy="146225"/>
+                    </a:xfrm>
+                    <a:prstGeom prst="rect">
+                      <a:avLst/>
+                    </a:prstGeom>
+                    <a:noFill/>
+                    <a:ln>
+                      <a:noFill/>
+                    </a:ln>
+                  </pic:spPr>
+                </pic:pic>
+              </a:graphicData>
+            </a:graphic>
+          </wp:inline>
+        </w:drawing>
+      </w:r>
+    </w:p>
+    <w:p>
+      <w:pPr>
+        <w:rPr>
+          <w:lang w:val="en-US"/>
+        </w:rPr>
+      </w:pPr>
+      <w:r>
+        <w:rPr>
+          <w:lang w:val="en-US"/>
+        </w:rPr>
+        <w:t xml:space="preserve">Trong đó, phần hình ảnh được chia thành </w:t>
+      </w:r>
+      <w:r>
+        <w:rPr>
+          <w:b/>
+          <w:bCs/>
+          <w:lang w:val="en-US"/>
+        </w:rPr>
+        <w:t>196 patch tokens</w:t>
+      </w:r>
+      <w:r>
+        <w:rPr>
+          <w:lang w:val="en-US"/>
+        </w:rPr>
+        <w:t xml:space="preserve"> theo lưới </w:t>
+      </w:r>
+      <w:r>
+        <w:rPr>
+          <w:b/>
+          <w:bCs/>
+          <w:lang w:val="en-US"/>
+        </w:rPr>
+        <w:t>14×14</w:t>
+      </w:r>
+      <w:r>
+        <w:rPr>
+          <w:lang w:val="en-US"/>
+        </w:rPr>
+        <w:t>, được đặt ở cuối sequence và chứa thông tin thị giác cục bộ của bố cục.</w:t>
+      </w:r>
+      <w:r>
+        <w:t xml:space="preserve"> </w:t>
+      </w:r>
+    </w:p>
+    <w:p>
+      <w:pPr>
+        <w:rPr>
+          <w:lang w:val="vi-VN"/>
+        </w:rPr>
+      </w:pPr>
+      <w:r>
+        <w:rPr>
+          <w:lang w:val="en-US"/>
+        </w:rPr>
+        <w:t xml:space="preserve">Đặc trưng đầu tiên được sử dụng là </w:t>
+      </w:r>
+      <w:r>
+        <w:rPr>
+          <w:b/>
+          <w:bCs/>
+          <w:lang w:val="en-US"/>
+        </w:rPr>
+        <w:t>CLS token embedding</w:t>
+      </w:r>
+      <w:r>
+        <w:rPr>
+          <w:lang w:val="en-US"/>
+        </w:rPr>
+        <w:t xml:space="preserve"> với kích thước </w:t>
+      </w:r>
+      <w:r>
+        <w:rPr>
+          <w:b/>
+          <w:bCs/>
+          <w:lang w:val="en-US"/>
+        </w:rPr>
+        <w:t>768 chiều</w:t>
+      </w:r>
+      <w:r>
+        <w:rPr>
+          <w:lang w:val="en-US"/>
+        </w:rPr>
+        <w:t>, được trích xuất tại vị trí:</w:t>
+      </w:r>
+    </w:p>
+    <w:p>
+      <w:pPr>
+        <w:ind w:firstLine="0"/>
+        <w:rPr>
+          <w:lang w:val="vi-VN"/>
+        </w:rPr>
+      </w:pPr>
+      <m:oMathPara>
+        <m:oMath>
+          <m:r>
+            <w:rPr>
+              <w:rFonts w:ascii="Cambria Math" w:hAnsi="Cambria Math"/>
+              <w:lang w:val="en-US"/>
+            </w:rPr>
+            <m:t>hidde</m:t>
+          </m:r>
+          <m:r>
+            <w:rPr>
+              <w:rFonts w:ascii="Cambria Math" w:hAnsi="Cambria Math"/>
+              <w:lang w:val="en-US"/>
+            </w:rPr>
+            <m:t>n_s</m:t>
+          </m:r>
+          <m:r>
+            <w:rPr>
+              <w:rFonts w:ascii="Cambria Math" w:hAnsi="Cambria Math"/>
+              <w:lang w:val="en-US"/>
+            </w:rPr>
+            <m:t>tate</m:t>
+          </m:r>
+          <m:d>
+            <m:dPr>
+              <m:begChr m:val="["/>
+              <m:endChr m:val="]"/>
+              <m:ctrlPr>
+                <w:rPr>
+                  <w:rFonts w:ascii="Cambria Math" w:hAnsi="Cambria Math"/>
+                  <w:i/>
+                  <w:lang w:val="en-US"/>
+                </w:rPr>
+              </m:ctrlPr>
+            </m:dPr>
+            <m:e>
+              <m:r>
+                <w:rPr>
+                  <w:rFonts w:ascii="Cambria Math" w:hAnsi="Cambria Math"/>
+                  <w:lang w:val="en-US"/>
+                </w:rPr>
+                <m:t>:,0,:</m:t>
+              </m:r>
+            </m:e>
+          </m:d>
+        </m:oMath>
+      </m:oMathPara>
+    </w:p>
+    <w:p>
+      <w:pPr>
+        <w:rPr>
+          <w:lang w:val="en-US"/>
+        </w:rPr>
+      </w:pPr>
+      <w:r>
+        <w:rPr>
+          <w:lang w:val="en-US"/>
+        </w:rPr>
+        <w:lastRenderedPageBreak/>
+        <w:t xml:space="preserve">Token đặc biệt </w:t>
+      </w:r>
+      <w:r>
+        <w:rPr>
+          <w:b/>
+          <w:bCs/>
+          <w:lang w:val="en-US"/>
+        </w:rPr>
+        <w:t>[CLS]</w:t>
+      </w:r>
+      <w:r>
+        <w:rPr>
+          <w:lang w:val="en-US"/>
+        </w:rPr>
+        <w:t xml:space="preserve"> đóng vai trò như biểu diễn ngữ nghĩa tổng quát của toàn bộ thiết kế, phản ánh mối quan hệ tổng thể giữa văn bản, hình ảnh và bố cục. Để đảm bảo tính ổn định trong không gian đặc trưng, vector này được </w:t>
+      </w:r>
+      <w:r>
+        <w:rPr>
+          <w:b/>
+          <w:bCs/>
+          <w:lang w:val="en-US"/>
+        </w:rPr>
+        <w:t>L2-normalized</w:t>
+      </w:r>
+      <w:r>
+        <w:rPr>
+          <w:lang w:val="en-US"/>
+        </w:rPr>
+        <w:t xml:space="preserve"> trước khi đưa vào pipeline học máy.</w:t>
+      </w:r>
+    </w:p>
+    <w:p>
+      <w:pPr>
+        <w:rPr>
+          <w:i/>
+          <w:lang w:val="vi-VN"/>
+        </w:rPr>
+      </w:pPr>
+      <w:r>
+        <w:rPr>
+          <w:lang w:val="en-US"/>
+        </w:rPr>
+        <w:t xml:space="preserve">Bên cạnh biểu diễn tổng quát, nghiên cứu tiếp tục khai thác </w:t>
+      </w:r>
+      <w:r>
+        <w:rPr>
+          <w:b/>
+          <w:bCs/>
+          <w:lang w:val="en-US"/>
+        </w:rPr>
+        <w:t>Visual Patch Features</w:t>
+      </w:r>
+      <w:r>
+        <w:rPr>
+          <w:lang w:val="en-US"/>
+        </w:rPr>
+        <w:t xml:space="preserve"> nhằm giữ lại thông tin không gian cục bộ của thiết kế. Cụ thể, </w:t>
+      </w:r>
+      <w:r>
+        <w:rPr>
+          <w:b/>
+          <w:bCs/>
+          <w:lang w:val="en-US"/>
+        </w:rPr>
+        <w:t>196 image patch tokens</w:t>
+      </w:r>
+      <w:r>
+        <w:rPr>
+          <w:lang w:val="en-US"/>
+        </w:rPr>
+        <w:t xml:space="preserve"> ở cuối sequence được tổng hợp bằng hai phép thống kê:</w:t>
+      </w:r>
+      <w:r>
+        <w:t xml:space="preserve"> </w:t>
+      </w:r>
+    </w:p>
+    <w:p>
+      <w:pPr>
+        <w:jc w:val="center"/>
+        <w:rPr>
+          <w:lang w:val="vi-VN"/>
+        </w:rPr>
+      </w:pPr>
+      <w:r>
+        <w:rPr>
+          <w:noProof/>
+        </w:rPr>
+        <w:drawing>
+          <wp:inline distT="0" distB="0" distL="0" distR="0" wp14:anchorId="7711866D" wp14:editId="7D79AB0F">
+            <wp:extent cx="1313970" cy="146745"/>
+            <wp:effectExtent l="0" t="0" r="635" b="5715"/>
+            <wp:docPr id="10" name="Picture 10"/>
+            <wp:cNvGraphicFramePr>
+              <a:graphicFrameLocks xmlns:a="http://schemas.openxmlformats.org/drawingml/2006/main" noChangeAspect="1"/>
+            </wp:cNvGraphicFramePr>
+            <a:graphic xmlns:a="http://schemas.openxmlformats.org/drawingml/2006/main">
+              <a:graphicData uri="http://schemas.openxmlformats.org/drawingml/2006/picture">
+                <pic:pic xmlns:pic="http://schemas.openxmlformats.org/drawingml/2006/picture">
+                  <pic:nvPicPr>
+                    <pic:cNvPr id="0" name="Picture 45"/>
+                    <pic:cNvPicPr>
+                      <a:picLocks noChangeAspect="1" noChangeArrowheads="1"/>
+                    </pic:cNvPicPr>
+                  </pic:nvPicPr>
+                  <pic:blipFill>
+                    <a:blip r:embed="rId17">
+                      <a:extLst>
+                        <a:ext uri="{28A0092B-C50C-407E-A947-70E740481C1C}">
+                          <a14:useLocalDpi xmlns:a14="http://schemas.microsoft.com/office/drawing/2010/main" val="0"/>
+                        </a:ext>
+                      </a:extLst>
+                    </a:blip>
+                    <a:srcRect/>
+                    <a:stretch>
+                      <a:fillRect/>
+                    </a:stretch>
+                  </pic:blipFill>
+                  <pic:spPr bwMode="auto">
+                    <a:xfrm>
+                      <a:off x="0" y="0"/>
+                      <a:ext cx="1343190" cy="150008"/>
+                    </a:xfrm>
+                    <a:prstGeom prst="rect">
+                      <a:avLst/>
+                    </a:prstGeom>
+                    <a:noFill/>
+                    <a:ln>
+                      <a:noFill/>
+                    </a:ln>
+                  </pic:spPr>
+                </pic:pic>
+              </a:graphicData>
+            </a:graphic>
+          </wp:inline>
+        </w:drawing>
+      </w:r>
+    </w:p>
+    <w:p>
+      <w:pPr>
+        <w:jc w:val="center"/>
+        <w:rPr>
+          <w:lang w:val="vi-VN"/>
+        </w:rPr>
+      </w:pPr>
+      <w:r>
+        <w:rPr>
+          <w:noProof/>
+        </w:rPr>
+        <w:drawing>
+          <wp:inline distT="0" distB="0" distL="0" distR="0" wp14:anchorId="5754DEFE" wp14:editId="2AC482A2">
+            <wp:extent cx="1298602" cy="166331"/>
+            <wp:effectExtent l="0" t="0" r="0" b="5715"/>
+            <wp:docPr id="11" name="Picture 11"/>
+            <wp:cNvGraphicFramePr>
+              <a:graphicFrameLocks xmlns:a="http://schemas.openxmlformats.org/drawingml/2006/main" noChangeAspect="1"/>
+            </wp:cNvGraphicFramePr>
+            <a:graphic xmlns:a="http://schemas.openxmlformats.org/drawingml/2006/main">
+              <a:graphicData uri="http://schemas.openxmlformats.org/drawingml/2006/picture">
+                <pic:pic xmlns:pic="http://schemas.openxmlformats.org/drawingml/2006/picture">
+                  <pic:nvPicPr>
+                    <pic:cNvPr id="0" name="Picture 47"/>
+                    <pic:cNvPicPr>
+                      <a:picLocks noChangeAspect="1" noChangeArrowheads="1"/>
+                    </pic:cNvPicPr>
+                  </pic:nvPicPr>
+                  <pic:blipFill>
+                    <a:blip r:embed="rId18">
+                      <a:extLst>
+                        <a:ext uri="{28A0092B-C50C-407E-A947-70E740481C1C}">
+                          <a14:useLocalDpi xmlns:a14="http://schemas.microsoft.com/office/drawing/2010/main" val="0"/>
+                        </a:ext>
+                      </a:extLst>
+                    </a:blip>
+                    <a:srcRect/>
+                    <a:stretch>
+                      <a:fillRect/>
+                    </a:stretch>
+                  </pic:blipFill>
+                  <pic:spPr bwMode="auto">
+                    <a:xfrm>
+                      <a:off x="0" y="0"/>
+                      <a:ext cx="1330923" cy="170471"/>
+                    </a:xfrm>
+                    <a:prstGeom prst="rect">
+                      <a:avLst/>
+                    </a:prstGeom>
+                    <a:noFill/>
+                    <a:ln>
+                      <a:noFill/>
+                    </a:ln>
+                  </pic:spPr>
+                </pic:pic>
+              </a:graphicData>
+            </a:graphic>
+          </wp:inline>
+        </w:drawing>
+      </w:r>
+    </w:p>
+    <w:p>
+      <w:pPr>
+        <w:rPr>
+          <w:lang w:val="en-US"/>
+        </w:rPr>
+      </w:pPr>
+      <w:r>
+        <w:rPr>
+          <w:lang w:val="en-US"/>
+        </w:rPr>
+        <w:t xml:space="preserve">trong đó vector </w:t>
+      </w:r>
+      <w:r>
+        <w:rPr>
+          <w:b/>
+          <w:bCs/>
+          <w:lang w:val="en-US"/>
+        </w:rPr>
+        <w:t>mean</w:t>
+      </w:r>
+      <w:r>
+        <w:rPr>
+          <w:lang w:val="en-US"/>
+        </w:rPr>
+        <w:t xml:space="preserve"> phản ánh </w:t>
+      </w:r>
+      <w:r>
+        <w:rPr>
+          <w:b/>
+          <w:bCs/>
+          <w:lang w:val="en-US"/>
+        </w:rPr>
+        <w:t>phân bố không gian trung bình</w:t>
+      </w:r>
+      <w:r>
+        <w:rPr>
+          <w:lang w:val="en-US"/>
+        </w:rPr>
+        <w:t xml:space="preserve"> của thiết kế, còn vector </w:t>
+      </w:r>
+      <w:r>
+        <w:rPr>
+          <w:b/>
+          <w:bCs/>
+          <w:lang w:val="en-US"/>
+        </w:rPr>
+        <w:t>standard deviation</w:t>
+      </w:r>
+      <w:r>
+        <w:rPr>
+          <w:lang w:val="en-US"/>
+        </w:rPr>
+        <w:t xml:space="preserve"> thể hiện </w:t>
+      </w:r>
+      <w:r>
+        <w:rPr>
+          <w:b/>
+          <w:bCs/>
+          <w:lang w:val="en-US"/>
+        </w:rPr>
+        <w:t>mức độ đa dạng về bố cục, mật độ phần tử và màu sắc thị giác</w:t>
+      </w:r>
+      <w:r>
+        <w:rPr>
+          <w:lang w:val="en-US"/>
+        </w:rPr>
+        <w:t xml:space="preserve">. Hai vector này được </w:t>
+      </w:r>
+      <w:r>
+        <w:rPr>
+          <w:b/>
+          <w:bCs/>
+          <w:lang w:val="en-US"/>
+        </w:rPr>
+        <w:t>L2-normalize riêng biệt</w:t>
+      </w:r>
+      <w:r>
+        <w:rPr>
+          <w:lang w:val="en-US"/>
+        </w:rPr>
+        <w:t xml:space="preserve"> trước khi ghép nối.</w:t>
+      </w:r>
+    </w:p>
+    <w:p>
+      <w:pPr>
+        <w:rPr>
+          <w:lang w:val="vi-VN"/>
+        </w:rPr>
+      </w:pPr>
+      <w:r>
+        <w:rPr>
+          <w:lang w:val="en-US"/>
+        </w:rPr>
+        <w:t xml:space="preserve">Việc sử dụng </w:t>
+      </w:r>
+      <w:r>
+        <w:rPr>
+          <w:b/>
+          <w:bCs/>
+          <w:lang w:val="en-US"/>
+        </w:rPr>
+        <w:t>patch features</w:t>
+      </w:r>
+      <w:r>
+        <w:rPr>
+          <w:lang w:val="en-US"/>
+        </w:rPr>
+        <w:t xml:space="preserve"> thay vì chỉ dựa vào </w:t>
+      </w:r>
+      <w:r>
+        <w:rPr>
+          <w:b/>
+          <w:bCs/>
+          <w:lang w:val="en-US"/>
+        </w:rPr>
+        <w:t>CLS embedding</w:t>
+      </w:r>
+      <w:r>
+        <w:rPr>
+          <w:lang w:val="en-US"/>
+        </w:rPr>
+        <w:t xml:space="preserve"> giúp bảo toàn thông tin không gian chi tiết của bố cục. Trong khi CLS token chủ yếu nắm bắt ngữ nghĩa tổng thể, các patch tokens cung cấp tín hiệu quan trọng về </w:t>
+      </w:r>
+      <w:r>
+        <w:rPr>
+          <w:b/>
+          <w:bCs/>
+          <w:lang w:val="en-US"/>
+        </w:rPr>
+        <w:t>whitespace, balance và spatial composition</w:t>
+      </w:r>
+      <w:r>
+        <w:rPr>
+          <w:lang w:val="en-US"/>
+        </w:rPr>
+        <w:t>, vốn là những yếu tố có ảnh hưởng trực tiếp đến chất lượng thiết kế đồ họa. Sau khi kết hợp, hệ thống thu được vector đặc trưng sâu có khả năng biểu diễn tốt cả tính tổng thể lẫn chi tiết cục bộ của bố cục thiết kế.</w:t>
+      </w:r>
+    </w:p>
+    <w:p>
+      <w:pPr>
+        <w:rPr>
+          <w:lang w:val="vi-VN"/>
+        </w:rPr>
+      </w:pPr>
+      <w:r>
+        <w:rPr>
+          <w:lang w:val="vi-VN"/>
+        </w:rPr>
+        <w:t>7.4. Thuật toán đặc trưng lai</w:t>
+      </w:r>
+      <w:r>
+        <w:t xml:space="preserve"> </w:t>
+      </w:r>
+      <w:r>
+        <w:t>(Hybrid Feature Representation)</w:t>
+      </w:r>
+    </w:p>
+    <w:p>
+      <w:pPr>
+        <w:rPr>
+          <w:lang w:val="en-US"/>
+        </w:rPr>
+      </w:pPr>
+      <w:r>
+        <w:rPr>
+          <w:lang w:val="en-US"/>
+        </w:rPr>
+        <w:t xml:space="preserve">Một trong những thách thức cốt lõi của bài toán đánh giá chất lượng thiết kế đồ họa là xây dựng được biểu diễn dữ liệu vừa </w:t>
+      </w:r>
+      <w:r>
+        <w:rPr>
+          <w:b/>
+          <w:bCs/>
+          <w:lang w:val="en-US"/>
+        </w:rPr>
+        <w:t>giàu khả năng biểu đạt (representation power)</w:t>
+      </w:r>
+      <w:r>
+        <w:rPr>
+          <w:lang w:val="en-US"/>
+        </w:rPr>
+        <w:t xml:space="preserve">, vừa </w:t>
+      </w:r>
+      <w:r>
+        <w:rPr>
+          <w:b/>
+          <w:bCs/>
+          <w:lang w:val="en-US"/>
+        </w:rPr>
+        <w:t>có khả năng diễn giải (interpretability)</w:t>
+      </w:r>
+      <w:r>
+        <w:rPr>
+          <w:lang w:val="en-US"/>
+        </w:rPr>
+        <w:t xml:space="preserve">. Trong nghiên cứu này, phương pháp </w:t>
+      </w:r>
+      <w:r>
+        <w:rPr>
+          <w:b/>
+          <w:bCs/>
+          <w:lang w:val="en-US"/>
+        </w:rPr>
+        <w:t>Hybrid Feature Representation</w:t>
+      </w:r>
+      <w:r>
+        <w:rPr>
+          <w:lang w:val="en-US"/>
+        </w:rPr>
+        <w:t xml:space="preserve"> được đề xuất nhằm kết hợp ưu điểm của </w:t>
+      </w:r>
+      <w:r>
+        <w:rPr>
+          <w:b/>
+          <w:bCs/>
+          <w:lang w:val="en-US"/>
+        </w:rPr>
+        <w:t>đặc trưng sâu (deep features)</w:t>
+      </w:r>
+      <w:r>
+        <w:rPr>
+          <w:lang w:val="en-US"/>
+        </w:rPr>
+        <w:t xml:space="preserve"> và </w:t>
+      </w:r>
+      <w:r>
+        <w:rPr>
+          <w:b/>
+          <w:bCs/>
+          <w:lang w:val="en-US"/>
+        </w:rPr>
+        <w:t>đặc trưng hình học (geometric features)</w:t>
+      </w:r>
+      <w:r>
+        <w:rPr>
+          <w:lang w:val="en-US"/>
+        </w:rPr>
+        <w:t>, từ đó tạo ra một không gian biểu diễn toàn diện hơn cho bố cục thiết kế.</w:t>
+      </w:r>
+    </w:p>
+    <w:p>
+      <w:pPr>
+        <w:rPr>
+          <w:lang w:val="en-US"/>
+        </w:rPr>
+      </w:pPr>
+      <w:r>
+        <w:rPr>
+          <w:lang w:val="en-US"/>
+        </w:rPr>
+        <w:t xml:space="preserve">Động lực của phương pháp xuất phát từ hạn chế của từng nhóm đặc trưng khi sử dụng độc lập. Đối với </w:t>
+      </w:r>
+      <w:r>
+        <w:rPr>
+          <w:b/>
+          <w:bCs/>
+          <w:lang w:val="en-US"/>
+        </w:rPr>
+        <w:t>deep features</w:t>
+      </w:r>
+      <w:r>
+        <w:rPr>
+          <w:lang w:val="en-US"/>
+        </w:rPr>
+        <w:t xml:space="preserve"> được sinh ra từ mô hình </w:t>
+      </w:r>
+      <w:r>
+        <w:rPr>
+          <w:b/>
+          <w:bCs/>
+          <w:lang w:val="en-US"/>
+        </w:rPr>
+        <w:t>LayoutLMv3</w:t>
+      </w:r>
+      <w:r>
+        <w:rPr>
+          <w:lang w:val="en-US"/>
+        </w:rPr>
+        <w:t xml:space="preserve">, ưu điểm chính là khả năng học biểu diễn phức tạp từ đồng thời </w:t>
+      </w:r>
+      <w:r>
+        <w:rPr>
+          <w:b/>
+          <w:bCs/>
+          <w:lang w:val="en-US"/>
+        </w:rPr>
+        <w:t>hình ảnh, văn bản và bố cục</w:t>
+      </w:r>
+      <w:r>
+        <w:rPr>
+          <w:lang w:val="en-US"/>
+        </w:rPr>
+        <w:t xml:space="preserve">, giúp mô hình nhận biết các pattern thị giác có tính ngữ nghĩa cao. Tuy nhiên, các embedding này mang tính </w:t>
+      </w:r>
+      <w:r>
+        <w:rPr>
+          <w:b/>
+          <w:bCs/>
+          <w:lang w:val="en-US"/>
+        </w:rPr>
+        <w:t>“hộp đen” (black-box representation)</w:t>
+      </w:r>
+      <w:r>
+        <w:rPr>
+          <w:lang w:val="en-US"/>
+        </w:rPr>
+        <w:t xml:space="preserve">, gây khó khăn trong việc giải thích nguyên nhân khiến một thiết kế nhận điểm thấp. Ví dụ, mô hình có thể đánh giá thấp một poster nhưng không chỉ ra được liệu nguyên nhân đến từ </w:t>
+      </w:r>
+      <w:r>
+        <w:rPr>
+          <w:b/>
+          <w:bCs/>
+          <w:lang w:val="en-US"/>
+        </w:rPr>
+        <w:t>lỗi căn chỉnh, khoảng trắng hay sự chồng lấp phần tử</w:t>
+      </w:r>
+      <w:r>
+        <w:rPr>
+          <w:lang w:val="en-US"/>
+        </w:rPr>
+        <w:t xml:space="preserve">. Ngoài ra, các biểu diễn sâu thường nhạy cảm với </w:t>
+      </w:r>
+      <w:r>
+        <w:rPr>
+          <w:b/>
+          <w:bCs/>
+          <w:lang w:val="en-US"/>
+        </w:rPr>
+        <w:t>domain shift</w:t>
+      </w:r>
+      <w:r>
+        <w:rPr>
+          <w:lang w:val="en-US"/>
+        </w:rPr>
+        <w:t>, tức sự thay đổi về phong cách thiết kế hoặc phân phối dữ liệu.</w:t>
+      </w:r>
+    </w:p>
+    <w:p>
+      <w:pPr>
+        <w:rPr>
+          <w:lang w:val="en-US"/>
+        </w:rPr>
+      </w:pPr>
+      <w:r>
+        <w:rPr>
+          <w:lang w:val="en-US"/>
+        </w:rPr>
+        <w:t xml:space="preserve">Ngược lại, </w:t>
+      </w:r>
+      <w:r>
+        <w:rPr>
+          <w:b/>
+          <w:bCs/>
+          <w:lang w:val="en-US"/>
+        </w:rPr>
+        <w:t>geometric features</w:t>
+      </w:r>
+      <w:r>
+        <w:rPr>
+          <w:lang w:val="en-US"/>
+        </w:rPr>
+        <w:t xml:space="preserve"> có tính giải thích cao vì phản ánh trực tiếp các nguyên lý thiết kế như </w:t>
+      </w:r>
+      <w:r>
+        <w:rPr>
+          <w:b/>
+          <w:bCs/>
+          <w:lang w:val="en-US"/>
+        </w:rPr>
+        <w:t>alignment, overlap và whitespace</w:t>
+      </w:r>
+      <w:r>
+        <w:rPr>
+          <w:lang w:val="en-US"/>
+        </w:rPr>
+        <w:t xml:space="preserve">. Các đặc trưng như </w:t>
+      </w:r>
+      <w:r>
+        <w:rPr>
+          <w:b/>
+          <w:bCs/>
+          <w:lang w:val="en-US"/>
+        </w:rPr>
+        <w:t>geo_left_edge_std</w:t>
+      </w:r>
+      <w:r>
+        <w:rPr>
+          <w:lang w:val="en-US"/>
+        </w:rPr>
+        <w:t xml:space="preserve">, </w:t>
+      </w:r>
+      <w:r>
+        <w:rPr>
+          <w:b/>
+          <w:bCs/>
+          <w:lang w:val="en-US"/>
+        </w:rPr>
+        <w:t>geo_overlap_ratio</w:t>
+      </w:r>
+      <w:r>
+        <w:rPr>
+          <w:lang w:val="en-US"/>
+        </w:rPr>
+        <w:t xml:space="preserve"> hay </w:t>
+      </w:r>
+      <w:r>
+        <w:rPr>
+          <w:b/>
+          <w:bCs/>
+          <w:lang w:val="en-US"/>
+        </w:rPr>
+        <w:t>geo_density_variance</w:t>
+      </w:r>
+      <w:r>
+        <w:rPr>
+          <w:lang w:val="en-US"/>
+        </w:rPr>
+        <w:t xml:space="preserve"> cho phép ánh xạ trực tiếp tới các lỗi bố cục cụ thể. Tuy nhiên, nhóm đặc trưng này không nắm bắt được các yếu tố ngữ nghĩa như </w:t>
+      </w:r>
+      <w:r>
+        <w:rPr>
+          <w:b/>
+          <w:bCs/>
+          <w:lang w:val="en-US"/>
+        </w:rPr>
+        <w:t>màu sắc, font chữ, hình ảnh minh họa hoặc cấu trúc nội dung tổng thể</w:t>
+      </w:r>
+      <w:r>
+        <w:rPr>
+          <w:lang w:val="en-US"/>
+        </w:rPr>
+        <w:t>, từ đó hạn chế khả năng khái quát hóa.</w:t>
+      </w:r>
+    </w:p>
+    <w:p>
+      <w:pPr>
+        <w:rPr>
+          <w:lang w:val="en-US"/>
+        </w:rPr>
+      </w:pPr>
+      <w:r>
+        <w:rPr>
+          <w:lang w:val="en-US"/>
+        </w:rPr>
+        <w:t>Để khắc phục các hạn chế trên, nghiên cứu đề xuất vector đặc trưng lai:</w:t>
+      </w:r>
+    </w:p>
+    <w:p>
+      <w:pPr>
+        <w:jc w:val="center"/>
+        <w:rPr>
+          <w:lang w:val="vi-VN"/>
+        </w:rPr>
+      </w:pPr>
+      <w:r>
+        <w:rPr>
+          <w:noProof/>
+        </w:rPr>
+        <w:drawing>
+          <wp:inline distT="0" distB="0" distL="0" distR="0" wp14:anchorId="557BFBD0" wp14:editId="554BE22F">
+            <wp:extent cx="1790065" cy="222885"/>
+            <wp:effectExtent l="0" t="0" r="635" b="5715"/>
+            <wp:docPr id="14" name="Picture 14"/>
+            <wp:cNvGraphicFramePr>
+              <a:graphicFrameLocks xmlns:a="http://schemas.openxmlformats.org/drawingml/2006/main" noChangeAspect="1"/>
+            </wp:cNvGraphicFramePr>
+            <a:graphic xmlns:a="http://schemas.openxmlformats.org/drawingml/2006/main">
+              <a:graphicData uri="http://schemas.openxmlformats.org/drawingml/2006/picture">
+                <pic:pic xmlns:pic="http://schemas.openxmlformats.org/drawingml/2006/picture">
+                  <pic:nvPicPr>
+                    <pic:cNvPr id="0" name="Picture 78"/>
+                    <pic:cNvPicPr>
+                      <a:picLocks noChangeAspect="1" noChangeArrowheads="1"/>
+                    </pic:cNvPicPr>
+                  </pic:nvPicPr>
+                  <pic:blipFill>
+                    <a:blip r:embed="rId19">
+                      <a:extLst>
+                        <a:ext uri="{28A0092B-C50C-407E-A947-70E740481C1C}">
+                          <a14:useLocalDpi xmlns:a14="http://schemas.microsoft.com/office/drawing/2010/main" val="0"/>
+                        </a:ext>
+                      </a:extLst>
+                    </a:blip>
+                    <a:srcRect/>
+                    <a:stretch>
+                      <a:fillRect/>
+                    </a:stretch>
+                  </pic:blipFill>
+                  <pic:spPr bwMode="auto">
+                    <a:xfrm>
+                      <a:off x="0" y="0"/>
+                      <a:ext cx="1790065" cy="222885"/>
+                    </a:xfrm>
+                    <a:prstGeom prst="rect">
+                      <a:avLst/>
+                    </a:prstGeom>
+                    <a:noFill/>
+                    <a:ln>
+                      <a:noFill/>
+                    </a:ln>
+                  </pic:spPr>
+                </pic:pic>
+              </a:graphicData>
+            </a:graphic>
+          </wp:inline>
+        </w:drawing>
+      </w:r>
+    </w:p>
+    <w:p>
+      <w:pPr>
+        <w:rPr>
+          <w:lang w:val="vi-VN"/>
+        </w:rPr>
+      </w:pPr>
+      <w:r>
+        <w:rPr>
+          <w:lang w:val="en-US"/>
+        </w:rPr>
+        <w:lastRenderedPageBreak/>
+        <w:t>trong đó:</w:t>
+      </w:r>
+      <w:r>
+        <w:rPr>
+          <w:lang w:val="vi-VN"/>
+        </w:rPr>
+        <w:t xml:space="preserve"> </w:t>
+      </w:r>
+    </w:p>
+    <w:p>
+      <w:pPr>
+        <w:rPr>
+          <w:lang w:val="en-US"/>
+        </w:rPr>
+      </w:pPr>
+      <m:oMathPara>
+        <m:oMath>
+          <m:sSub>
+            <m:sSubPr>
+              <m:ctrlPr>
+                <w:rPr>
+                  <w:rFonts w:ascii="Cambria Math" w:hAnsi="Cambria Math"/>
+                  <w:i/>
+                  <w:lang w:val="en-US"/>
+                </w:rPr>
+              </m:ctrlPr>
+            </m:sSubPr>
+            <m:e>
+              <m:r>
+                <m:rPr>
+                  <m:sty m:val="p"/>
+                </m:rPr>
+                <w:rPr>
+                  <w:rFonts w:ascii="Cambria Math" w:hAnsi="Cambria Math"/>
+                  <w:lang w:val="en-US"/>
+                </w:rPr>
+                <m:t>h</m:t>
+              </m:r>
+              <m:ctrlPr>
+                <w:rPr>
+                  <w:rFonts w:ascii="Cambria Math" w:hAnsi="Cambria Math"/>
+                  <w:lang w:val="en-US"/>
+                </w:rPr>
+              </m:ctrlPr>
+            </m:e>
+            <m:sub>
+              <m:r>
+                <m:rPr>
+                  <m:sty m:val="p"/>
+                </m:rPr>
+                <w:rPr>
+                  <w:rFonts w:ascii="Cambria Math" w:hAnsi="Cambria Math"/>
+                  <w:lang w:val="en-US"/>
+                </w:rPr>
+                <m:t>CLS</m:t>
+              </m:r>
+            </m:sub>
+          </m:sSub>
+          <m:r>
+            <m:rPr>
+              <m:sty m:val="p"/>
+            </m:rPr>
+            <w:rPr>
+              <w:rFonts w:ascii="Cambria Math" w:hAnsi="Cambria Math"/>
+              <w:lang w:val="en-US"/>
+            </w:rPr>
+            <m:t>∈</m:t>
+          </m:r>
+          <m:sSup>
+            <m:sSupPr>
+              <m:ctrlPr>
+                <w:rPr>
+                  <w:rFonts w:ascii="Cambria Math" w:hAnsi="Cambria Math"/>
+                  <w:i/>
+                  <w:lang w:val="en-US"/>
+                </w:rPr>
+              </m:ctrlPr>
+            </m:sSupPr>
+            <m:e>
+              <m:r>
+                <m:rPr>
+                  <m:sty m:val="p"/>
+                </m:rPr>
+                <w:rPr>
+                  <w:rFonts w:ascii="Cambria Math" w:hAnsi="Cambria Math"/>
+                  <w:lang w:val="en-US"/>
+                </w:rPr>
+                <m:t>R</m:t>
+              </m:r>
+            </m:e>
+            <m:sup>
+              <m:r>
+                <m:rPr>
+                  <m:scr m:val="double-struck"/>
+                </m:rPr>
+                <w:rPr>
+                  <w:rFonts w:ascii="Cambria Math" w:hAnsi="Cambria Math"/>
+                  <w:lang w:val="en-US"/>
+                </w:rPr>
+                <m:t>768</m:t>
+              </m:r>
+            </m:sup>
+          </m:sSup>
+        </m:oMath>
+      </m:oMathPara>
+    </w:p>
+    <w:p>
+      <w:pPr>
+        <w:rPr>
+          <w:lang w:val="en-US"/>
+        </w:rPr>
+      </w:pPr>
+      <w:r>
+        <w:rPr>
+          <w:lang w:val="en-US"/>
+        </w:rPr>
+        <w:t xml:space="preserve">là </w:t>
+      </w:r>
+      <w:r>
+        <w:rPr>
+          <w:b/>
+          <w:bCs/>
+          <w:lang w:val="en-US"/>
+        </w:rPr>
+        <w:t>CLS token embedding</w:t>
+      </w:r>
+      <w:r>
+        <w:rPr>
+          <w:lang w:val="en-US"/>
+        </w:rPr>
+        <w:t xml:space="preserve"> từ LayoutLMv3, biểu diễn ngữ nghĩa tổng thể của thiết kế;</w:t>
+      </w:r>
+    </w:p>
+    <w:p>
+      <w:pPr>
+        <w:rPr>
+          <w:lang w:val="vi-VN"/>
+        </w:rPr>
+      </w:pPr>
+      <m:oMathPara>
+        <m:oMath>
+          <m:sSub>
+            <m:sSubPr>
+              <m:ctrlPr>
+                <w:rPr>
+                  <w:rFonts w:ascii="Cambria Math" w:hAnsi="Cambria Math"/>
+                  <w:i/>
+                  <w:lang w:val="en-US"/>
+                </w:rPr>
+              </m:ctrlPr>
+            </m:sSubPr>
+            <m:e>
+              <m:r>
+                <w:rPr>
+                  <w:rFonts w:ascii="Cambria Math" w:hAnsi="Cambria Math"/>
+                  <w:lang w:val="en-US"/>
+                </w:rPr>
+                <m:t>h</m:t>
+              </m:r>
+            </m:e>
+            <m:sub>
+              <m:r>
+                <w:rPr>
+                  <w:rFonts w:ascii="Cambria Math" w:hAnsi="Cambria Math"/>
+                  <w:lang w:val="en-US"/>
+                </w:rPr>
+                <m:t>visual</m:t>
+              </m:r>
+            </m:sub>
+          </m:sSub>
+          <m:r>
+            <m:rPr>
+              <m:sty m:val="p"/>
+            </m:rPr>
+            <w:rPr>
+              <w:rFonts w:ascii="Cambria Math" w:hAnsi="Cambria Math"/>
+              <w:lang w:val="en-US"/>
+            </w:rPr>
+            <m:t>∈</m:t>
+          </m:r>
+          <m:sSup>
+            <m:sSupPr>
+              <m:ctrlPr>
+                <w:rPr>
+                  <w:rFonts w:ascii="Cambria Math" w:hAnsi="Cambria Math"/>
+                  <w:i/>
+                  <w:lang w:val="en-US"/>
+                </w:rPr>
+              </m:ctrlPr>
+            </m:sSupPr>
+            <m:e>
+              <m:r>
+                <w:rPr>
+                  <w:rFonts w:ascii="Cambria Math" w:hAnsi="Cambria Math"/>
+                  <w:lang w:val="en-US"/>
+                </w:rPr>
+                <m:t>R</m:t>
+              </m:r>
+            </m:e>
+            <m:sup>
+              <m:r>
+                <m:rPr>
+                  <m:scr m:val="double-struck"/>
+                </m:rPr>
+                <w:rPr>
+                  <w:rFonts w:ascii="Cambria Math" w:hAnsi="Cambria Math"/>
+                  <w:lang w:val="en-US"/>
+                </w:rPr>
+                <m:t>768</m:t>
+              </m:r>
+            </m:sup>
+          </m:sSup>
+        </m:oMath>
+      </m:oMathPara>
+    </w:p>
+    <w:p>
+      <w:pPr>
+        <w:rPr>
+          <w:lang w:val="en-US"/>
+        </w:rPr>
+      </w:pPr>
+      <w:r>
+        <w:rPr>
+          <w:lang w:val="en-US"/>
+        </w:rPr>
+        <w:t xml:space="preserve">là vector đặc trưng thị giác được xây dựng từ </w:t>
+      </w:r>
+      <w:r>
+        <w:rPr>
+          <w:b/>
+          <w:bCs/>
+          <w:lang w:val="en-US"/>
+        </w:rPr>
+        <w:t>mean</w:t>
+      </w:r>
+      <w:r>
+        <w:rPr>
+          <w:lang w:val="en-US"/>
+        </w:rPr>
+        <w:t xml:space="preserve"> và </w:t>
+      </w:r>
+      <w:r>
+        <w:rPr>
+          <w:b/>
+          <w:bCs/>
+          <w:lang w:val="en-US"/>
+        </w:rPr>
+        <w:t>standard deviation</w:t>
+      </w:r>
+      <w:r>
+        <w:rPr>
+          <w:lang w:val="en-US"/>
+        </w:rPr>
+        <w:t xml:space="preserve"> của </w:t>
+      </w:r>
+      <w:r>
+        <w:rPr>
+          <w:b/>
+          <w:bCs/>
+          <w:lang w:val="en-US"/>
+        </w:rPr>
+        <w:t>196 image patch tokens</w:t>
+      </w:r>
+      <w:r>
+        <w:rPr>
+          <w:lang w:val="en-US"/>
+        </w:rPr>
+        <w:t>, phản ánh phân bố không gian và mức độ đa dạng thị giác;</w:t>
+      </w:r>
+    </w:p>
+    <w:p>
+      <w:pPr>
+        <w:rPr>
+          <w:lang w:val="vi-VN"/>
+        </w:rPr>
+      </w:pPr>
+      <m:oMathPara>
+        <m:oMath>
+          <m:sSub>
+            <m:sSubPr>
+              <m:ctrlPr>
+                <w:rPr>
+                  <w:rFonts w:ascii="Cambria Math" w:hAnsi="Cambria Math"/>
+                  <w:i/>
+                  <w:lang w:val="en-US"/>
+                </w:rPr>
+              </m:ctrlPr>
+            </m:sSubPr>
+            <m:e>
+              <m:r>
+                <w:rPr>
+                  <w:rFonts w:ascii="Cambria Math" w:hAnsi="Cambria Math"/>
+                  <w:lang w:val="en-US"/>
+                </w:rPr>
+                <m:t>h</m:t>
+              </m:r>
+            </m:e>
+            <m:sub>
+              <m:r>
+                <w:rPr>
+                  <w:rFonts w:ascii="Cambria Math" w:hAnsi="Cambria Math"/>
+                  <w:lang w:val="en-US"/>
+                </w:rPr>
+                <m:t>geo</m:t>
+              </m:r>
+            </m:sub>
+          </m:sSub>
+          <m:r>
+            <m:rPr>
+              <m:sty m:val="p"/>
+            </m:rPr>
+            <w:rPr>
+              <w:rFonts w:ascii="Cambria Math" w:hAnsi="Cambria Math"/>
+              <w:lang w:val="en-US"/>
+            </w:rPr>
+            <m:t>∈</m:t>
+          </m:r>
+          <m:sSup>
+            <m:sSupPr>
+              <m:ctrlPr>
+                <w:rPr>
+                  <w:rFonts w:ascii="Cambria Math" w:hAnsi="Cambria Math"/>
+                  <w:i/>
+                  <w:lang w:val="en-US"/>
+                </w:rPr>
+              </m:ctrlPr>
+            </m:sSupPr>
+            <m:e>
+              <m:r>
+                <w:rPr>
+                  <w:rFonts w:ascii="Cambria Math" w:hAnsi="Cambria Math"/>
+                  <w:lang w:val="en-US"/>
+                </w:rPr>
+                <m:t>R</m:t>
+              </m:r>
+            </m:e>
+            <m:sup>
+              <m:r>
+                <m:rPr>
+                  <m:scr m:val="double-struck"/>
+                </m:rPr>
+                <w:rPr>
+                  <w:rFonts w:ascii="Cambria Math" w:hAnsi="Cambria Math"/>
+                  <w:lang w:val="en-US"/>
+                </w:rPr>
+                <m:t>12</m:t>
+              </m:r>
+            </m:sup>
+          </m:sSup>
+        </m:oMath>
+      </m:oMathPara>
+    </w:p>
+    <w:p>
+      <w:pPr>
+        <w:rPr>
+          <w:lang w:val="en-US"/>
+        </w:rPr>
+      </w:pPr>
+      <w:r>
+        <w:rPr>
+          <w:lang w:val="en-US"/>
+        </w:rPr>
+        <w:t xml:space="preserve">bao gồm </w:t>
+      </w:r>
+      <w:r>
+        <w:rPr>
+          <w:b/>
+          <w:bCs/>
+          <w:lang w:val="en-US"/>
+        </w:rPr>
+        <w:t>12 đặc trưng hình học</w:t>
+      </w:r>
+      <w:r>
+        <w:rPr>
+          <w:lang w:val="en-US"/>
+        </w:rPr>
+        <w:t xml:space="preserve"> mô tả mức độ căn chỉnh, chồng lấp và phân bổ khoảng trắng.</w:t>
+      </w:r>
+    </w:p>
+    <w:p>
+      <w:pPr>
+        <w:rPr>
+          <w:lang w:val="en-US"/>
+        </w:rPr>
+      </w:pPr>
+      <w:r>
+        <w:rPr>
+          <w:lang w:val="en-US"/>
+        </w:rPr>
+        <w:t>Sau quá trình ghép nối, hệ thống thu được vector đặc trưng ban đầu:</w:t>
+      </w:r>
+    </w:p>
+    <w:p>
+      <w:pPr>
+        <w:ind w:firstLine="0"/>
+        <w:rPr>
+          <w:lang w:val="vi-VN"/>
+        </w:rPr>
+      </w:pPr>
+      <m:oMathPara>
+        <m:oMath>
+          <m:sSub>
+            <m:sSubPr>
+              <m:ctrlPr>
+                <w:rPr>
+                  <w:rFonts w:ascii="Cambria Math" w:hAnsi="Cambria Math"/>
+                  <w:i/>
+                  <w:lang w:val="en-US"/>
+                </w:rPr>
+              </m:ctrlPr>
+            </m:sSubPr>
+            <m:e>
+              <m:r>
+                <w:rPr>
+                  <w:rFonts w:ascii="Cambria Math" w:hAnsi="Cambria Math"/>
+                  <w:lang w:val="en-US"/>
+                </w:rPr>
+                <m:t>h</m:t>
+              </m:r>
+            </m:e>
+            <m:sub>
+              <m:r>
+                <w:rPr>
+                  <w:rFonts w:ascii="Cambria Math" w:hAnsi="Cambria Math"/>
+                  <w:lang w:val="en-US"/>
+                </w:rPr>
+                <m:t>hybrid</m:t>
+              </m:r>
+            </m:sub>
+          </m:sSub>
+          <m:r>
+            <m:rPr>
+              <m:sty m:val="p"/>
+            </m:rPr>
+            <w:rPr>
+              <w:rFonts w:ascii="Cambria Math" w:hAnsi="Cambria Math"/>
+              <w:lang w:val="en-US"/>
+            </w:rPr>
+            <m:t>∈</m:t>
+          </m:r>
+          <m:sSup>
+            <m:sSupPr>
+              <m:ctrlPr>
+                <w:rPr>
+                  <w:rFonts w:ascii="Cambria Math" w:hAnsi="Cambria Math"/>
+                  <w:i/>
+                  <w:lang w:val="en-US"/>
+                </w:rPr>
+              </m:ctrlPr>
+            </m:sSupPr>
+            <m:e>
+              <m:r>
+                <w:rPr>
+                  <w:rFonts w:ascii="Cambria Math" w:hAnsi="Cambria Math"/>
+                  <w:lang w:val="en-US"/>
+                </w:rPr>
+                <m:t>R</m:t>
+              </m:r>
+            </m:e>
+            <m:sup>
+              <m:r>
+                <m:rPr>
+                  <m:scr m:val="double-struck"/>
+                </m:rPr>
+                <w:rPr>
+                  <w:rFonts w:ascii="Cambria Math" w:hAnsi="Cambria Math"/>
+                  <w:lang w:val="en-US"/>
+                </w:rPr>
+                <m:t>1548</m:t>
+              </m:r>
+            </m:sup>
+          </m:sSup>
+        </m:oMath>
+      </m:oMathPara>
+    </w:p>
+    <w:p>
+      <w:pPr>
+        <w:rPr>
+          <w:lang w:val="en-US"/>
+        </w:rPr>
+      </w:pPr>
+      <w:r>
+        <w:rPr>
+          <w:lang w:val="en-US"/>
+        </w:rPr>
+        <w:t xml:space="preserve">Để tối ưu hiệu quả học máy và giảm dư thừa thông tin, toàn bộ vector được chuẩn hóa bằng </w:t>
+      </w:r>
+      <w:r>
+        <w:rPr>
+          <w:b/>
+          <w:bCs/>
+          <w:lang w:val="en-US"/>
+        </w:rPr>
+        <w:t>StandardScaler</w:t>
+      </w:r>
+      <w:r>
+        <w:rPr>
+          <w:lang w:val="en-US"/>
+        </w:rPr>
+        <w:t xml:space="preserve">. Sau đó, </w:t>
+      </w:r>
+      <w:r>
+        <w:rPr>
+          <w:b/>
+          <w:bCs/>
+          <w:lang w:val="en-US"/>
+        </w:rPr>
+        <w:t>Principal Component Analysis (PCA)</w:t>
+      </w:r>
+      <w:r>
+        <w:rPr>
+          <w:lang w:val="en-US"/>
+        </w:rPr>
+        <w:t xml:space="preserve"> với:</w:t>
+      </w:r>
+    </w:p>
+    <w:p>
+      <w:pPr>
+        <w:ind w:firstLine="0"/>
+        <w:rPr>
+          <w:lang w:val="vi-VN"/>
+        </w:rPr>
+      </w:pPr>
+      <m:oMathPara>
+        <m:oMath>
+          <m:sSub>
+            <m:sSubPr>
+              <m:ctrlPr>
+                <w:rPr>
+                  <w:rFonts w:ascii="Cambria Math" w:hAnsi="Cambria Math"/>
+                  <w:i/>
+                  <w:lang w:val="en-US"/>
+                </w:rPr>
+              </m:ctrlPr>
+            </m:sSubPr>
+            <m:e>
+              <m:r>
+                <w:rPr>
+                  <w:rFonts w:ascii="Cambria Math" w:hAnsi="Cambria Math"/>
+                  <w:lang w:val="en-US"/>
+                </w:rPr>
+                <m:t>n</m:t>
+              </m:r>
+            </m:e>
+            <m:sub>
+              <m:r>
+                <w:rPr>
+                  <w:rFonts w:ascii="Cambria Math" w:hAnsi="Cambria Math"/>
+                  <w:lang w:val="en-US"/>
+                </w:rPr>
+                <m:t>components</m:t>
+              </m:r>
+            </m:sub>
+          </m:sSub>
+          <m:r>
+            <w:rPr>
+              <w:rFonts w:ascii="Cambria Math" w:hAnsi="Cambria Math"/>
+              <w:lang w:val="en-US"/>
+            </w:rPr>
+            <m:t>=100</m:t>
+          </m:r>
+        </m:oMath>
+      </m:oMathPara>
+    </w:p>
+    <w:p>
+      <w:pPr>
+        <w:rPr>
+          <w:lang w:val="en-US"/>
+        </w:rPr>
+      </w:pPr>
+      <w:r>
+        <w:rPr>
+          <w:lang w:val="en-US"/>
+        </w:rPr>
+        <w:t xml:space="preserve">được áp dụng </w:t>
+      </w:r>
+      <w:r>
+        <w:rPr>
+          <w:b/>
+          <w:bCs/>
+          <w:lang w:val="en-US"/>
+        </w:rPr>
+        <w:t>chỉ trên 1536 chiều deep features</w:t>
+      </w:r>
+      <w:r>
+        <w:rPr>
+          <w:lang w:val="en-US"/>
+        </w:rPr>
+        <w:t xml:space="preserve">, nhằm giảm chiều nhưng vẫn giữ lại phần lớn phương sai dữ liệu. Quan trọng hơn, </w:t>
+      </w:r>
+      <w:r>
+        <w:rPr>
+          <w:b/>
+          <w:bCs/>
+          <w:lang w:val="en-US"/>
+        </w:rPr>
+        <w:t>12 geometric features được giữ nguyên và không áp dụng PCA</w:t>
+      </w:r>
+      <w:r>
+        <w:rPr>
+          <w:lang w:val="en-US"/>
+        </w:rPr>
+        <w:t>, nhằm bảo toàn khả năng diễn giải của hệ thống. Vector đầu vào cuối cùng của mô hình có dạng:</w:t>
+      </w:r>
+    </w:p>
+    <w:p>
+      <w:pPr>
+        <w:ind w:firstLine="0"/>
+        <w:rPr>
+          <w:lang w:val="vi-VN"/>
+        </w:rPr>
+      </w:pPr>
+      <m:oMathPara>
+        <m:oMath>
+          <m:d>
+            <m:dPr>
+              <m:begChr m:val="["/>
+              <m:endChr m:val="]"/>
+              <m:ctrlPr>
+                <w:rPr>
+                  <w:rFonts w:ascii="Cambria Math" w:hAnsi="Cambria Math"/>
+                  <w:i/>
+                  <w:lang w:val="en-US"/>
+                </w:rPr>
+              </m:ctrlPr>
+            </m:dPr>
+            <m:e>
+              <m:sSub>
+                <m:sSubPr>
+                  <m:ctrlPr>
+                    <w:rPr>
+                      <w:rFonts w:ascii="Cambria Math" w:hAnsi="Cambria Math"/>
+                      <w:i/>
+                      <w:lang w:val="en-US"/>
+                    </w:rPr>
+                  </m:ctrlPr>
+                </m:sSubPr>
+                <m:e>
+                  <m:r>
+                    <w:rPr>
+                      <w:rFonts w:ascii="Cambria Math" w:hAnsi="Cambria Math"/>
+                      <w:lang w:val="en-US"/>
+                    </w:rPr>
+                    <m:t>h</m:t>
+                  </m:r>
+                </m:e>
+                <m:sub>
+                  <m:r>
+                    <w:rPr>
+                      <w:rFonts w:ascii="Cambria Math" w:hAnsi="Cambria Math"/>
+                      <w:lang w:val="en-US"/>
+                    </w:rPr>
+                    <m:t>PCA</m:t>
+                  </m:r>
+                </m:sub>
+              </m:sSub>
+              <m:r>
+                <w:rPr>
+                  <w:rFonts w:ascii="Cambria Math" w:hAnsi="Cambria Math"/>
+                  <w:lang w:val="en-US"/>
+                </w:rPr>
+                <m:t> </m:t>
+              </m:r>
+            </m:e>
+            <m:e>
+              <m:r>
+                <w:rPr>
+                  <w:rFonts w:ascii="Cambria Math" w:hAnsi="Cambria Math"/>
+                  <w:lang w:val="en-US"/>
+                </w:rPr>
+                <m:t> </m:t>
+              </m:r>
+              <m:sSub>
+                <m:sSubPr>
+                  <m:ctrlPr>
+                    <w:rPr>
+                      <w:rFonts w:ascii="Cambria Math" w:hAnsi="Cambria Math"/>
+                      <w:i/>
+                      <w:lang w:val="en-US"/>
+                    </w:rPr>
+                  </m:ctrlPr>
+                </m:sSubPr>
+                <m:e>
+                  <m:r>
+                    <w:rPr>
+                      <w:rFonts w:ascii="Cambria Math" w:hAnsi="Cambria Math"/>
+                      <w:lang w:val="en-US"/>
+                    </w:rPr>
+                    <m:t>h</m:t>
+                  </m:r>
+                </m:e>
+                <m:sub>
+                  <m:r>
+                    <w:rPr>
+                      <w:rFonts w:ascii="Cambria Math" w:hAnsi="Cambria Math"/>
+                      <w:lang w:val="en-US"/>
+                    </w:rPr>
+                    <m:t>geo</m:t>
+                  </m:r>
+                </m:sub>
+              </m:sSub>
+            </m:e>
+          </m:d>
+          <m:r>
+            <m:rPr>
+              <m:sty m:val="p"/>
+            </m:rPr>
+            <w:rPr>
+              <w:rFonts w:ascii="Cambria Math" w:hAnsi="Cambria Math"/>
+              <w:lang w:val="en-US"/>
+            </w:rPr>
+            <m:t>∈</m:t>
+          </m:r>
+          <m:sSup>
+            <m:sSupPr>
+              <m:ctrlPr>
+                <w:rPr>
+                  <w:rFonts w:ascii="Cambria Math" w:hAnsi="Cambria Math"/>
+                  <w:i/>
+                  <w:lang w:val="en-US"/>
+                </w:rPr>
+              </m:ctrlPr>
+            </m:sSupPr>
+            <m:e>
+              <m:r>
+                <w:rPr>
+                  <w:rFonts w:ascii="Cambria Math" w:hAnsi="Cambria Math"/>
+                  <w:lang w:val="en-US"/>
+                </w:rPr>
+                <m:t>R</m:t>
+              </m:r>
+            </m:e>
+            <m:sup>
+              <m:r>
+                <m:rPr>
+                  <m:scr m:val="double-struck"/>
+                </m:rPr>
+                <w:rPr>
+                  <w:rFonts w:ascii="Cambria Math" w:hAnsi="Cambria Math"/>
+                  <w:lang w:val="en-US"/>
+                </w:rPr>
+                <m:t>112</m:t>
+              </m:r>
+            </m:sup>
+          </m:sSup>
+        </m:oMath>
+      </m:oMathPara>
+    </w:p>
+    <w:p>
+      <w:pPr>
+        <w:rPr>
+          <w:lang w:val="en-US"/>
+        </w:rPr>
+      </w:pPr>
+      <w:r>
+        <w:rPr>
+          <w:lang w:val="en-US"/>
+        </w:rPr>
+        <w:t xml:space="preserve">Phương pháp hybrid mang lại </w:t>
+      </w:r>
+      <w:r>
+        <w:rPr>
+          <w:b/>
+          <w:bCs/>
+          <w:lang w:val="en-US"/>
+        </w:rPr>
+        <w:t>lợi ích kép</w:t>
+      </w:r>
+      <w:r>
+        <w:rPr>
+          <w:lang w:val="en-US"/>
+        </w:rPr>
+        <w:t xml:space="preserve">. Thứ nhất, về </w:t>
+      </w:r>
+      <w:r>
+        <w:rPr>
+          <w:b/>
+          <w:bCs/>
+          <w:lang w:val="en-US"/>
+        </w:rPr>
+        <w:t>độ chính xác</w:t>
+      </w:r>
+      <w:r>
+        <w:rPr>
+          <w:lang w:val="en-US"/>
+        </w:rPr>
+        <w:t xml:space="preserve">, các deep features giúp học những mẫu thị giác phức tạp, trong khi geometric features bổ sung các tín hiệu rõ ràng về nguyên lý bố cục. Thứ hai, về </w:t>
+      </w:r>
+      <w:r>
+        <w:rPr>
+          <w:b/>
+          <w:bCs/>
+          <w:lang w:val="en-US"/>
+        </w:rPr>
+        <w:t>explainability</w:t>
+      </w:r>
+      <w:r>
+        <w:rPr>
+          <w:lang w:val="en-US"/>
+        </w:rPr>
+        <w:t xml:space="preserve">, hệ thống có thể giải thích kết quả dự đoán dựa trên các chỉ số hình học cụ thể. Ví dụ, nếu </w:t>
+      </w:r>
+      <w:r>
+        <w:rPr>
+          <w:b/>
+          <w:bCs/>
+          <w:lang w:val="en-US"/>
+        </w:rPr>
+        <w:t>geo_max_iou</w:t>
+      </w:r>
+      <w:r>
+        <w:rPr>
+          <w:lang w:val="en-US"/>
+        </w:rPr>
+        <w:t xml:space="preserve"> hoặc </w:t>
+      </w:r>
+      <w:r>
+        <w:rPr>
+          <w:b/>
+          <w:bCs/>
+          <w:lang w:val="en-US"/>
+        </w:rPr>
+        <w:t>geo_overlap_pair_ratio</w:t>
+      </w:r>
+      <w:r>
+        <w:rPr>
+          <w:lang w:val="en-US"/>
+        </w:rPr>
+        <w:t xml:space="preserve"> đạt giá trị cao, mô hình có thể suy luận rằng thiết kế tồn tại quá nhiều vùng chồng lấp, từ đó làm giảm điểm chất lượng.</w:t>
+      </w:r>
+    </w:p>
+    <w:p>
+      <w:pPr>
+        <w:rPr>
+          <w:lang w:val="en-US"/>
+        </w:rPr>
+      </w:pPr>
+      <w:r>
+        <w:rPr>
+          <w:lang w:val="en-US"/>
+        </w:rPr>
+        <w:t xml:space="preserve">Ngoài ra, nghiên cứu sử dụng </w:t>
+      </w:r>
+      <w:r>
+        <w:rPr>
+          <w:b/>
+          <w:bCs/>
+          <w:lang w:val="en-US"/>
+        </w:rPr>
+        <w:t>feature_importances_</w:t>
+      </w:r>
+      <w:r>
+        <w:rPr>
+          <w:lang w:val="en-US"/>
+        </w:rPr>
+        <w:t xml:space="preserve"> từ mô hình </w:t>
+      </w:r>
+      <w:r>
+        <w:rPr>
+          <w:b/>
+          <w:bCs/>
+          <w:lang w:val="en-US"/>
+        </w:rPr>
+        <w:t>GradientBoostingRegressor</w:t>
+      </w:r>
+      <w:r>
+        <w:rPr>
+          <w:lang w:val="en-US"/>
+        </w:rPr>
+        <w:t xml:space="preserve"> để phân tích mức độ đóng góp của từng đặc trưng trong không gian </w:t>
+      </w:r>
+      <w:r>
+        <w:rPr>
+          <w:b/>
+          <w:bCs/>
+          <w:lang w:val="en-US"/>
+        </w:rPr>
+        <w:t>112 chiều</w:t>
+      </w:r>
+      <w:r>
+        <w:rPr>
+          <w:lang w:val="en-US"/>
+        </w:rPr>
+        <w:t xml:space="preserve">, đặc biệt kiểm tra tỷ lệ xuất hiện của các </w:t>
+      </w:r>
+      <w:r>
+        <w:rPr>
+          <w:b/>
+          <w:bCs/>
+          <w:lang w:val="en-US"/>
+        </w:rPr>
+        <w:t>geometric features</w:t>
+      </w:r>
+      <w:r>
+        <w:rPr>
+          <w:lang w:val="en-US"/>
+        </w:rPr>
+        <w:t xml:space="preserve"> trong nhóm </w:t>
+      </w:r>
+      <w:r>
+        <w:rPr>
+          <w:b/>
+          <w:bCs/>
+          <w:lang w:val="en-US"/>
+        </w:rPr>
+        <w:t>top-15 đặc trưng quan trọng nhất</w:t>
+      </w:r>
+      <w:r>
+        <w:rPr>
+          <w:lang w:val="en-US"/>
+        </w:rPr>
+        <w:t xml:space="preserve">. Song song, </w:t>
+      </w:r>
+      <w:r>
+        <w:rPr>
+          <w:b/>
+          <w:bCs/>
+          <w:lang w:val="en-US"/>
+        </w:rPr>
+        <w:t>Pearson correlation coefficient</w:t>
+      </w:r>
+      <w:r>
+        <w:rPr>
+          <w:lang w:val="en-US"/>
+        </w:rPr>
+        <w:t xml:space="preserve"> giữa từng geometric feature và nhãn </w:t>
+      </w:r>
+      <w:r>
+        <w:rPr>
+          <w:b/>
+          <w:bCs/>
+          <w:lang w:val="en-US"/>
+        </w:rPr>
+        <w:t>avg</w:t>
+      </w:r>
+      <w:r>
+        <w:rPr>
+          <w:lang w:val="en-US"/>
+        </w:rPr>
+        <w:t xml:space="preserve"> cũng được sử dụng để đánh giá mức độ tương quan đơn biến, từ đó xác định các nguyên lý bố cục có ảnh hưởng lớn nhất đến chất lượng thiết kế.</w:t>
+      </w:r>
+    </w:p>
+    <w:p>
+      <w:pPr>
+        <w:rPr>
+          <w:lang w:val="vi-VN"/>
+        </w:rPr>
+      </w:pPr>
+    </w:p>
+    <w:p>
+      <w:pPr>
+        <w:rPr>
+          <w:lang w:val="vi-VN"/>
+        </w:rPr>
+      </w:pPr>
+      <w:r>
+        <w:rPr>
+          <w:lang w:val="vi-VN"/>
+        </w:rPr>
+        <w:t>7.5. Thuật toán hồi quy đề xuất</w:t>
+      </w:r>
+    </w:p>
+    <w:p>
+      <w:pPr>
+        <w:rPr>
+          <w:lang w:val="vi-VN"/>
+        </w:rPr>
+      </w:pPr>
+      <w:r>
+        <w:t>a) Gradient Boosting Regressor (Mô hình chính)</w:t>
+      </w:r>
+    </w:p>
+    <w:p>
+      <w:pPr>
+        <w:rPr>
+          <w:lang w:val="vi-VN"/>
+        </w:rPr>
+      </w:pPr>
+      <w:r>
+        <w:t xml:space="preserve">Trong nghiên cứu này, </w:t>
+      </w:r>
+      <w:r>
+        <w:rPr>
+          <w:b/>
+          <w:bCs/>
+        </w:rPr>
+        <w:t>Gradient Boosting Regressor (GBR)</w:t>
+      </w:r>
+      <w:r>
+        <w:t xml:space="preserve"> được lựa chọn làm </w:t>
+      </w:r>
+      <w:r>
+        <w:rPr>
+          <w:b/>
+          <w:bCs/>
+        </w:rPr>
+        <w:t>mô hình hồi quy chính</w:t>
+      </w:r>
+      <w:r>
+        <w:t xml:space="preserve"> nhờ khả năng học tốt trên dữ liệu kích thước nhỏ và xử lý hiệu quả các quan hệ phi tuyến trong không gian đặc trưng lai. Về nguyên lý, GBR hoạt động theo cơ chế </w:t>
+      </w:r>
+      <w:r>
+        <w:rPr>
+          <w:b/>
+          <w:bCs/>
+        </w:rPr>
+        <w:t xml:space="preserve">học tuần tự (sequential </w:t>
+      </w:r>
+      <w:r>
+        <w:rPr>
+          <w:b/>
+          <w:bCs/>
+        </w:rPr>
+        <w:lastRenderedPageBreak/>
+        <w:t>learning)</w:t>
+      </w:r>
+      <w:r>
+        <w:t xml:space="preserve">, trong đó mỗi cây quyết định mới được huấn luyện nhằm </w:t>
+      </w:r>
+      <w:r>
+        <w:rPr>
+          <w:b/>
+          <w:bCs/>
+        </w:rPr>
+        <w:t>giảm sai số dư (residual error)</w:t>
+      </w:r>
+      <w:r>
+        <w:t xml:space="preserve"> do các cây trước đó chưa mô hình hóa tốt</w:t>
+      </w:r>
+    </w:p>
+    <w:p>
+      <w:pPr>
+        <w:rPr>
+          <w:lang w:val="en-US"/>
+        </w:rPr>
+      </w:pPr>
+      <w:r>
+        <w:rPr>
+          <w:lang w:val="en-US"/>
+        </w:rPr>
+        <w:t>Gradient Boosting hoạt động bằng cách lần lượt them các bộ dự đoán vào ensemble và bộ sau sửa lỗi cho bộ trước.</w:t>
+      </w:r>
+      <w:r>
+        <w:rPr>
+          <w:lang w:val="vi-VN"/>
+        </w:rPr>
+        <w:t xml:space="preserve"> </w:t>
+      </w:r>
+      <w:r>
+        <w:rPr>
+          <w:lang w:val="en-US"/>
+        </w:rPr>
+        <w:t xml:space="preserve">Thay vì sửa trọng số của mẫu tại các vòng lặp, </w:t>
+      </w:r>
+      <w:r>
+        <w:rPr>
+          <w:lang w:val="en-US"/>
+        </w:rPr>
+        <w:t>Gradient</w:t>
+      </w:r>
+      <w:r>
+        <w:rPr>
+          <w:lang w:val="vi-VN"/>
+        </w:rPr>
+        <w:t xml:space="preserve"> </w:t>
+      </w:r>
+      <w:r>
+        <w:rPr>
+          <w:lang w:val="en-US"/>
+        </w:rPr>
+        <w:t>Boosting</w:t>
+      </w:r>
+      <w:r>
+        <w:rPr>
+          <w:lang w:val="en-US"/>
+        </w:rPr>
+        <w:t xml:space="preserve"> cố gắng khớp bộ dự đoán mới vào sai số phần dư của bộ dự đoán trước nó</w:t>
+      </w:r>
+    </w:p>
+    <w:p>
+      <w:pPr>
+        <w:rPr>
+          <w:lang w:val="vi-VN"/>
+        </w:rPr>
+      </w:pPr>
+    </w:p>
+    <w:p>
+      <w:pPr>
+        <w:rPr>
+          <w:lang w:val="vi-VN"/>
+        </w:rPr>
+      </w:pPr>
+      <w:r>
+        <w:t>b) Random Forest Regressor (Baseline so sánh)</w:t>
+      </w:r>
+    </w:p>
+    <w:p>
+      <w:pPr>
+        <w:rPr>
+          <w:lang w:val="vi-VN"/>
+        </w:rPr>
+      </w:pPr>
+      <w:r>
+        <w:rPr>
+          <w:lang w:val="vi-VN"/>
+        </w:rPr>
+        <w:t>c) Support Vector Regression (SVR)</w:t>
+      </w:r>
+    </w:p>
+    <w:p>
+      <w:pPr>
+        <w:rPr>
+          <w:lang w:val="vi-VN"/>
+        </w:rPr>
+      </w:pPr>
     </w:p>
     <w:p>
       <w:pPr>
@@ -4887,62 +10478,54 @@
           <w:szCs w:val="26"/>
           <w:lang w:val="en-US"/>
         </w:rPr>
-        <w:t>Trình bày các bước, kỹ thuật trong quá trình thực hiện</w:t>
-      </w:r>
-      <w:r>
-        <w:rPr>
-          <w:b/>
-          <w:bCs/>
-          <w:sz w:val="26"/>
-          <w:szCs w:val="26"/>
-          <w:lang w:val="en-US"/>
-        </w:rPr>
-        <w:t xml:space="preserve"> (ví dụ như)</w:t>
-      </w:r>
-    </w:p>
-    <w:p>
-      <w:pPr>
-        <w:pStyle w:val="ListParagraph"/>
-        <w:numPr>
-          <w:ilvl w:val="1"/>
-          <w:numId w:val="6"/>
-        </w:numPr>
+        <w:t>C</w:t>
+      </w:r>
+      <w:r>
+        <w:rPr>
+          <w:b/>
+          <w:bCs/>
+          <w:sz w:val="26"/>
+          <w:szCs w:val="26"/>
+          <w:lang w:val="en-US"/>
+        </w:rPr>
+        <w:t>ác bước, kỹ thuật trong quá trình thực hiện</w:t>
+      </w:r>
+    </w:p>
+    <w:p>
+      <w:pPr>
         <w:spacing w:line="360" w:lineRule="auto"/>
-        <w:ind w:left="360" w:firstLine="66"/>
-        <w:rPr>
-          <w:b/>
-          <w:bCs/>
-          <w:sz w:val="26"/>
-          <w:szCs w:val="26"/>
-          <w:lang w:val="en-US"/>
-        </w:rPr>
-      </w:pPr>
-      <w:r>
-        <w:rPr>
-          <w:b/>
-          <w:bCs/>
-          <w:sz w:val="26"/>
-          <w:szCs w:val="26"/>
-          <w:lang w:val="en-US"/>
-        </w:rPr>
-        <w:t>Mô tả dữ liệu</w:t>
-      </w:r>
-    </w:p>
-    <w:p>
-      <w:pPr>
-        <w:pStyle w:val="ListParagraph"/>
-        <w:numPr>
-          <w:ilvl w:val="2"/>
-          <w:numId w:val="6"/>
-        </w:numPr>
+        <w:rPr>
+          <w:sz w:val="26"/>
+          <w:szCs w:val="26"/>
+          <w:lang w:val="vi-VN"/>
+        </w:rPr>
+      </w:pPr>
+      <w:r>
+        <w:rPr>
+          <w:sz w:val="26"/>
+          <w:szCs w:val="26"/>
+          <w:lang w:val="vi-VN"/>
+        </w:rPr>
+        <w:t>8.1 Khảo sát và phân tích dữ liệu</w:t>
+      </w:r>
+    </w:p>
+    <w:p>
+      <w:pPr>
         <w:spacing w:line="360" w:lineRule="auto"/>
-        <w:ind w:left="360" w:firstLine="207"/>
-        <w:rPr>
-          <w:sz w:val="26"/>
-          <w:szCs w:val="26"/>
-          <w:lang w:val="en-US"/>
-        </w:rPr>
-      </w:pPr>
+        <w:rPr>
+          <w:sz w:val="26"/>
+          <w:szCs w:val="26"/>
+          <w:lang w:val="en-US"/>
+        </w:rPr>
+      </w:pPr>
+      <w:r>
+        <w:rPr>
+          <w:sz w:val="26"/>
+          <w:szCs w:val="26"/>
+          <w:lang w:val="vi-VN"/>
+        </w:rPr>
+        <w:t xml:space="preserve">8.1.1. </w:t>
+      </w:r>
       <w:r>
         <w:rPr>
           <w:sz w:val="26"/>
@@ -5022,7 +10605,7 @@
         </w:rPr>
         <w:t xml:space="preserve"> công bố rộng rãi trên nền tảng HuggingFace (truy cập tại: </w:t>
       </w:r>
-      <w:hyperlink r:id="rId15" w:history="1">
+      <w:hyperlink r:id="rId20" w:history="1">
         <w:r>
           <w:rPr>
             <w:rStyle w:val="Hyperlink"/>
@@ -5064,42 +10647,44 @@
     </w:p>
     <w:p>
       <w:pPr>
-        <w:pStyle w:val="ListParagraph"/>
-        <w:numPr>
-          <w:ilvl w:val="2"/>
-          <w:numId w:val="6"/>
-        </w:numPr>
         <w:spacing w:line="360" w:lineRule="auto"/>
-        <w:ind w:left="360" w:firstLine="207"/>
-        <w:rPr>
-          <w:sz w:val="26"/>
-          <w:szCs w:val="26"/>
-          <w:lang w:val="en-US"/>
-        </w:rPr>
-      </w:pPr>
-      <w:r>
-        <w:rPr>
-          <w:sz w:val="26"/>
-          <w:szCs w:val="26"/>
-          <w:lang w:val="en-US"/>
-        </w:rPr>
-        <w:t>M</w:t>
-      </w:r>
-      <w:r>
-        <w:rPr>
-          <w:sz w:val="26"/>
-          <w:szCs w:val="26"/>
-          <w:lang w:val="en-US"/>
-        </w:rPr>
-        <w:t>ô tả datasets</w:t>
-      </w:r>
-      <w:r>
-        <w:rPr>
-          <w:sz w:val="26"/>
-          <w:szCs w:val="26"/>
-          <w:lang w:val="en-US"/>
-        </w:rPr>
-        <w:t xml:space="preserve">, </w:t>
+        <w:rPr>
+          <w:sz w:val="26"/>
+          <w:szCs w:val="26"/>
+          <w:lang w:val="en-US"/>
+        </w:rPr>
+      </w:pPr>
+      <w:r>
+        <w:rPr>
+          <w:sz w:val="26"/>
+          <w:szCs w:val="26"/>
+          <w:lang w:val="vi-VN"/>
+        </w:rPr>
+        <w:t xml:space="preserve">8.1.2. Mô tả </w:t>
+      </w:r>
+      <w:r>
+        <w:rPr>
+          <w:sz w:val="26"/>
+          <w:szCs w:val="26"/>
+          <w:lang w:val="vi-VN"/>
+        </w:rPr>
+        <w:t>d</w:t>
+      </w:r>
+      <w:r>
+        <w:rPr>
+          <w:sz w:val="26"/>
+          <w:szCs w:val="26"/>
+          <w:lang w:val="vi-VN"/>
+        </w:rPr>
+        <w:t>ataset</w:t>
+      </w:r>
+      <w:r>
+        <w:rPr>
+          <w:sz w:val="26"/>
+          <w:szCs w:val="26"/>
+          <w:lang w:val="en-US"/>
+        </w:rPr>
+        <w:t xml:space="preserve"> </w:t>
       </w:r>
     </w:p>
     <w:p>
@@ -5137,7 +10722,16 @@
           <w:szCs w:val="26"/>
           <w:lang w:val="en-US"/>
         </w:rPr>
-        <w:t>Nó chứa 700 thiết kế biểu ngữ và áp phích (100 bản gốc và 600 thiết kế bị nhiễu loạn), được thu thập từ VistaCreate, mỗi thiết kế được đánh giá bởi 60 người chú thích. Mỗi hình ảnh có điểm số liên quan đến con người (thang điểm 1–10) và điểm dựa trên GPT cho ba nguyên tắc, cho phép nghiên cứu mối tương quan giữa phán đoán của con người, số liệu phỏng đoán và đánh giá dựa trên LMM.</w:t>
+        <w:t xml:space="preserve">Nó chứa 700 thiết kế biểu ngữ và áp phích (100 bản gốc và 600 thiết kế bị nhiễu loạn), được thu thập từ VistaCreate, mỗi thiết kế được đánh giá bởi 60 người chú thích. </w:t>
+      </w:r>
+      <w:r>
+        <w:rPr>
+          <w:sz w:val="26"/>
+          <w:szCs w:val="26"/>
+          <w:lang w:val="en-US"/>
+        </w:rPr>
+        <w:lastRenderedPageBreak/>
+        <w:t>Mỗi hình ảnh có điểm số liên quan đến con người (thang điểm 1–10) và điểm dựa trên GPT cho ba nguyên tắc, cho phép nghiên cứu mối tương quan giữa phán đoán của con người, số liệu phỏng đoán và đánh giá dựa trên LMM.</w:t>
       </w:r>
     </w:p>
     <w:p>
@@ -5217,7 +10811,6 @@
                 <w:szCs w:val="26"/>
                 <w:lang w:val="en-US"/>
               </w:rPr>
-              <w:lastRenderedPageBreak/>
               <w:t>Tập dữ liệu con</w:t>
             </w:r>
           </w:p>
@@ -5677,19 +11270,29 @@
     </w:p>
     <w:p>
       <w:pPr>
-        <w:pStyle w:val="ListParagraph"/>
-        <w:numPr>
-          <w:ilvl w:val="2"/>
-          <w:numId w:val="6"/>
-        </w:numPr>
         <w:spacing w:line="360" w:lineRule="auto"/>
-        <w:ind w:left="360" w:firstLine="207"/>
-        <w:rPr>
-          <w:sz w:val="26"/>
-          <w:szCs w:val="26"/>
-          <w:lang w:val="en-US"/>
-        </w:rPr>
-      </w:pPr>
+        <w:rPr>
+          <w:sz w:val="26"/>
+          <w:szCs w:val="26"/>
+          <w:lang w:val="en-US"/>
+        </w:rPr>
+      </w:pPr>
+      <w:r>
+        <w:rPr>
+          <w:sz w:val="26"/>
+          <w:szCs w:val="26"/>
+          <w:lang w:val="en-US"/>
+        </w:rPr>
+        <w:t>8</w:t>
+      </w:r>
+      <w:r>
+        <w:rPr>
+          <w:sz w:val="26"/>
+          <w:szCs w:val="26"/>
+          <w:lang w:val="vi-VN"/>
+        </w:rPr>
+        <w:t xml:space="preserve">.1.3. </w:t>
+      </w:r>
       <w:r>
         <w:rPr>
           <w:sz w:val="26"/>
@@ -5732,285 +11335,739 @@
     </w:p>
     <w:p>
       <w:pPr>
-        <w:pStyle w:val="ListParagraph"/>
-        <w:numPr>
-          <w:ilvl w:val="1"/>
-          <w:numId w:val="6"/>
-        </w:numPr>
         <w:spacing w:line="360" w:lineRule="auto"/>
-        <w:ind w:left="360" w:firstLine="66"/>
-        <w:rPr>
-          <w:b/>
-          <w:bCs/>
-          <w:sz w:val="26"/>
-          <w:szCs w:val="26"/>
-          <w:lang w:val="en-US"/>
-        </w:rPr>
-      </w:pPr>
-      <w:r>
-        <w:rPr>
-          <w:b/>
-          <w:bCs/>
-          <w:sz w:val="26"/>
-          <w:szCs w:val="26"/>
-          <w:lang w:val="en-US"/>
-        </w:rPr>
-        <w:t>Tiền xử lý dữ liệu</w:t>
-      </w:r>
-    </w:p>
-    <w:p>
-      <w:pPr>
-        <w:pStyle w:val="ListParagraph"/>
-        <w:numPr>
-          <w:ilvl w:val="2"/>
-          <w:numId w:val="6"/>
-        </w:numPr>
+        <w:rPr>
+          <w:b/>
+          <w:bCs/>
+          <w:sz w:val="26"/>
+          <w:szCs w:val="26"/>
+          <w:lang w:val="vi-VN"/>
+        </w:rPr>
+      </w:pPr>
+      <w:r>
+        <w:rPr>
+          <w:b/>
+          <w:bCs/>
+          <w:sz w:val="26"/>
+          <w:szCs w:val="26"/>
+          <w:lang w:val="vi-VN"/>
+        </w:rPr>
+        <w:t>8.2. Tiền xử lý dữ liệu</w:t>
+      </w:r>
+    </w:p>
+    <w:p>
+      <w:pPr>
         <w:spacing w:line="360" w:lineRule="auto"/>
-        <w:ind w:left="360" w:firstLine="207"/>
-        <w:rPr>
-          <w:sz w:val="26"/>
-          <w:szCs w:val="26"/>
-          <w:lang w:val="en-US"/>
-        </w:rPr>
-      </w:pPr>
-      <w:r>
-        <w:rPr>
-          <w:sz w:val="26"/>
-          <w:szCs w:val="26"/>
-          <w:lang w:val="en-US"/>
-        </w:rPr>
-        <w:t xml:space="preserve">Clean data </w:t>
-      </w:r>
-    </w:p>
-    <w:p>
-      <w:pPr>
-        <w:pStyle w:val="ListParagraph"/>
-        <w:numPr>
-          <w:ilvl w:val="2"/>
-          <w:numId w:val="6"/>
-        </w:numPr>
+        <w:rPr>
+          <w:sz w:val="26"/>
+          <w:szCs w:val="26"/>
+          <w:lang w:val="en-US"/>
+        </w:rPr>
+      </w:pPr>
+      <w:r>
+        <w:rPr>
+          <w:sz w:val="26"/>
+          <w:szCs w:val="26"/>
+          <w:lang w:val="vi-VN"/>
+        </w:rPr>
+        <w:t xml:space="preserve">8.2.1. </w:t>
+      </w:r>
+      <w:r>
+        <w:rPr>
+          <w:sz w:val="26"/>
+          <w:szCs w:val="26"/>
+          <w:lang w:val="en-US"/>
+        </w:rPr>
+        <w:t>Trích</w:t>
+      </w:r>
+      <w:r>
+        <w:rPr>
+          <w:sz w:val="26"/>
+          <w:szCs w:val="26"/>
+          <w:lang w:val="vi-VN"/>
+        </w:rPr>
+        <w:t xml:space="preserve"> xuất đặc trưng hình học (Geometry Feature Extraction)</w:t>
+      </w:r>
+    </w:p>
+    <w:p>
+      <w:pPr>
         <w:spacing w:line="360" w:lineRule="auto"/>
-        <w:ind w:left="360" w:firstLine="207"/>
-        <w:rPr>
-          <w:sz w:val="26"/>
-          <w:szCs w:val="26"/>
-          <w:lang w:val="en-US"/>
-        </w:rPr>
-      </w:pPr>
-      <w:r>
-        <w:rPr>
-          <w:sz w:val="26"/>
-          <w:szCs w:val="26"/>
-          <w:lang w:val="en-US"/>
-        </w:rPr>
-        <w:t>Encoding dữ liệu categorical (nếu có)</w:t>
-      </w:r>
-    </w:p>
-    <w:p>
-      <w:pPr>
-        <w:pStyle w:val="ListParagraph"/>
-        <w:numPr>
-          <w:ilvl w:val="2"/>
-          <w:numId w:val="6"/>
-        </w:numPr>
+        <w:rPr>
+          <w:sz w:val="26"/>
+          <w:szCs w:val="26"/>
+          <w:lang w:val="en-US"/>
+        </w:rPr>
+      </w:pPr>
+      <w:r>
+        <w:rPr>
+          <w:sz w:val="26"/>
+          <w:szCs w:val="26"/>
+          <w:lang w:val="vi-VN"/>
+        </w:rPr>
+        <w:t>8.2.</w:t>
+      </w:r>
+      <w:r>
+        <w:rPr>
+          <w:sz w:val="26"/>
+          <w:szCs w:val="26"/>
+          <w:lang w:val="vi-VN"/>
+        </w:rPr>
+        <w:t>2</w:t>
+      </w:r>
+      <w:r>
+        <w:rPr>
+          <w:sz w:val="26"/>
+          <w:szCs w:val="26"/>
+          <w:lang w:val="vi-VN"/>
+        </w:rPr>
+        <w:t>.</w:t>
+      </w:r>
+      <w:r>
+        <w:rPr>
+          <w:sz w:val="26"/>
+          <w:szCs w:val="26"/>
+          <w:lang w:val="vi-VN"/>
+        </w:rPr>
+        <w:t>Trích xuất dặc trưng sâu từ LayoutLMv3</w:t>
+      </w:r>
+    </w:p>
+    <w:p>
+      <w:pPr>
         <w:spacing w:line="360" w:lineRule="auto"/>
-        <w:ind w:left="360" w:firstLine="207"/>
-        <w:rPr>
-          <w:sz w:val="26"/>
-          <w:szCs w:val="26"/>
-          <w:lang w:val="en-US"/>
-        </w:rPr>
-      </w:pPr>
-      <w:r>
-        <w:rPr>
-          <w:sz w:val="26"/>
-          <w:szCs w:val="26"/>
-          <w:lang w:val="en-US"/>
-        </w:rPr>
-        <w:t>Feature scaling</w:t>
-      </w:r>
-    </w:p>
-    <w:p>
-      <w:pPr>
-        <w:pStyle w:val="ListParagraph"/>
-        <w:numPr>
-          <w:ilvl w:val="2"/>
-          <w:numId w:val="6"/>
-        </w:numPr>
+        <w:rPr>
+          <w:sz w:val="26"/>
+          <w:szCs w:val="26"/>
+          <w:lang w:val="en-US"/>
+        </w:rPr>
+      </w:pPr>
+      <w:r>
+        <w:rPr>
+          <w:sz w:val="26"/>
+          <w:szCs w:val="26"/>
+          <w:lang w:val="vi-VN"/>
+        </w:rPr>
+        <w:t>8.2.</w:t>
+      </w:r>
+      <w:r>
+        <w:rPr>
+          <w:sz w:val="26"/>
+          <w:szCs w:val="26"/>
+          <w:lang w:val="vi-VN"/>
+        </w:rPr>
+        <w:t>3</w:t>
+      </w:r>
+      <w:r>
+        <w:rPr>
+          <w:sz w:val="26"/>
+          <w:szCs w:val="26"/>
+          <w:lang w:val="vi-VN"/>
+        </w:rPr>
+        <w:t>.</w:t>
+      </w:r>
+      <w:r>
+        <w:rPr>
+          <w:sz w:val="26"/>
+          <w:szCs w:val="26"/>
+          <w:lang w:val="en-US"/>
+        </w:rPr>
+        <w:t>Xây</w:t>
+      </w:r>
+      <w:r>
+        <w:rPr>
+          <w:sz w:val="26"/>
+          <w:szCs w:val="26"/>
+          <w:lang w:val="vi-VN"/>
+        </w:rPr>
+        <w:t xml:space="preserve"> dựng</w:t>
+      </w:r>
+      <w:r>
+        <w:rPr>
+          <w:sz w:val="26"/>
+          <w:szCs w:val="26"/>
+          <w:lang w:val="vi-VN"/>
+        </w:rPr>
+        <w:t xml:space="preserve"> đặc trưng lai (hybrid Feature </w:t>
+      </w:r>
+      <w:r>
+        <w:rPr>
+          <w:sz w:val="26"/>
+          <w:szCs w:val="26"/>
+          <w:lang w:val="vi-VN"/>
+        </w:rPr>
+        <w:t>Representa</w:t>
+      </w:r>
+      <w:r>
+        <w:rPr>
+          <w:sz w:val="26"/>
+          <w:szCs w:val="26"/>
+          <w:lang w:val="vi-VN"/>
+        </w:rPr>
+        <w:t>tion)</w:t>
+      </w:r>
+    </w:p>
+    <w:p>
+      <w:pPr>
         <w:spacing w:line="360" w:lineRule="auto"/>
-        <w:ind w:left="360" w:firstLine="207"/>
-        <w:rPr>
-          <w:sz w:val="26"/>
-          <w:szCs w:val="26"/>
-          <w:lang w:val="en-US"/>
-        </w:rPr>
-      </w:pPr>
-      <w:r>
-        <w:rPr>
-          <w:sz w:val="26"/>
-          <w:szCs w:val="26"/>
-          <w:lang w:val="en-US"/>
-        </w:rPr>
-        <w:t>Chuẩn bị dữ liệu (phân chia dữ liệu)</w:t>
-      </w:r>
-    </w:p>
-    <w:p>
-      <w:pPr>
-        <w:pStyle w:val="ListParagraph"/>
-        <w:numPr>
-          <w:ilvl w:val="1"/>
-          <w:numId w:val="6"/>
-        </w:numPr>
+        <w:rPr>
+          <w:sz w:val="26"/>
+          <w:szCs w:val="26"/>
+          <w:lang w:val="en-US"/>
+        </w:rPr>
+      </w:pPr>
+      <w:r>
+        <w:rPr>
+          <w:sz w:val="26"/>
+          <w:szCs w:val="26"/>
+          <w:lang w:val="vi-VN"/>
+        </w:rPr>
+        <w:t>8.2.</w:t>
+      </w:r>
+      <w:r>
+        <w:rPr>
+          <w:sz w:val="26"/>
+          <w:szCs w:val="26"/>
+          <w:lang w:val="vi-VN"/>
+        </w:rPr>
+        <w:t>4</w:t>
+      </w:r>
+      <w:r>
+        <w:rPr>
+          <w:sz w:val="26"/>
+          <w:szCs w:val="26"/>
+          <w:lang w:val="vi-VN"/>
+        </w:rPr>
+        <w:t>.</w:t>
+      </w:r>
+      <w:r>
+        <w:rPr>
+          <w:sz w:val="26"/>
+          <w:szCs w:val="26"/>
+          <w:lang w:val="en-US"/>
+        </w:rPr>
+        <w:t>Chuẩn</w:t>
+      </w:r>
+      <w:r>
+        <w:rPr>
+          <w:sz w:val="26"/>
+          <w:szCs w:val="26"/>
+          <w:lang w:val="vi-VN"/>
+        </w:rPr>
+        <w:t xml:space="preserve"> hóa và giảm chiều dữ liệu (Feature Scailing &amp; Dimensionality Reduction)</w:t>
+      </w:r>
+    </w:p>
+    <w:p>
+      <w:pPr>
         <w:spacing w:line="360" w:lineRule="auto"/>
-        <w:ind w:left="360" w:firstLine="66"/>
-        <w:rPr>
-          <w:b/>
-          <w:bCs/>
-          <w:sz w:val="26"/>
-          <w:szCs w:val="26"/>
-          <w:lang w:val="en-US"/>
-        </w:rPr>
-      </w:pPr>
-      <w:r>
-        <w:rPr>
-          <w:b/>
-          <w:bCs/>
-          <w:sz w:val="26"/>
-          <w:szCs w:val="26"/>
-          <w:lang w:val="en-US"/>
-        </w:rPr>
-        <w:t>Xây dựng mô hình ML</w:t>
-      </w:r>
-    </w:p>
-    <w:p>
-      <w:pPr>
-        <w:pStyle w:val="ListParagraph"/>
-        <w:numPr>
-          <w:ilvl w:val="2"/>
-          <w:numId w:val="6"/>
-        </w:numPr>
+        <w:rPr>
+          <w:sz w:val="26"/>
+          <w:szCs w:val="26"/>
+          <w:lang w:val="en-US"/>
+        </w:rPr>
+      </w:pPr>
+      <w:r>
+        <w:rPr>
+          <w:sz w:val="26"/>
+          <w:szCs w:val="26"/>
+          <w:lang w:val="vi-VN"/>
+        </w:rPr>
+        <w:lastRenderedPageBreak/>
+        <w:t>8.2.</w:t>
+      </w:r>
+      <w:r>
+        <w:rPr>
+          <w:sz w:val="26"/>
+          <w:szCs w:val="26"/>
+          <w:lang w:val="vi-VN"/>
+        </w:rPr>
+        <w:t>5</w:t>
+      </w:r>
+      <w:r>
+        <w:rPr>
+          <w:sz w:val="26"/>
+          <w:szCs w:val="26"/>
+          <w:lang w:val="vi-VN"/>
+        </w:rPr>
+        <w:t>.</w:t>
+      </w:r>
+      <w:r>
+        <w:rPr>
+          <w:sz w:val="26"/>
+          <w:szCs w:val="26"/>
+          <w:lang w:val="en-US"/>
+        </w:rPr>
+        <w:t xml:space="preserve">Chuẩn bị dữ liệu </w:t>
+      </w:r>
+      <w:r>
+        <w:rPr>
+          <w:sz w:val="26"/>
+          <w:szCs w:val="26"/>
+          <w:lang w:val="en-US"/>
+        </w:rPr>
+        <w:t>dữ</w:t>
+      </w:r>
+      <w:r>
+        <w:rPr>
+          <w:sz w:val="26"/>
+          <w:szCs w:val="26"/>
+          <w:lang w:val="vi-VN"/>
+        </w:rPr>
+        <w:t xml:space="preserve"> liệu huấn luyện </w:t>
+      </w:r>
+    </w:p>
+    <w:p>
+      <w:pPr>
         <w:spacing w:line="360" w:lineRule="auto"/>
-        <w:ind w:left="360" w:firstLine="207"/>
-        <w:rPr>
-          <w:sz w:val="26"/>
-          <w:szCs w:val="26"/>
-          <w:lang w:val="en-US"/>
-        </w:rPr>
-      </w:pPr>
-      <w:r>
-        <w:rPr>
-          <w:sz w:val="26"/>
-          <w:szCs w:val="26"/>
-          <w:lang w:val="en-US"/>
-        </w:rPr>
-        <w:t>Trình bày mô hình lựa chọn</w:t>
-      </w:r>
-      <w:r>
-        <w:rPr>
-          <w:sz w:val="26"/>
-          <w:szCs w:val="26"/>
-          <w:lang w:val="en-US"/>
-        </w:rPr>
-        <w:t xml:space="preserve"> (trình bày mô hình lựa chọn, lý do</w:t>
-      </w:r>
-      <w:r>
-        <w:rPr>
-          <w:sz w:val="26"/>
-          <w:szCs w:val="26"/>
-          <w:lang w:val="en-US"/>
-        </w:rPr>
-        <w:t>…)</w:t>
-      </w:r>
-    </w:p>
-    <w:p>
-      <w:pPr>
-        <w:pStyle w:val="ListParagraph"/>
-        <w:numPr>
-          <w:ilvl w:val="2"/>
-          <w:numId w:val="6"/>
-        </w:numPr>
+        <w:rPr>
+          <w:b/>
+          <w:bCs/>
+          <w:sz w:val="26"/>
+          <w:szCs w:val="26"/>
+          <w:lang w:val="en-US"/>
+        </w:rPr>
+      </w:pPr>
+      <w:r>
+        <w:rPr>
+          <w:b/>
+          <w:bCs/>
+          <w:sz w:val="26"/>
+          <w:szCs w:val="26"/>
+          <w:lang w:val="en-US"/>
+        </w:rPr>
+        <w:t>8</w:t>
+      </w:r>
+      <w:r>
+        <w:rPr>
+          <w:b/>
+          <w:bCs/>
+          <w:sz w:val="26"/>
+          <w:szCs w:val="26"/>
+          <w:lang w:val="vi-VN"/>
+        </w:rPr>
+        <w:t xml:space="preserve">.3. </w:t>
+      </w:r>
+      <w:r>
+        <w:rPr>
+          <w:b/>
+          <w:bCs/>
+          <w:sz w:val="26"/>
+          <w:szCs w:val="26"/>
+          <w:lang w:val="en-US"/>
+        </w:rPr>
+        <w:t xml:space="preserve">Xây dựng mô hình </w:t>
+      </w:r>
+      <w:r>
+        <w:rPr>
+          <w:b/>
+          <w:bCs/>
+          <w:sz w:val="26"/>
+          <w:szCs w:val="26"/>
+          <w:lang w:val="en-US"/>
+        </w:rPr>
+        <w:t>Machine</w:t>
+      </w:r>
+      <w:r>
+        <w:rPr>
+          <w:b/>
+          <w:bCs/>
+          <w:sz w:val="26"/>
+          <w:szCs w:val="26"/>
+          <w:lang w:val="vi-VN"/>
+        </w:rPr>
+        <w:t xml:space="preserve"> Learning</w:t>
+      </w:r>
+    </w:p>
+    <w:p>
+      <w:pPr>
         <w:spacing w:line="360" w:lineRule="auto"/>
-        <w:ind w:left="360" w:firstLine="207"/>
-        <w:rPr>
-          <w:sz w:val="26"/>
-          <w:szCs w:val="26"/>
-          <w:lang w:val="en-US"/>
-        </w:rPr>
-      </w:pPr>
-      <w:r>
-        <w:rPr>
-          <w:sz w:val="26"/>
-          <w:szCs w:val="26"/>
-          <w:lang w:val="en-US"/>
-        </w:rPr>
-        <w:t>Huấn luyện mô hình</w:t>
-      </w:r>
-      <w:r>
-        <w:rPr>
-          <w:sz w:val="26"/>
-          <w:szCs w:val="26"/>
-          <w:lang w:val="en-US"/>
-        </w:rPr>
-        <w:t xml:space="preserve"> (trình bày thuật toán, hyperparameters…)</w:t>
-      </w:r>
-    </w:p>
-    <w:p>
-      <w:pPr>
-        <w:pStyle w:val="ListParagraph"/>
-        <w:numPr>
-          <w:ilvl w:val="2"/>
-          <w:numId w:val="6"/>
-        </w:numPr>
+        <w:rPr>
+          <w:sz w:val="26"/>
+          <w:szCs w:val="26"/>
+          <w:lang w:val="en-US"/>
+        </w:rPr>
+      </w:pPr>
+      <w:r>
+        <w:rPr>
+          <w:sz w:val="26"/>
+          <w:szCs w:val="26"/>
+          <w:lang w:val="vi-VN"/>
+        </w:rPr>
+        <w:t>8.</w:t>
+      </w:r>
+      <w:r>
+        <w:rPr>
+          <w:sz w:val="26"/>
+          <w:szCs w:val="26"/>
+          <w:lang w:val="vi-VN"/>
+        </w:rPr>
+        <w:t>3</w:t>
+      </w:r>
+      <w:r>
+        <w:rPr>
+          <w:sz w:val="26"/>
+          <w:szCs w:val="26"/>
+          <w:lang w:val="vi-VN"/>
+        </w:rPr>
+        <w:t>.1.</w:t>
+      </w:r>
+      <w:r>
+        <w:rPr>
+          <w:sz w:val="26"/>
+          <w:szCs w:val="26"/>
+          <w:lang w:val="en-US"/>
+        </w:rPr>
+        <w:t>Xây</w:t>
+      </w:r>
+      <w:r>
+        <w:rPr>
+          <w:sz w:val="26"/>
+          <w:szCs w:val="26"/>
+          <w:lang w:val="vi-VN"/>
+        </w:rPr>
+        <w:t xml:space="preserve"> dựng bài toán học máy</w:t>
+      </w:r>
+    </w:p>
+    <w:p>
+      <w:pPr>
         <w:spacing w:line="360" w:lineRule="auto"/>
-        <w:ind w:left="360" w:firstLine="207"/>
-        <w:rPr>
-          <w:sz w:val="26"/>
-          <w:szCs w:val="26"/>
-          <w:lang w:val="en-US"/>
-        </w:rPr>
-      </w:pPr>
-      <w:r>
-        <w:rPr>
-          <w:sz w:val="26"/>
-          <w:szCs w:val="26"/>
-          <w:lang w:val="en-US"/>
-        </w:rPr>
-        <w:t>Tuning mô hình</w:t>
-      </w:r>
-      <w:r>
-        <w:rPr>
-          <w:sz w:val="26"/>
-          <w:szCs w:val="26"/>
-          <w:lang w:val="en-US"/>
-        </w:rPr>
-        <w:t xml:space="preserve"> (ví dụ như trình bày các kỹ thuật sử dụng như GridSearchCV, </w:t>
-      </w:r>
-      <w:r>
-        <w:rPr>
-          <w:sz w:val="26"/>
-          <w:szCs w:val="26"/>
-          <w:lang w:val="en-US"/>
-        </w:rPr>
-        <w:t>RandomizedSearchCV …)</w:t>
-      </w:r>
-    </w:p>
-    <w:p>
-      <w:pPr>
-        <w:pStyle w:val="ListParagraph"/>
-        <w:numPr>
-          <w:ilvl w:val="1"/>
-          <w:numId w:val="6"/>
-        </w:numPr>
+        <w:rPr>
+          <w:sz w:val="26"/>
+          <w:szCs w:val="26"/>
+          <w:lang w:val="vi-VN"/>
+        </w:rPr>
+      </w:pPr>
+      <w:r>
+        <w:rPr>
+          <w:sz w:val="26"/>
+          <w:szCs w:val="26"/>
+          <w:lang w:val="vi-VN"/>
+        </w:rPr>
+        <w:t>8.</w:t>
+      </w:r>
+      <w:r>
+        <w:rPr>
+          <w:sz w:val="26"/>
+          <w:szCs w:val="26"/>
+          <w:lang w:val="vi-VN"/>
+        </w:rPr>
+        <w:t>3</w:t>
+      </w:r>
+      <w:r>
+        <w:rPr>
+          <w:sz w:val="26"/>
+          <w:szCs w:val="26"/>
+          <w:lang w:val="vi-VN"/>
+        </w:rPr>
+        <w:t>.</w:t>
+      </w:r>
+      <w:r>
+        <w:rPr>
+          <w:sz w:val="26"/>
+          <w:szCs w:val="26"/>
+          <w:lang w:val="vi-VN"/>
+        </w:rPr>
+        <w:t>2</w:t>
+      </w:r>
+      <w:r>
+        <w:rPr>
+          <w:sz w:val="26"/>
+          <w:szCs w:val="26"/>
+          <w:lang w:val="vi-VN"/>
+        </w:rPr>
+        <w:t>.</w:t>
+      </w:r>
+      <w:r>
+        <w:rPr>
+          <w:sz w:val="26"/>
+          <w:szCs w:val="26"/>
+          <w:lang w:val="vi-VN"/>
+        </w:rPr>
+        <w:t xml:space="preserve">Lựa chọn mô hình hồi </w:t>
+      </w:r>
+      <w:r>
+        <w:rPr>
+          <w:sz w:val="26"/>
+          <w:szCs w:val="26"/>
+          <w:lang w:val="vi-VN"/>
+        </w:rPr>
+        <w:t>quy</w:t>
+      </w:r>
+    </w:p>
+    <w:p>
+      <w:pPr>
         <w:spacing w:line="360" w:lineRule="auto"/>
-        <w:ind w:left="360" w:firstLine="66"/>
-        <w:rPr>
-          <w:b/>
-          <w:bCs/>
-          <w:sz w:val="26"/>
-          <w:szCs w:val="26"/>
-          <w:lang w:val="en-US"/>
-        </w:rPr>
-      </w:pPr>
+        <w:rPr>
+          <w:noProof/>
+          <w:sz w:val="26"/>
+          <w:szCs w:val="26"/>
+          <w:lang w:val="vi-VN"/>
+        </w:rPr>
+      </w:pPr>
+      <w:r>
+        <w:rPr>
+          <w:sz w:val="26"/>
+          <w:szCs w:val="26"/>
+          <w:lang w:val="vi-VN"/>
+        </w:rPr>
+        <w:t>8.</w:t>
+      </w:r>
+      <w:r>
+        <w:rPr>
+          <w:sz w:val="26"/>
+          <w:szCs w:val="26"/>
+          <w:lang w:val="vi-VN"/>
+        </w:rPr>
+        <w:t>3</w:t>
+      </w:r>
+      <w:r>
+        <w:rPr>
+          <w:sz w:val="26"/>
+          <w:szCs w:val="26"/>
+          <w:lang w:val="vi-VN"/>
+        </w:rPr>
+        <w:t>.</w:t>
+      </w:r>
+      <w:r>
+        <w:rPr>
+          <w:sz w:val="26"/>
+          <w:szCs w:val="26"/>
+          <w:lang w:val="vi-VN"/>
+        </w:rPr>
+        <w:t>3</w:t>
+      </w:r>
+      <w:r>
+        <w:rPr>
+          <w:sz w:val="26"/>
+          <w:szCs w:val="26"/>
+          <w:lang w:val="vi-VN"/>
+        </w:rPr>
+        <w:t>.</w:t>
+      </w:r>
+      <w:r>
+        <w:rPr>
+          <w:sz w:val="26"/>
+          <w:szCs w:val="26"/>
+          <w:lang w:val="en-US"/>
+        </w:rPr>
+        <w:t xml:space="preserve">Huấn luyện mô </w:t>
+      </w:r>
+      <w:r>
+        <w:rPr>
+          <w:sz w:val="26"/>
+          <w:szCs w:val="26"/>
+          <w:lang w:val="en-US"/>
+        </w:rPr>
+        <w:t>hình</w:t>
+      </w:r>
+      <w:r>
+        <w:rPr>
+          <w:sz w:val="26"/>
+          <w:szCs w:val="26"/>
+          <w:lang w:val="en-US"/>
+        </w:rPr>
+        <w:t xml:space="preserve"> </w:t>
+      </w:r>
+      <w:r>
+        <w:rPr>
+          <w:sz w:val="26"/>
+          <w:szCs w:val="26"/>
+          <w:lang w:val="en-US"/>
+        </w:rPr>
+        <w:t>và</w:t>
+      </w:r>
+      <w:r>
+        <w:rPr>
+          <w:sz w:val="26"/>
+          <w:szCs w:val="26"/>
+          <w:lang w:val="vi-VN"/>
+        </w:rPr>
+        <w:t xml:space="preserve"> tối ưu đặc trưng đầu vào</w:t>
+      </w:r>
+      <w:r>
+        <w:rPr>
+          <w:noProof/>
+          <w:sz w:val="26"/>
+          <w:szCs w:val="26"/>
+          <w:lang w:val="en-US"/>
+        </w:rPr>
+        <w:t xml:space="preserve"> </w:t>
+      </w:r>
+    </w:p>
+    <w:p>
+      <w:pPr>
+        <w:spacing w:line="360" w:lineRule="auto"/>
+        <w:rPr>
+          <w:sz w:val="26"/>
+          <w:szCs w:val="26"/>
+          <w:lang w:val="en-US"/>
+        </w:rPr>
+      </w:pPr>
+      <w:r>
+        <w:rPr>
+          <w:noProof/>
+          <w:sz w:val="26"/>
+          <w:szCs w:val="26"/>
+          <w:lang w:val="en-US"/>
+        </w:rPr>
+        <w:drawing>
+          <wp:inline distT="0" distB="0" distL="0" distR="0" wp14:anchorId="43DB73AB" wp14:editId="60783611">
+            <wp:extent cx="5750560" cy="772160"/>
+            <wp:effectExtent l="0" t="0" r="2540" b="8890"/>
+            <wp:docPr id="1" name="Picture 1"/>
+            <wp:cNvGraphicFramePr>
+              <a:graphicFrameLocks xmlns:a="http://schemas.openxmlformats.org/drawingml/2006/main" noChangeAspect="1"/>
+            </wp:cNvGraphicFramePr>
+            <a:graphic xmlns:a="http://schemas.openxmlformats.org/drawingml/2006/main">
+              <a:graphicData uri="http://schemas.openxmlformats.org/drawingml/2006/picture">
+                <pic:pic xmlns:pic="http://schemas.openxmlformats.org/drawingml/2006/picture">
+                  <pic:nvPicPr>
+                    <pic:cNvPr id="0" name="Picture 33"/>
+                    <pic:cNvPicPr>
+                      <a:picLocks noChangeAspect="1" noChangeArrowheads="1"/>
+                    </pic:cNvPicPr>
+                  </pic:nvPicPr>
+                  <pic:blipFill>
+                    <a:blip r:embed="rId21" cstate="print">
+                      <a:extLst>
+                        <a:ext uri="{28A0092B-C50C-407E-A947-70E740481C1C}">
+                          <a14:useLocalDpi xmlns:a14="http://schemas.microsoft.com/office/drawing/2010/main" val="0"/>
+                        </a:ext>
+                      </a:extLst>
+                    </a:blip>
+                    <a:srcRect/>
+                    <a:stretch>
+                      <a:fillRect/>
+                    </a:stretch>
+                  </pic:blipFill>
+                  <pic:spPr bwMode="auto">
+                    <a:xfrm>
+                      <a:off x="0" y="0"/>
+                      <a:ext cx="5750560" cy="772160"/>
+                    </a:xfrm>
+                    <a:prstGeom prst="rect">
+                      <a:avLst/>
+                    </a:prstGeom>
+                    <a:noFill/>
+                    <a:ln>
+                      <a:noFill/>
+                    </a:ln>
+                  </pic:spPr>
+                </pic:pic>
+              </a:graphicData>
+            </a:graphic>
+          </wp:inline>
+        </w:drawing>
+      </w:r>
+    </w:p>
+    <w:p>
+      <w:pPr>
+        <w:spacing w:line="360" w:lineRule="auto"/>
+        <w:rPr>
+          <w:sz w:val="26"/>
+          <w:szCs w:val="26"/>
+          <w:lang w:val="en-US"/>
+        </w:rPr>
+      </w:pPr>
+      <w:r>
+        <w:rPr>
+          <w:sz w:val="26"/>
+          <w:szCs w:val="26"/>
+          <w:lang w:val="vi-VN"/>
+        </w:rPr>
+        <w:t>8.</w:t>
+      </w:r>
+      <w:r>
+        <w:rPr>
+          <w:sz w:val="26"/>
+          <w:szCs w:val="26"/>
+          <w:lang w:val="vi-VN"/>
+        </w:rPr>
+        <w:t>3</w:t>
+      </w:r>
+      <w:r>
+        <w:rPr>
+          <w:sz w:val="26"/>
+          <w:szCs w:val="26"/>
+          <w:lang w:val="vi-VN"/>
+        </w:rPr>
+        <w:t>.</w:t>
+      </w:r>
+      <w:r>
+        <w:rPr>
+          <w:sz w:val="26"/>
+          <w:szCs w:val="26"/>
+          <w:lang w:val="vi-VN"/>
+        </w:rPr>
+        <w:t>4</w:t>
+      </w:r>
+      <w:r>
+        <w:rPr>
+          <w:sz w:val="26"/>
+          <w:szCs w:val="26"/>
+          <w:lang w:val="vi-VN"/>
+        </w:rPr>
+        <w:t>.</w:t>
+      </w:r>
+      <w:r>
+        <w:rPr>
+          <w:sz w:val="26"/>
+          <w:szCs w:val="26"/>
+          <w:lang w:val="en-US"/>
+        </w:rPr>
+        <w:t>Hiệu</w:t>
+      </w:r>
+      <w:r>
+        <w:rPr>
+          <w:sz w:val="26"/>
+          <w:szCs w:val="26"/>
+          <w:lang w:val="vi-VN"/>
+        </w:rPr>
+        <w:t xml:space="preserve"> chỉnh tham số mô hình </w:t>
+      </w:r>
+      <w:r>
+        <w:rPr>
+          <w:sz w:val="26"/>
+          <w:szCs w:val="26"/>
+          <w:lang w:val="en-US"/>
+        </w:rPr>
+        <w:t>(</w:t>
+      </w:r>
+      <w:r>
+        <w:rPr>
+          <w:sz w:val="26"/>
+          <w:szCs w:val="26"/>
+        </w:rPr>
+        <w:t>Manual Hyperparameter Tuning</w:t>
+      </w:r>
+      <w:r>
+        <w:rPr>
+          <w:sz w:val="26"/>
+          <w:szCs w:val="26"/>
+          <w:lang w:val="en-US"/>
+        </w:rPr>
+        <w:t>)</w:t>
+      </w:r>
+    </w:p>
+    <w:p>
+      <w:pPr>
+        <w:spacing w:line="360" w:lineRule="auto"/>
+        <w:rPr>
+          <w:b/>
+          <w:bCs/>
+          <w:sz w:val="26"/>
+          <w:szCs w:val="26"/>
+          <w:lang w:val="en-US"/>
+        </w:rPr>
+      </w:pPr>
+      <w:r>
+        <w:rPr>
+          <w:b/>
+          <w:bCs/>
+          <w:sz w:val="26"/>
+          <w:szCs w:val="26"/>
+          <w:lang w:val="vi-VN"/>
+        </w:rPr>
+        <w:t xml:space="preserve">8.4. </w:t>
+      </w:r>
       <w:r>
         <w:rPr>
           <w:b/>
@@ -6024,67 +12081,102 @@
     </w:p>
     <w:p>
       <w:pPr>
-        <w:pStyle w:val="ListParagraph"/>
-        <w:numPr>
-          <w:ilvl w:val="2"/>
-          <w:numId w:val="6"/>
-        </w:numPr>
         <w:spacing w:line="360" w:lineRule="auto"/>
-        <w:ind w:left="360" w:firstLine="207"/>
-        <w:rPr>
-          <w:sz w:val="26"/>
-          <w:szCs w:val="26"/>
-          <w:lang w:val="en-US"/>
-        </w:rPr>
-      </w:pPr>
-      <w:r>
-        <w:rPr>
-          <w:sz w:val="26"/>
-          <w:szCs w:val="26"/>
-          <w:lang w:val="en-US"/>
-        </w:rPr>
-        <w:lastRenderedPageBreak/>
-        <w:t>Tùy vào bài toán, loại bài toán, trình bày các kỹ thuật sử dụng đánh giá (</w:t>
-      </w:r>
-      <w:r>
-        <w:rPr>
-          <w:sz w:val="26"/>
-          <w:szCs w:val="26"/>
-          <w:lang w:val="en-US"/>
-        </w:rPr>
-        <w:t xml:space="preserve">với bài toán classification ví dụ: Accuracy Precision Recall F1-score ROC-AUC … </w:t>
-      </w:r>
-      <w:r>
-        <w:rPr>
-          <w:sz w:val="26"/>
-          <w:szCs w:val="26"/>
-          <w:lang w:val="en-US"/>
-        </w:rPr>
-        <w:t>Với bài toán regression ví dụ: MAE MSE RMSE R²)</w:t>
-      </w:r>
-    </w:p>
-    <w:p>
-      <w:pPr>
-        <w:pStyle w:val="ListParagraph"/>
-        <w:numPr>
-          <w:ilvl w:val="2"/>
-          <w:numId w:val="6"/>
-        </w:numPr>
+        <w:rPr>
+          <w:sz w:val="26"/>
+          <w:szCs w:val="26"/>
+          <w:lang w:val="en-US"/>
+        </w:rPr>
+      </w:pPr>
+      <w:r>
+        <w:rPr>
+          <w:sz w:val="26"/>
+          <w:szCs w:val="26"/>
+          <w:lang w:val="vi-VN"/>
+        </w:rPr>
+        <w:t>8.</w:t>
+      </w:r>
+      <w:r>
+        <w:rPr>
+          <w:sz w:val="26"/>
+          <w:szCs w:val="26"/>
+          <w:lang w:val="vi-VN"/>
+        </w:rPr>
+        <w:t>4.1</w:t>
+      </w:r>
+      <w:r>
+        <w:rPr>
+          <w:sz w:val="26"/>
+          <w:szCs w:val="26"/>
+          <w:lang w:val="vi-VN"/>
+        </w:rPr>
+        <w:t>.</w:t>
+      </w:r>
+      <w:r>
+        <w:rPr>
+          <w:sz w:val="26"/>
+          <w:szCs w:val="26"/>
+          <w:lang w:val="vi-VN"/>
+        </w:rPr>
+        <w:t xml:space="preserve"> </w:t>
+      </w:r>
+      <w:r>
+        <w:rPr>
+          <w:sz w:val="26"/>
+          <w:szCs w:val="26"/>
+          <w:lang w:val="en-US"/>
+        </w:rPr>
+        <w:t>Tiêu</w:t>
+      </w:r>
+      <w:r>
+        <w:rPr>
+          <w:sz w:val="26"/>
+          <w:szCs w:val="26"/>
+          <w:lang w:val="vi-VN"/>
+        </w:rPr>
+        <w:t xml:space="preserve"> chí đánh giá mô hình hồi quy</w:t>
+      </w:r>
+    </w:p>
+    <w:p>
+      <w:pPr>
         <w:spacing w:line="360" w:lineRule="auto"/>
-        <w:ind w:left="360" w:firstLine="207"/>
-        <w:rPr>
-          <w:sz w:val="26"/>
-          <w:szCs w:val="26"/>
-          <w:lang w:val="en-US"/>
-        </w:rPr>
-      </w:pPr>
-      <w:r>
-        <w:rPr>
-          <w:sz w:val="26"/>
-          <w:szCs w:val="26"/>
-          <w:lang w:val="en-US"/>
-        </w:rPr>
-        <w:t xml:space="preserve">So sánh giữa các mô hình </w:t>
+        <w:rPr>
+          <w:sz w:val="26"/>
+          <w:szCs w:val="26"/>
+          <w:lang w:val="en-US"/>
+        </w:rPr>
+      </w:pPr>
+      <w:r>
+        <w:rPr>
+          <w:sz w:val="26"/>
+          <w:szCs w:val="26"/>
+          <w:lang w:val="vi-VN"/>
+        </w:rPr>
+        <w:t xml:space="preserve">8.4.2. </w:t>
+      </w:r>
+      <w:r>
+        <w:rPr>
+          <w:sz w:val="26"/>
+          <w:szCs w:val="26"/>
+          <w:lang w:val="en-US"/>
+        </w:rPr>
+        <w:t xml:space="preserve">So sánh </w:t>
+      </w:r>
+      <w:r>
+        <w:rPr>
+          <w:sz w:val="26"/>
+          <w:szCs w:val="26"/>
+          <w:lang w:val="en-US"/>
+        </w:rPr>
+        <w:t>hiệu</w:t>
+      </w:r>
+      <w:r>
+        <w:rPr>
+          <w:sz w:val="26"/>
+          <w:szCs w:val="26"/>
+          <w:lang w:val="vi-VN"/>
+        </w:rPr>
+        <w:t xml:space="preserve"> suất các mô hình hồi quy</w:t>
       </w:r>
     </w:p>
     <w:p>
@@ -6302,6 +12394,7 @@
                 <w:noProof/>
                 <w:lang w:val="en-US"/>
               </w:rPr>
+              <w:lastRenderedPageBreak/>
               <w:drawing>
                 <wp:inline distT="0" distB="0" distL="0" distR="0" wp14:anchorId="08B3DC05" wp14:editId="770C7219">
                   <wp:extent cx="5315692" cy="3248478"/>
@@ -6318,7 +12411,7 @@
                           <pic:cNvPicPr/>
                         </pic:nvPicPr>
                         <pic:blipFill>
-                          <a:blip r:embed="rId16"/>
+                          <a:blip r:embed="rId22"/>
                           <a:stretch>
                             <a:fillRect/>
                           </a:stretch>
@@ -6581,7 +12674,6 @@
           <w:szCs w:val="26"/>
           <w:lang w:val="en-US"/>
         </w:rPr>
-        <w:lastRenderedPageBreak/>
         <w:t>L</w:t>
       </w:r>
       <w:r>
@@ -6995,8 +13087,8 @@
       <w:pPr>
         <w:pStyle w:val="Heading1"/>
         <w:sectPr>
-          <w:headerReference w:type="default" r:id="rId17"/>
-          <w:footerReference w:type="default" r:id="rId18"/>
+          <w:headerReference w:type="default" r:id="rId23"/>
+          <w:footerReference w:type="default" r:id="rId24"/>
           <w:pgSz w:w="11907" w:h="16840" w:code="9"/>
           <w:pgMar w:top="1418" w:right="1134" w:bottom="1701" w:left="1701" w:header="720" w:footer="720" w:gutter="0"/>
           <w:pgNumType w:start="1"/>
@@ -7272,8 +13364,8 @@
       </w:pPr>
     </w:p>
     <w:sectPr>
-      <w:headerReference w:type="default" r:id="rId19"/>
-      <w:footerReference w:type="default" r:id="rId20"/>
+      <w:headerReference w:type="default" r:id="rId25"/>
+      <w:footerReference w:type="default" r:id="rId26"/>
       <w:pgSz w:w="11907" w:h="16840" w:code="9"/>
       <w:pgMar w:top="1418" w:right="1134" w:bottom="1701" w:left="1701" w:header="720" w:footer="720" w:gutter="0"/>
       <w:pgNumType w:start="12"/>
@@ -7869,6 +13961,155 @@
     </w:lvl>
   </w:abstractNum>
   <w:abstractNum w:abstractNumId="4" w15:restartNumberingAfterBreak="0">
+    <w:nsid w:val="0AD94EBB"/>
+    <w:multiLevelType w:val="multilevel"/>
+    <w:tmpl w:val="2022363E"/>
+    <w:lvl w:ilvl="0">
+      <w:start w:val="1"/>
+      <w:numFmt w:val="bullet"/>
+      <w:lvlText w:val=""/>
+      <w:lvlJc w:val="left"/>
+      <w:pPr>
+        <w:tabs>
+          <w:tab w:val="num" w:pos="720"/>
+        </w:tabs>
+        <w:ind w:left="720" w:hanging="360"/>
+      </w:pPr>
+      <w:rPr>
+        <w:rFonts w:ascii="Symbol" w:hAnsi="Symbol" w:hint="default"/>
+        <w:sz w:val="20"/>
+      </w:rPr>
+    </w:lvl>
+    <w:lvl w:ilvl="1" w:tentative="1">
+      <w:start w:val="1"/>
+      <w:numFmt w:val="bullet"/>
+      <w:lvlText w:val="o"/>
+      <w:lvlJc w:val="left"/>
+      <w:pPr>
+        <w:tabs>
+          <w:tab w:val="num" w:pos="1440"/>
+        </w:tabs>
+        <w:ind w:left="1440" w:hanging="360"/>
+      </w:pPr>
+      <w:rPr>
+        <w:rFonts w:ascii="Courier New" w:hAnsi="Courier New" w:hint="default"/>
+        <w:sz w:val="20"/>
+      </w:rPr>
+    </w:lvl>
+    <w:lvl w:ilvl="2" w:tentative="1">
+      <w:start w:val="1"/>
+      <w:numFmt w:val="bullet"/>
+      <w:lvlText w:val=""/>
+      <w:lvlJc w:val="left"/>
+      <w:pPr>
+        <w:tabs>
+          <w:tab w:val="num" w:pos="2160"/>
+        </w:tabs>
+        <w:ind w:left="2160" w:hanging="360"/>
+      </w:pPr>
+      <w:rPr>
+        <w:rFonts w:ascii="Wingdings" w:hAnsi="Wingdings" w:hint="default"/>
+        <w:sz w:val="20"/>
+      </w:rPr>
+    </w:lvl>
+    <w:lvl w:ilvl="3" w:tentative="1">
+      <w:start w:val="1"/>
+      <w:numFmt w:val="bullet"/>
+      <w:lvlText w:val=""/>
+      <w:lvlJc w:val="left"/>
+      <w:pPr>
+        <w:tabs>
+          <w:tab w:val="num" w:pos="2880"/>
+        </w:tabs>
+        <w:ind w:left="2880" w:hanging="360"/>
+      </w:pPr>
+      <w:rPr>
+        <w:rFonts w:ascii="Wingdings" w:hAnsi="Wingdings" w:hint="default"/>
+        <w:sz w:val="20"/>
+      </w:rPr>
+    </w:lvl>
+    <w:lvl w:ilvl="4" w:tentative="1">
+      <w:start w:val="1"/>
+      <w:numFmt w:val="bullet"/>
+      <w:lvlText w:val=""/>
+      <w:lvlJc w:val="left"/>
+      <w:pPr>
+        <w:tabs>
+          <w:tab w:val="num" w:pos="3600"/>
+        </w:tabs>
+        <w:ind w:left="3600" w:hanging="360"/>
+      </w:pPr>
+      <w:rPr>
+        <w:rFonts w:ascii="Wingdings" w:hAnsi="Wingdings" w:hint="default"/>
+        <w:sz w:val="20"/>
+      </w:rPr>
+    </w:lvl>
+    <w:lvl w:ilvl="5" w:tentative="1">
+      <w:start w:val="1"/>
+      <w:numFmt w:val="bullet"/>
+      <w:lvlText w:val=""/>
+      <w:lvlJc w:val="left"/>
+      <w:pPr>
+        <w:tabs>
+          <w:tab w:val="num" w:pos="4320"/>
+        </w:tabs>
+        <w:ind w:left="4320" w:hanging="360"/>
+      </w:pPr>
+      <w:rPr>
+        <w:rFonts w:ascii="Wingdings" w:hAnsi="Wingdings" w:hint="default"/>
+        <w:sz w:val="20"/>
+      </w:rPr>
+    </w:lvl>
+    <w:lvl w:ilvl="6" w:tentative="1">
+      <w:start w:val="1"/>
+      <w:numFmt w:val="bullet"/>
+      <w:lvlText w:val=""/>
+      <w:lvlJc w:val="left"/>
+      <w:pPr>
+        <w:tabs>
+          <w:tab w:val="num" w:pos="5040"/>
+        </w:tabs>
+        <w:ind w:left="5040" w:hanging="360"/>
+      </w:pPr>
+      <w:rPr>
+        <w:rFonts w:ascii="Wingdings" w:hAnsi="Wingdings" w:hint="default"/>
+        <w:sz w:val="20"/>
+      </w:rPr>
+    </w:lvl>
+    <w:lvl w:ilvl="7" w:tentative="1">
+      <w:start w:val="1"/>
+      <w:numFmt w:val="bullet"/>
+      <w:lvlText w:val=""/>
+      <w:lvlJc w:val="left"/>
+      <w:pPr>
+        <w:tabs>
+          <w:tab w:val="num" w:pos="5760"/>
+        </w:tabs>
+        <w:ind w:left="5760" w:hanging="360"/>
+      </w:pPr>
+      <w:rPr>
+        <w:rFonts w:ascii="Wingdings" w:hAnsi="Wingdings" w:hint="default"/>
+        <w:sz w:val="20"/>
+      </w:rPr>
+    </w:lvl>
+    <w:lvl w:ilvl="8" w:tentative="1">
+      <w:start w:val="1"/>
+      <w:numFmt w:val="bullet"/>
+      <w:lvlText w:val=""/>
+      <w:lvlJc w:val="left"/>
+      <w:pPr>
+        <w:tabs>
+          <w:tab w:val="num" w:pos="6480"/>
+        </w:tabs>
+        <w:ind w:left="6480" w:hanging="360"/>
+      </w:pPr>
+      <w:rPr>
+        <w:rFonts w:ascii="Wingdings" w:hAnsi="Wingdings" w:hint="default"/>
+        <w:sz w:val="20"/>
+      </w:rPr>
+    </w:lvl>
+  </w:abstractNum>
+  <w:abstractNum w:abstractNumId="5" w15:restartNumberingAfterBreak="0">
     <w:nsid w:val="0D5063C5"/>
     <w:multiLevelType w:val="multilevel"/>
     <w:tmpl w:val="A9F0FBAE"/>
@@ -7981,7 +14222,7 @@
       </w:rPr>
     </w:lvl>
   </w:abstractNum>
-  <w:abstractNum w:abstractNumId="5" w15:restartNumberingAfterBreak="0">
+  <w:abstractNum w:abstractNumId="6" w15:restartNumberingAfterBreak="0">
     <w:nsid w:val="15F17C28"/>
     <w:multiLevelType w:val="multilevel"/>
     <w:tmpl w:val="BC28ED4A"/>
@@ -8130,7 +14371,7 @@
       </w:rPr>
     </w:lvl>
   </w:abstractNum>
-  <w:abstractNum w:abstractNumId="6" w15:restartNumberingAfterBreak="0">
+  <w:abstractNum w:abstractNumId="7" w15:restartNumberingAfterBreak="0">
     <w:nsid w:val="161D7B70"/>
     <w:multiLevelType w:val="multilevel"/>
     <w:tmpl w:val="93408F1E"/>
@@ -8279,7 +14520,7 @@
       </w:rPr>
     </w:lvl>
   </w:abstractNum>
-  <w:abstractNum w:abstractNumId="7" w15:restartNumberingAfterBreak="0">
+  <w:abstractNum w:abstractNumId="8" w15:restartNumberingAfterBreak="0">
     <w:nsid w:val="1D2B2D11"/>
     <w:multiLevelType w:val="multilevel"/>
     <w:tmpl w:val="4E2C7AA8"/>
@@ -8428,7 +14669,7 @@
       </w:rPr>
     </w:lvl>
   </w:abstractNum>
-  <w:abstractNum w:abstractNumId="8" w15:restartNumberingAfterBreak="0">
+  <w:abstractNum w:abstractNumId="9" w15:restartNumberingAfterBreak="0">
     <w:nsid w:val="23C8692F"/>
     <w:multiLevelType w:val="multilevel"/>
     <w:tmpl w:val="112C0ED2"/>
@@ -8577,7 +14818,156 @@
       </w:rPr>
     </w:lvl>
   </w:abstractNum>
-  <w:abstractNum w:abstractNumId="9" w15:restartNumberingAfterBreak="0">
+  <w:abstractNum w:abstractNumId="10" w15:restartNumberingAfterBreak="0">
+    <w:nsid w:val="25364AC6"/>
+    <w:multiLevelType w:val="multilevel"/>
+    <w:tmpl w:val="A2AC51F2"/>
+    <w:lvl w:ilvl="0">
+      <w:start w:val="1"/>
+      <w:numFmt w:val="bullet"/>
+      <w:lvlText w:val=""/>
+      <w:lvlJc w:val="left"/>
+      <w:pPr>
+        <w:tabs>
+          <w:tab w:val="num" w:pos="720"/>
+        </w:tabs>
+        <w:ind w:left="720" w:hanging="360"/>
+      </w:pPr>
+      <w:rPr>
+        <w:rFonts w:ascii="Symbol" w:hAnsi="Symbol" w:hint="default"/>
+        <w:sz w:val="20"/>
+      </w:rPr>
+    </w:lvl>
+    <w:lvl w:ilvl="1" w:tentative="1">
+      <w:start w:val="1"/>
+      <w:numFmt w:val="bullet"/>
+      <w:lvlText w:val="o"/>
+      <w:lvlJc w:val="left"/>
+      <w:pPr>
+        <w:tabs>
+          <w:tab w:val="num" w:pos="1440"/>
+        </w:tabs>
+        <w:ind w:left="1440" w:hanging="360"/>
+      </w:pPr>
+      <w:rPr>
+        <w:rFonts w:ascii="Courier New" w:hAnsi="Courier New" w:hint="default"/>
+        <w:sz w:val="20"/>
+      </w:rPr>
+    </w:lvl>
+    <w:lvl w:ilvl="2" w:tentative="1">
+      <w:start w:val="1"/>
+      <w:numFmt w:val="bullet"/>
+      <w:lvlText w:val=""/>
+      <w:lvlJc w:val="left"/>
+      <w:pPr>
+        <w:tabs>
+          <w:tab w:val="num" w:pos="2160"/>
+        </w:tabs>
+        <w:ind w:left="2160" w:hanging="360"/>
+      </w:pPr>
+      <w:rPr>
+        <w:rFonts w:ascii="Wingdings" w:hAnsi="Wingdings" w:hint="default"/>
+        <w:sz w:val="20"/>
+      </w:rPr>
+    </w:lvl>
+    <w:lvl w:ilvl="3" w:tentative="1">
+      <w:start w:val="1"/>
+      <w:numFmt w:val="bullet"/>
+      <w:lvlText w:val=""/>
+      <w:lvlJc w:val="left"/>
+      <w:pPr>
+        <w:tabs>
+          <w:tab w:val="num" w:pos="2880"/>
+        </w:tabs>
+        <w:ind w:left="2880" w:hanging="360"/>
+      </w:pPr>
+      <w:rPr>
+        <w:rFonts w:ascii="Wingdings" w:hAnsi="Wingdings" w:hint="default"/>
+        <w:sz w:val="20"/>
+      </w:rPr>
+    </w:lvl>
+    <w:lvl w:ilvl="4" w:tentative="1">
+      <w:start w:val="1"/>
+      <w:numFmt w:val="bullet"/>
+      <w:lvlText w:val=""/>
+      <w:lvlJc w:val="left"/>
+      <w:pPr>
+        <w:tabs>
+          <w:tab w:val="num" w:pos="3600"/>
+        </w:tabs>
+        <w:ind w:left="3600" w:hanging="360"/>
+      </w:pPr>
+      <w:rPr>
+        <w:rFonts w:ascii="Wingdings" w:hAnsi="Wingdings" w:hint="default"/>
+        <w:sz w:val="20"/>
+      </w:rPr>
+    </w:lvl>
+    <w:lvl w:ilvl="5" w:tentative="1">
+      <w:start w:val="1"/>
+      <w:numFmt w:val="bullet"/>
+      <w:lvlText w:val=""/>
+      <w:lvlJc w:val="left"/>
+      <w:pPr>
+        <w:tabs>
+          <w:tab w:val="num" w:pos="4320"/>
+        </w:tabs>
+        <w:ind w:left="4320" w:hanging="360"/>
+      </w:pPr>
+      <w:rPr>
+        <w:rFonts w:ascii="Wingdings" w:hAnsi="Wingdings" w:hint="default"/>
+        <w:sz w:val="20"/>
+      </w:rPr>
+    </w:lvl>
+    <w:lvl w:ilvl="6" w:tentative="1">
+      <w:start w:val="1"/>
+      <w:numFmt w:val="bullet"/>
+      <w:lvlText w:val=""/>
+      <w:lvlJc w:val="left"/>
+      <w:pPr>
+        <w:tabs>
+          <w:tab w:val="num" w:pos="5040"/>
+        </w:tabs>
+        <w:ind w:left="5040" w:hanging="360"/>
+      </w:pPr>
+      <w:rPr>
+        <w:rFonts w:ascii="Wingdings" w:hAnsi="Wingdings" w:hint="default"/>
+        <w:sz w:val="20"/>
+      </w:rPr>
+    </w:lvl>
+    <w:lvl w:ilvl="7" w:tentative="1">
+      <w:start w:val="1"/>
+      <w:numFmt w:val="bullet"/>
+      <w:lvlText w:val=""/>
+      <w:lvlJc w:val="left"/>
+      <w:pPr>
+        <w:tabs>
+          <w:tab w:val="num" w:pos="5760"/>
+        </w:tabs>
+        <w:ind w:left="5760" w:hanging="360"/>
+      </w:pPr>
+      <w:rPr>
+        <w:rFonts w:ascii="Wingdings" w:hAnsi="Wingdings" w:hint="default"/>
+        <w:sz w:val="20"/>
+      </w:rPr>
+    </w:lvl>
+    <w:lvl w:ilvl="8" w:tentative="1">
+      <w:start w:val="1"/>
+      <w:numFmt w:val="bullet"/>
+      <w:lvlText w:val=""/>
+      <w:lvlJc w:val="left"/>
+      <w:pPr>
+        <w:tabs>
+          <w:tab w:val="num" w:pos="6480"/>
+        </w:tabs>
+        <w:ind w:left="6480" w:hanging="360"/>
+      </w:pPr>
+      <w:rPr>
+        <w:rFonts w:ascii="Wingdings" w:hAnsi="Wingdings" w:hint="default"/>
+        <w:sz w:val="20"/>
+      </w:rPr>
+    </w:lvl>
+  </w:abstractNum>
+  <w:abstractNum w:abstractNumId="11" w15:restartNumberingAfterBreak="0">
     <w:nsid w:val="2CEC067A"/>
     <w:multiLevelType w:val="multilevel"/>
     <w:tmpl w:val="36E6688C"/>
@@ -8726,7 +15116,7 @@
       </w:rPr>
     </w:lvl>
   </w:abstractNum>
-  <w:abstractNum w:abstractNumId="10" w15:restartNumberingAfterBreak="0">
+  <w:abstractNum w:abstractNumId="12" w15:restartNumberingAfterBreak="0">
     <w:nsid w:val="2D462561"/>
     <w:multiLevelType w:val="multilevel"/>
     <w:tmpl w:val="7C5EB43E"/>
@@ -8843,7 +15233,156 @@
       </w:pPr>
     </w:lvl>
   </w:abstractNum>
-  <w:abstractNum w:abstractNumId="11" w15:restartNumberingAfterBreak="0">
+  <w:abstractNum w:abstractNumId="13" w15:restartNumberingAfterBreak="0">
+    <w:nsid w:val="2FED630C"/>
+    <w:multiLevelType w:val="multilevel"/>
+    <w:tmpl w:val="1070DFDA"/>
+    <w:lvl w:ilvl="0">
+      <w:start w:val="1"/>
+      <w:numFmt w:val="bullet"/>
+      <w:lvlText w:val=""/>
+      <w:lvlJc w:val="left"/>
+      <w:pPr>
+        <w:tabs>
+          <w:tab w:val="num" w:pos="720"/>
+        </w:tabs>
+        <w:ind w:left="720" w:hanging="360"/>
+      </w:pPr>
+      <w:rPr>
+        <w:rFonts w:ascii="Symbol" w:hAnsi="Symbol" w:hint="default"/>
+        <w:sz w:val="20"/>
+      </w:rPr>
+    </w:lvl>
+    <w:lvl w:ilvl="1" w:tentative="1">
+      <w:start w:val="1"/>
+      <w:numFmt w:val="bullet"/>
+      <w:lvlText w:val="o"/>
+      <w:lvlJc w:val="left"/>
+      <w:pPr>
+        <w:tabs>
+          <w:tab w:val="num" w:pos="1440"/>
+        </w:tabs>
+        <w:ind w:left="1440" w:hanging="360"/>
+      </w:pPr>
+      <w:rPr>
+        <w:rFonts w:ascii="Courier New" w:hAnsi="Courier New" w:hint="default"/>
+        <w:sz w:val="20"/>
+      </w:rPr>
+    </w:lvl>
+    <w:lvl w:ilvl="2" w:tentative="1">
+      <w:start w:val="1"/>
+      <w:numFmt w:val="bullet"/>
+      <w:lvlText w:val=""/>
+      <w:lvlJc w:val="left"/>
+      <w:pPr>
+        <w:tabs>
+          <w:tab w:val="num" w:pos="2160"/>
+        </w:tabs>
+        <w:ind w:left="2160" w:hanging="360"/>
+      </w:pPr>
+      <w:rPr>
+        <w:rFonts w:ascii="Wingdings" w:hAnsi="Wingdings" w:hint="default"/>
+        <w:sz w:val="20"/>
+      </w:rPr>
+    </w:lvl>
+    <w:lvl w:ilvl="3" w:tentative="1">
+      <w:start w:val="1"/>
+      <w:numFmt w:val="bullet"/>
+      <w:lvlText w:val=""/>
+      <w:lvlJc w:val="left"/>
+      <w:pPr>
+        <w:tabs>
+          <w:tab w:val="num" w:pos="2880"/>
+        </w:tabs>
+        <w:ind w:left="2880" w:hanging="360"/>
+      </w:pPr>
+      <w:rPr>
+        <w:rFonts w:ascii="Wingdings" w:hAnsi="Wingdings" w:hint="default"/>
+        <w:sz w:val="20"/>
+      </w:rPr>
+    </w:lvl>
+    <w:lvl w:ilvl="4" w:tentative="1">
+      <w:start w:val="1"/>
+      <w:numFmt w:val="bullet"/>
+      <w:lvlText w:val=""/>
+      <w:lvlJc w:val="left"/>
+      <w:pPr>
+        <w:tabs>
+          <w:tab w:val="num" w:pos="3600"/>
+        </w:tabs>
+        <w:ind w:left="3600" w:hanging="360"/>
+      </w:pPr>
+      <w:rPr>
+        <w:rFonts w:ascii="Wingdings" w:hAnsi="Wingdings" w:hint="default"/>
+        <w:sz w:val="20"/>
+      </w:rPr>
+    </w:lvl>
+    <w:lvl w:ilvl="5" w:tentative="1">
+      <w:start w:val="1"/>
+      <w:numFmt w:val="bullet"/>
+      <w:lvlText w:val=""/>
+      <w:lvlJc w:val="left"/>
+      <w:pPr>
+        <w:tabs>
+          <w:tab w:val="num" w:pos="4320"/>
+        </w:tabs>
+        <w:ind w:left="4320" w:hanging="360"/>
+      </w:pPr>
+      <w:rPr>
+        <w:rFonts w:ascii="Wingdings" w:hAnsi="Wingdings" w:hint="default"/>
+        <w:sz w:val="20"/>
+      </w:rPr>
+    </w:lvl>
+    <w:lvl w:ilvl="6" w:tentative="1">
+      <w:start w:val="1"/>
+      <w:numFmt w:val="bullet"/>
+      <w:lvlText w:val=""/>
+      <w:lvlJc w:val="left"/>
+      <w:pPr>
+        <w:tabs>
+          <w:tab w:val="num" w:pos="5040"/>
+        </w:tabs>
+        <w:ind w:left="5040" w:hanging="360"/>
+      </w:pPr>
+      <w:rPr>
+        <w:rFonts w:ascii="Wingdings" w:hAnsi="Wingdings" w:hint="default"/>
+        <w:sz w:val="20"/>
+      </w:rPr>
+    </w:lvl>
+    <w:lvl w:ilvl="7" w:tentative="1">
+      <w:start w:val="1"/>
+      <w:numFmt w:val="bullet"/>
+      <w:lvlText w:val=""/>
+      <w:lvlJc w:val="left"/>
+      <w:pPr>
+        <w:tabs>
+          <w:tab w:val="num" w:pos="5760"/>
+        </w:tabs>
+        <w:ind w:left="5760" w:hanging="360"/>
+      </w:pPr>
+      <w:rPr>
+        <w:rFonts w:ascii="Wingdings" w:hAnsi="Wingdings" w:hint="default"/>
+        <w:sz w:val="20"/>
+      </w:rPr>
+    </w:lvl>
+    <w:lvl w:ilvl="8" w:tentative="1">
+      <w:start w:val="1"/>
+      <w:numFmt w:val="bullet"/>
+      <w:lvlText w:val=""/>
+      <w:lvlJc w:val="left"/>
+      <w:pPr>
+        <w:tabs>
+          <w:tab w:val="num" w:pos="6480"/>
+        </w:tabs>
+        <w:ind w:left="6480" w:hanging="360"/>
+      </w:pPr>
+      <w:rPr>
+        <w:rFonts w:ascii="Wingdings" w:hAnsi="Wingdings" w:hint="default"/>
+        <w:sz w:val="20"/>
+      </w:rPr>
+    </w:lvl>
+  </w:abstractNum>
+  <w:abstractNum w:abstractNumId="14" w15:restartNumberingAfterBreak="0">
     <w:nsid w:val="39094427"/>
     <w:multiLevelType w:val="multilevel"/>
     <w:tmpl w:val="39094427"/>
@@ -8957,7 +15496,7 @@
       </w:rPr>
     </w:lvl>
   </w:abstractNum>
-  <w:abstractNum w:abstractNumId="12" w15:restartNumberingAfterBreak="0">
+  <w:abstractNum w:abstractNumId="15" w15:restartNumberingAfterBreak="0">
     <w:nsid w:val="3C0A0B11"/>
     <w:multiLevelType w:val="hybridMultilevel"/>
     <w:tmpl w:val="3E387F2A"/>
@@ -9046,7 +15585,7 @@
       </w:pPr>
     </w:lvl>
   </w:abstractNum>
-  <w:abstractNum w:abstractNumId="13" w15:restartNumberingAfterBreak="0">
+  <w:abstractNum w:abstractNumId="16" w15:restartNumberingAfterBreak="0">
     <w:nsid w:val="3DD60511"/>
     <w:multiLevelType w:val="hybridMultilevel"/>
     <w:tmpl w:val="922AD15C"/>
@@ -9158,7 +15697,7 @@
       </w:rPr>
     </w:lvl>
   </w:abstractNum>
-  <w:abstractNum w:abstractNumId="14" w15:restartNumberingAfterBreak="0">
+  <w:abstractNum w:abstractNumId="17" w15:restartNumberingAfterBreak="0">
     <w:nsid w:val="3DD83BDA"/>
     <w:multiLevelType w:val="multilevel"/>
     <w:tmpl w:val="9A927880"/>
@@ -9307,7 +15846,7 @@
       </w:rPr>
     </w:lvl>
   </w:abstractNum>
-  <w:abstractNum w:abstractNumId="15" w15:restartNumberingAfterBreak="0">
+  <w:abstractNum w:abstractNumId="18" w15:restartNumberingAfterBreak="0">
     <w:nsid w:val="3FEB565D"/>
     <w:multiLevelType w:val="multilevel"/>
     <w:tmpl w:val="C59A4E34"/>
@@ -9456,7 +15995,7 @@
       </w:rPr>
     </w:lvl>
   </w:abstractNum>
-  <w:abstractNum w:abstractNumId="16" w15:restartNumberingAfterBreak="0">
+  <w:abstractNum w:abstractNumId="19" w15:restartNumberingAfterBreak="0">
     <w:nsid w:val="4CF0643F"/>
     <w:multiLevelType w:val="hybridMultilevel"/>
     <w:tmpl w:val="01A2EED6"/>
@@ -9573,7 +16112,7 @@
       </w:rPr>
     </w:lvl>
   </w:abstractNum>
-  <w:abstractNum w:abstractNumId="17" w15:restartNumberingAfterBreak="0">
+  <w:abstractNum w:abstractNumId="20" w15:restartNumberingAfterBreak="0">
     <w:nsid w:val="53373E06"/>
     <w:multiLevelType w:val="hybridMultilevel"/>
     <w:tmpl w:val="3C28505A"/>
@@ -9686,7 +16225,7 @@
       </w:rPr>
     </w:lvl>
   </w:abstractNum>
-  <w:abstractNum w:abstractNumId="18" w15:restartNumberingAfterBreak="0">
+  <w:abstractNum w:abstractNumId="21" w15:restartNumberingAfterBreak="0">
     <w:nsid w:val="60CA799E"/>
     <w:multiLevelType w:val="hybridMultilevel"/>
     <w:tmpl w:val="1ACC4680"/>
@@ -9810,7 +16349,7 @@
       </w:rPr>
     </w:lvl>
   </w:abstractNum>
-  <w:abstractNum w:abstractNumId="19" w15:restartNumberingAfterBreak="0">
+  <w:abstractNum w:abstractNumId="22" w15:restartNumberingAfterBreak="0">
     <w:nsid w:val="687B01B5"/>
     <w:multiLevelType w:val="multilevel"/>
     <w:tmpl w:val="60B6A3EC"/>
@@ -9923,7 +16462,156 @@
       </w:rPr>
     </w:lvl>
   </w:abstractNum>
-  <w:abstractNum w:abstractNumId="20" w15:restartNumberingAfterBreak="0">
+  <w:abstractNum w:abstractNumId="23" w15:restartNumberingAfterBreak="0">
+    <w:nsid w:val="77222D72"/>
+    <w:multiLevelType w:val="multilevel"/>
+    <w:tmpl w:val="43A6A17A"/>
+    <w:lvl w:ilvl="0">
+      <w:start w:val="1"/>
+      <w:numFmt w:val="bullet"/>
+      <w:lvlText w:val=""/>
+      <w:lvlJc w:val="left"/>
+      <w:pPr>
+        <w:tabs>
+          <w:tab w:val="num" w:pos="720"/>
+        </w:tabs>
+        <w:ind w:left="720" w:hanging="360"/>
+      </w:pPr>
+      <w:rPr>
+        <w:rFonts w:ascii="Symbol" w:hAnsi="Symbol" w:hint="default"/>
+        <w:sz w:val="20"/>
+      </w:rPr>
+    </w:lvl>
+    <w:lvl w:ilvl="1" w:tentative="1">
+      <w:start w:val="1"/>
+      <w:numFmt w:val="bullet"/>
+      <w:lvlText w:val="o"/>
+      <w:lvlJc w:val="left"/>
+      <w:pPr>
+        <w:tabs>
+          <w:tab w:val="num" w:pos="1440"/>
+        </w:tabs>
+        <w:ind w:left="1440" w:hanging="360"/>
+      </w:pPr>
+      <w:rPr>
+        <w:rFonts w:ascii="Courier New" w:hAnsi="Courier New" w:hint="default"/>
+        <w:sz w:val="20"/>
+      </w:rPr>
+    </w:lvl>
+    <w:lvl w:ilvl="2" w:tentative="1">
+      <w:start w:val="1"/>
+      <w:numFmt w:val="bullet"/>
+      <w:lvlText w:val=""/>
+      <w:lvlJc w:val="left"/>
+      <w:pPr>
+        <w:tabs>
+          <w:tab w:val="num" w:pos="2160"/>
+        </w:tabs>
+        <w:ind w:left="2160" w:hanging="360"/>
+      </w:pPr>
+      <w:rPr>
+        <w:rFonts w:ascii="Wingdings" w:hAnsi="Wingdings" w:hint="default"/>
+        <w:sz w:val="20"/>
+      </w:rPr>
+    </w:lvl>
+    <w:lvl w:ilvl="3" w:tentative="1">
+      <w:start w:val="1"/>
+      <w:numFmt w:val="bullet"/>
+      <w:lvlText w:val=""/>
+      <w:lvlJc w:val="left"/>
+      <w:pPr>
+        <w:tabs>
+          <w:tab w:val="num" w:pos="2880"/>
+        </w:tabs>
+        <w:ind w:left="2880" w:hanging="360"/>
+      </w:pPr>
+      <w:rPr>
+        <w:rFonts w:ascii="Wingdings" w:hAnsi="Wingdings" w:hint="default"/>
+        <w:sz w:val="20"/>
+      </w:rPr>
+    </w:lvl>
+    <w:lvl w:ilvl="4" w:tentative="1">
+      <w:start w:val="1"/>
+      <w:numFmt w:val="bullet"/>
+      <w:lvlText w:val=""/>
+      <w:lvlJc w:val="left"/>
+      <w:pPr>
+        <w:tabs>
+          <w:tab w:val="num" w:pos="3600"/>
+        </w:tabs>
+        <w:ind w:left="3600" w:hanging="360"/>
+      </w:pPr>
+      <w:rPr>
+        <w:rFonts w:ascii="Wingdings" w:hAnsi="Wingdings" w:hint="default"/>
+        <w:sz w:val="20"/>
+      </w:rPr>
+    </w:lvl>
+    <w:lvl w:ilvl="5" w:tentative="1">
+      <w:start w:val="1"/>
+      <w:numFmt w:val="bullet"/>
+      <w:lvlText w:val=""/>
+      <w:lvlJc w:val="left"/>
+      <w:pPr>
+        <w:tabs>
+          <w:tab w:val="num" w:pos="4320"/>
+        </w:tabs>
+        <w:ind w:left="4320" w:hanging="360"/>
+      </w:pPr>
+      <w:rPr>
+        <w:rFonts w:ascii="Wingdings" w:hAnsi="Wingdings" w:hint="default"/>
+        <w:sz w:val="20"/>
+      </w:rPr>
+    </w:lvl>
+    <w:lvl w:ilvl="6" w:tentative="1">
+      <w:start w:val="1"/>
+      <w:numFmt w:val="bullet"/>
+      <w:lvlText w:val=""/>
+      <w:lvlJc w:val="left"/>
+      <w:pPr>
+        <w:tabs>
+          <w:tab w:val="num" w:pos="5040"/>
+        </w:tabs>
+        <w:ind w:left="5040" w:hanging="360"/>
+      </w:pPr>
+      <w:rPr>
+        <w:rFonts w:ascii="Wingdings" w:hAnsi="Wingdings" w:hint="default"/>
+        <w:sz w:val="20"/>
+      </w:rPr>
+    </w:lvl>
+    <w:lvl w:ilvl="7" w:tentative="1">
+      <w:start w:val="1"/>
+      <w:numFmt w:val="bullet"/>
+      <w:lvlText w:val=""/>
+      <w:lvlJc w:val="left"/>
+      <w:pPr>
+        <w:tabs>
+          <w:tab w:val="num" w:pos="5760"/>
+        </w:tabs>
+        <w:ind w:left="5760" w:hanging="360"/>
+      </w:pPr>
+      <w:rPr>
+        <w:rFonts w:ascii="Wingdings" w:hAnsi="Wingdings" w:hint="default"/>
+        <w:sz w:val="20"/>
+      </w:rPr>
+    </w:lvl>
+    <w:lvl w:ilvl="8" w:tentative="1">
+      <w:start w:val="1"/>
+      <w:numFmt w:val="bullet"/>
+      <w:lvlText w:val=""/>
+      <w:lvlJc w:val="left"/>
+      <w:pPr>
+        <w:tabs>
+          <w:tab w:val="num" w:pos="6480"/>
+        </w:tabs>
+        <w:ind w:left="6480" w:hanging="360"/>
+      </w:pPr>
+      <w:rPr>
+        <w:rFonts w:ascii="Wingdings" w:hAnsi="Wingdings" w:hint="default"/>
+        <w:sz w:val="20"/>
+      </w:rPr>
+    </w:lvl>
+  </w:abstractNum>
+  <w:abstractNum w:abstractNumId="24" w15:restartNumberingAfterBreak="0">
     <w:nsid w:val="7F065926"/>
     <w:multiLevelType w:val="hybridMultilevel"/>
     <w:tmpl w:val="86387348"/>
@@ -10048,67 +16736,79 @@
     </w:lvl>
   </w:abstractNum>
   <w:num w:numId="1" w16cid:durableId="857694837">
-    <w:abstractNumId w:val="16"/>
+    <w:abstractNumId w:val="19"/>
   </w:num>
   <w:num w:numId="2" w16cid:durableId="1285187579">
-    <w:abstractNumId w:val="20"/>
+    <w:abstractNumId w:val="24"/>
   </w:num>
   <w:num w:numId="3" w16cid:durableId="2129161019">
-    <w:abstractNumId w:val="18"/>
+    <w:abstractNumId w:val="21"/>
   </w:num>
   <w:num w:numId="4" w16cid:durableId="596061602">
-    <w:abstractNumId w:val="19"/>
+    <w:abstractNumId w:val="22"/>
   </w:num>
   <w:num w:numId="5" w16cid:durableId="2141532793">
-    <w:abstractNumId w:val="4"/>
+    <w:abstractNumId w:val="5"/>
   </w:num>
   <w:num w:numId="6" w16cid:durableId="518550240">
-    <w:abstractNumId w:val="12"/>
+    <w:abstractNumId w:val="15"/>
   </w:num>
   <w:num w:numId="7" w16cid:durableId="2140341769">
-    <w:abstractNumId w:val="11"/>
+    <w:abstractNumId w:val="14"/>
   </w:num>
   <w:num w:numId="8" w16cid:durableId="2048136079">
-    <w:abstractNumId w:val="13"/>
+    <w:abstractNumId w:val="16"/>
   </w:num>
   <w:num w:numId="9" w16cid:durableId="535119626">
     <w:abstractNumId w:val="3"/>
   </w:num>
   <w:num w:numId="10" w16cid:durableId="1264802672">
-    <w:abstractNumId w:val="15"/>
+    <w:abstractNumId w:val="18"/>
   </w:num>
   <w:num w:numId="11" w16cid:durableId="1717311075">
-    <w:abstractNumId w:val="8"/>
+    <w:abstractNumId w:val="9"/>
   </w:num>
   <w:num w:numId="12" w16cid:durableId="108937257">
     <w:abstractNumId w:val="1"/>
   </w:num>
   <w:num w:numId="13" w16cid:durableId="436485050">
-    <w:abstractNumId w:val="9"/>
+    <w:abstractNumId w:val="11"/>
   </w:num>
   <w:num w:numId="14" w16cid:durableId="1643076854">
-    <w:abstractNumId w:val="5"/>
+    <w:abstractNumId w:val="6"/>
   </w:num>
   <w:num w:numId="15" w16cid:durableId="705831669">
-    <w:abstractNumId w:val="17"/>
+    <w:abstractNumId w:val="20"/>
   </w:num>
   <w:num w:numId="16" w16cid:durableId="1485243925">
     <w:abstractNumId w:val="0"/>
   </w:num>
   <w:num w:numId="17" w16cid:durableId="235940554">
-    <w:abstractNumId w:val="10"/>
+    <w:abstractNumId w:val="12"/>
   </w:num>
   <w:num w:numId="18" w16cid:durableId="594093091">
     <w:abstractNumId w:val="2"/>
   </w:num>
   <w:num w:numId="19" w16cid:durableId="587731780">
-    <w:abstractNumId w:val="14"/>
+    <w:abstractNumId w:val="17"/>
   </w:num>
   <w:num w:numId="20" w16cid:durableId="233663787">
+    <w:abstractNumId w:val="8"/>
+  </w:num>
+  <w:num w:numId="21" w16cid:durableId="57480619">
     <w:abstractNumId w:val="7"/>
   </w:num>
-  <w:num w:numId="21" w16cid:durableId="57480619">
-    <w:abstractNumId w:val="6"/>
+  <w:num w:numId="22" w16cid:durableId="405079242">
+    <w:abstractNumId w:val="10"/>
+  </w:num>
+  <w:num w:numId="23" w16cid:durableId="370037769">
+    <w:abstractNumId w:val="23"/>
+  </w:num>
+  <w:num w:numId="24" w16cid:durableId="422266872">
+    <w:abstractNumId w:val="4"/>
+  </w:num>
+  <w:num w:numId="25" w16cid:durableId="427966247">
+    <w:abstractNumId w:val="13"/>
   </w:num>
 </w:numbering>
 </file>
@@ -10586,6 +17286,29 @@
       <w:i/>
       <w:sz w:val="26"/>
       <w:szCs w:val="24"/>
+    </w:rPr>
+  </w:style>
+  <w:style w:type="paragraph" w:styleId="Heading4">
+    <w:name w:val="heading 4"/>
+    <w:basedOn w:val="Normal"/>
+    <w:next w:val="Normal"/>
+    <w:link w:val="Heading4Char"/>
+    <w:uiPriority w:val="9"/>
+    <w:semiHidden/>
+    <w:unhideWhenUsed/>
+    <w:qFormat/>
+    <w:rsid w:val="00FA3C2A"/>
+    <w:pPr>
+      <w:keepNext/>
+      <w:keepLines/>
+      <w:spacing w:before="40" w:after="0"/>
+      <w:outlineLvl w:val="3"/>
+    </w:pPr>
+    <w:rPr>
+      <w:rFonts w:asciiTheme="majorHAnsi" w:eastAsiaTheme="majorEastAsia" w:hAnsiTheme="majorHAnsi" w:cstheme="majorBidi"/>
+      <w:i/>
+      <w:iCs/>
+      <w:color w:val="2F5496" w:themeColor="accent1" w:themeShade="BF"/>
     </w:rPr>
   </w:style>
   <w:style w:type="character" w:default="1" w:styleId="DefaultParagraphFont">
@@ -11242,6 +17965,64 @@
       <w:u w:val="single"/>
     </w:rPr>
   </w:style>
+  <w:style w:type="paragraph" w:customStyle="1" w:styleId="isselectedend">
+    <w:name w:val="isselectedend"/>
+    <w:basedOn w:val="Normal"/>
+    <w:rsid w:val="00E417EB"/>
+    <w:pPr>
+      <w:spacing w:before="100" w:beforeAutospacing="1" w:after="100" w:afterAutospacing="1" w:line="240" w:lineRule="auto"/>
+      <w:ind w:firstLine="0"/>
+      <w:jc w:val="left"/>
+    </w:pPr>
+    <w:rPr>
+      <w:sz w:val="24"/>
+      <w:szCs w:val="24"/>
+      <w:lang w:val="en-US"/>
+    </w:rPr>
+  </w:style>
+  <w:style w:type="character" w:styleId="Strong">
+    <w:name w:val="Strong"/>
+    <w:basedOn w:val="DefaultParagraphFont"/>
+    <w:uiPriority w:val="22"/>
+    <w:qFormat/>
+    <w:rsid w:val="00E417EB"/>
+    <w:rPr>
+      <w:b/>
+      <w:bCs/>
+    </w:rPr>
+  </w:style>
+  <w:style w:type="character" w:customStyle="1" w:styleId="text-token-text-primary">
+    <w:name w:val="text-token-text-primary"/>
+    <w:basedOn w:val="DefaultParagraphFont"/>
+    <w:rsid w:val="00E417EB"/>
+  </w:style>
+  <w:style w:type="character" w:styleId="PlaceholderText">
+    <w:name w:val="Placeholder Text"/>
+    <w:basedOn w:val="DefaultParagraphFont"/>
+    <w:uiPriority w:val="99"/>
+    <w:semiHidden/>
+    <w:rsid w:val="00FA3C2A"/>
+    <w:rPr>
+      <w:color w:val="666666"/>
+    </w:rPr>
+  </w:style>
+  <w:style w:type="character" w:customStyle="1" w:styleId="Heading4Char">
+    <w:name w:val="Heading 4 Char"/>
+    <w:basedOn w:val="DefaultParagraphFont"/>
+    <w:link w:val="Heading4"/>
+    <w:uiPriority w:val="9"/>
+    <w:semiHidden/>
+    <w:rsid w:val="00FA3C2A"/>
+    <w:rPr>
+      <w:rFonts w:asciiTheme="majorHAnsi" w:eastAsiaTheme="majorEastAsia" w:hAnsiTheme="majorHAnsi" w:cstheme="majorBidi"/>
+      <w:i/>
+      <w:iCs/>
+      <w:color w:val="2F5496" w:themeColor="accent1" w:themeShade="BF"/>
+      <w:kern w:val="0"/>
+      <w:lang w:val="vi"/>
+      <w14:ligatures w14:val="none"/>
+    </w:rPr>
+  </w:style>
 </w:styles>
 </file>
 
